--- a/docs/sdlc/40_test/WS2D-UT-001_単体テスト仕様兼結果報告書.docx
+++ b/docs/sdlc/40_test/WS2D-UT-001_単体テスト仕様兼結果報告書.docx
@@ -76,13 +76,13 @@
         <w:tblLook w:firstColumn="1" w:firstRow="1" w:lastColumn="0" w:lastRow="0" w:noHBand="0" w:noVBand="1" w:val="04A0"/>
       </w:tblPr>
       <w:tblGrid>
-        <w:gridCol w:w="4320"/>
-        <w:gridCol w:w="4320"/>
+        <w:gridCol w:w="4961"/>
+        <w:gridCol w:w="4961"/>
       </w:tblGrid>
       <w:tr>
         <w:tc>
           <w:tcPr>
-            <w:tcW w:type="dxa" w:w="4320"/>
+            <w:tcW w:type="dxa" w:w="4961"/>
             <w:shd w:fill="D9E2F3"/>
           </w:tcPr>
           <w:p>
@@ -102,7 +102,7 @@
         </w:tc>
         <w:tc>
           <w:tcPr>
-            <w:tcW w:type="dxa" w:w="4320"/>
+            <w:tcW w:type="dxa" w:w="4961"/>
           </w:tcPr>
           <w:p>
             <w:r>
@@ -123,7 +123,7 @@
       <w:tr>
         <w:tc>
           <w:tcPr>
-            <w:tcW w:type="dxa" w:w="4320"/>
+            <w:tcW w:type="dxa" w:w="4961"/>
             <w:shd w:fill="D9E2F3"/>
           </w:tcPr>
           <w:p>
@@ -143,7 +143,7 @@
         </w:tc>
         <w:tc>
           <w:tcPr>
-            <w:tcW w:type="dxa" w:w="4320"/>
+            <w:tcW w:type="dxa" w:w="4961"/>
           </w:tcPr>
           <w:p>
             <w:r>
@@ -164,7 +164,7 @@
       <w:tr>
         <w:tc>
           <w:tcPr>
-            <w:tcW w:type="dxa" w:w="4320"/>
+            <w:tcW w:type="dxa" w:w="4961"/>
             <w:shd w:fill="D9E2F3"/>
           </w:tcPr>
           <w:p>
@@ -184,7 +184,7 @@
         </w:tc>
         <w:tc>
           <w:tcPr>
-            <w:tcW w:type="dxa" w:w="4320"/>
+            <w:tcW w:type="dxa" w:w="4961"/>
           </w:tcPr>
           <w:p>
             <w:r>
@@ -205,7 +205,7 @@
       <w:tr>
         <w:tc>
           <w:tcPr>
-            <w:tcW w:type="dxa" w:w="4320"/>
+            <w:tcW w:type="dxa" w:w="4961"/>
             <w:shd w:fill="D9E2F3"/>
           </w:tcPr>
           <w:p>
@@ -225,7 +225,7 @@
         </w:tc>
         <w:tc>
           <w:tcPr>
-            <w:tcW w:type="dxa" w:w="4320"/>
+            <w:tcW w:type="dxa" w:w="4961"/>
           </w:tcPr>
           <w:p>
             <w:r>
@@ -246,7 +246,7 @@
       <w:tr>
         <w:tc>
           <w:tcPr>
-            <w:tcW w:type="dxa" w:w="4320"/>
+            <w:tcW w:type="dxa" w:w="4961"/>
             <w:shd w:fill="D9E2F3"/>
           </w:tcPr>
           <w:p>
@@ -266,7 +266,7 @@
         </w:tc>
         <w:tc>
           <w:tcPr>
-            <w:tcW w:type="dxa" w:w="4320"/>
+            <w:tcW w:type="dxa" w:w="4961"/>
           </w:tcPr>
           <w:p>
             <w:r>
@@ -287,7 +287,7 @@
       <w:tr>
         <w:tc>
           <w:tcPr>
-            <w:tcW w:type="dxa" w:w="4320"/>
+            <w:tcW w:type="dxa" w:w="4961"/>
             <w:shd w:fill="D9E2F3"/>
           </w:tcPr>
           <w:p>
@@ -307,7 +307,7 @@
         </w:tc>
         <w:tc>
           <w:tcPr>
-            <w:tcW w:type="dxa" w:w="4320"/>
+            <w:tcW w:type="dxa" w:w="4961"/>
           </w:tcPr>
           <w:p>
             <w:r>
@@ -356,13 +356,13 @@
         <w:tblLook w:firstColumn="1" w:firstRow="1" w:lastColumn="0" w:lastRow="0" w:noHBand="0" w:noVBand="1" w:val="04A0"/>
       </w:tblPr>
       <w:tblGrid>
-        <w:gridCol w:w="4320"/>
-        <w:gridCol w:w="4320"/>
+        <w:gridCol w:w="4961"/>
+        <w:gridCol w:w="4961"/>
       </w:tblGrid>
       <w:tr>
         <w:tc>
           <w:tcPr>
-            <w:tcW w:type="dxa" w:w="4320"/>
+            <w:tcW w:type="dxa" w:w="4961"/>
             <w:shd w:fill="D9E2F3"/>
           </w:tcPr>
           <w:p>
@@ -382,7 +382,7 @@
         </w:tc>
         <w:tc>
           <w:tcPr>
-            <w:tcW w:type="dxa" w:w="4320"/>
+            <w:tcW w:type="dxa" w:w="4961"/>
           </w:tcPr>
           <w:p>
             <w:r>
@@ -403,7 +403,7 @@
       <w:tr>
         <w:tc>
           <w:tcPr>
-            <w:tcW w:type="dxa" w:w="4320"/>
+            <w:tcW w:type="dxa" w:w="4961"/>
             <w:shd w:fill="D9E2F3"/>
           </w:tcPr>
           <w:p>
@@ -423,7 +423,7 @@
         </w:tc>
         <w:tc>
           <w:tcPr>
-            <w:tcW w:type="dxa" w:w="4320"/>
+            <w:tcW w:type="dxa" w:w="4961"/>
           </w:tcPr>
           <w:p>
             <w:r>
@@ -444,7 +444,7 @@
       <w:tr>
         <w:tc>
           <w:tcPr>
-            <w:tcW w:type="dxa" w:w="4320"/>
+            <w:tcW w:type="dxa" w:w="4961"/>
             <w:shd w:fill="D9E2F3"/>
           </w:tcPr>
           <w:p>
@@ -464,7 +464,7 @@
         </w:tc>
         <w:tc>
           <w:tcPr>
-            <w:tcW w:type="dxa" w:w="4320"/>
+            <w:tcW w:type="dxa" w:w="4961"/>
           </w:tcPr>
           <w:p>
             <w:r>
@@ -485,7 +485,7 @@
       <w:tr>
         <w:tc>
           <w:tcPr>
-            <w:tcW w:type="dxa" w:w="4320"/>
+            <w:tcW w:type="dxa" w:w="4961"/>
             <w:shd w:fill="D9E2F3"/>
           </w:tcPr>
           <w:p>
@@ -505,7 +505,7 @@
         </w:tc>
         <w:tc>
           <w:tcPr>
-            <w:tcW w:type="dxa" w:w="4320"/>
+            <w:tcW w:type="dxa" w:w="4961"/>
           </w:tcPr>
           <w:p>
             <w:r>
@@ -526,7 +526,7 @@
       <w:tr>
         <w:tc>
           <w:tcPr>
-            <w:tcW w:type="dxa" w:w="4320"/>
+            <w:tcW w:type="dxa" w:w="4961"/>
             <w:shd w:fill="D9E2F3"/>
           </w:tcPr>
           <w:p>
@@ -546,7 +546,7 @@
         </w:tc>
         <w:tc>
           <w:tcPr>
-            <w:tcW w:type="dxa" w:w="4320"/>
+            <w:tcW w:type="dxa" w:w="4961"/>
           </w:tcPr>
           <w:p>
             <w:r>
@@ -567,7 +567,7 @@
       <w:tr>
         <w:tc>
           <w:tcPr>
-            <w:tcW w:type="dxa" w:w="4320"/>
+            <w:tcW w:type="dxa" w:w="4961"/>
             <w:shd w:fill="D9E2F3"/>
           </w:tcPr>
           <w:p>
@@ -587,7 +587,7 @@
         </w:tc>
         <w:tc>
           <w:tcPr>
-            <w:tcW w:type="dxa" w:w="4320"/>
+            <w:tcW w:type="dxa" w:w="4961"/>
           </w:tcPr>
           <w:p>
             <w:r>
@@ -632,15 +632,15 @@
         <w:tblLook w:firstColumn="1" w:firstRow="1" w:lastColumn="0" w:lastRow="0" w:noHBand="0" w:noVBand="1" w:val="04A0"/>
       </w:tblPr>
       <w:tblGrid>
-        <w:gridCol w:w="2160"/>
-        <w:gridCol w:w="2160"/>
-        <w:gridCol w:w="2160"/>
-        <w:gridCol w:w="2160"/>
+        <w:gridCol w:w="2480"/>
+        <w:gridCol w:w="2480"/>
+        <w:gridCol w:w="2480"/>
+        <w:gridCol w:w="2480"/>
       </w:tblGrid>
       <w:tr>
         <w:tc>
           <w:tcPr>
-            <w:tcW w:type="dxa" w:w="2160"/>
+            <w:tcW w:type="dxa" w:w="2480"/>
             <w:shd w:fill="D9E2F3"/>
           </w:tcPr>
           <w:p>
@@ -662,7 +662,7 @@
         </w:tc>
         <w:tc>
           <w:tcPr>
-            <w:tcW w:type="dxa" w:w="2160"/>
+            <w:tcW w:type="dxa" w:w="2480"/>
             <w:shd w:fill="D9E2F3"/>
           </w:tcPr>
           <w:p>
@@ -684,7 +684,7 @@
         </w:tc>
         <w:tc>
           <w:tcPr>
-            <w:tcW w:type="dxa" w:w="2160"/>
+            <w:tcW w:type="dxa" w:w="2480"/>
             <w:shd w:fill="D9E2F3"/>
           </w:tcPr>
           <w:p>
@@ -706,7 +706,7 @@
         </w:tc>
         <w:tc>
           <w:tcPr>
-            <w:tcW w:type="dxa" w:w="2160"/>
+            <w:tcW w:type="dxa" w:w="2480"/>
             <w:shd w:fill="D9E2F3"/>
           </w:tcPr>
           <w:p>
@@ -730,7 +730,7 @@
       <w:tr>
         <w:tc>
           <w:tcPr>
-            <w:tcW w:type="dxa" w:w="2160"/>
+            <w:tcW w:type="dxa" w:w="2480"/>
           </w:tcPr>
           <w:p>
             <w:r>
@@ -749,7 +749,7 @@
         </w:tc>
         <w:tc>
           <w:tcPr>
-            <w:tcW w:type="dxa" w:w="2160"/>
+            <w:tcW w:type="dxa" w:w="2480"/>
           </w:tcPr>
           <w:p>
             <w:r>
@@ -761,7 +761,7 @@
         </w:tc>
         <w:tc>
           <w:tcPr>
-            <w:tcW w:type="dxa" w:w="2160"/>
+            <w:tcW w:type="dxa" w:w="2480"/>
           </w:tcPr>
           <w:p>
             <w:r>
@@ -773,7 +773,7 @@
         </w:tc>
         <w:tc>
           <w:tcPr>
-            <w:tcW w:type="dxa" w:w="2160"/>
+            <w:tcW w:type="dxa" w:w="2480"/>
           </w:tcPr>
           <w:p>
             <w:r>
@@ -787,7 +787,7 @@
       <w:tr>
         <w:tc>
           <w:tcPr>
-            <w:tcW w:type="dxa" w:w="2160"/>
+            <w:tcW w:type="dxa" w:w="2480"/>
           </w:tcPr>
           <w:p>
             <w:r>
@@ -806,7 +806,7 @@
         </w:tc>
         <w:tc>
           <w:tcPr>
-            <w:tcW w:type="dxa" w:w="2160"/>
+            <w:tcW w:type="dxa" w:w="2480"/>
           </w:tcPr>
           <w:p>
             <w:r>
@@ -818,7 +818,7 @@
         </w:tc>
         <w:tc>
           <w:tcPr>
-            <w:tcW w:type="dxa" w:w="2160"/>
+            <w:tcW w:type="dxa" w:w="2480"/>
           </w:tcPr>
           <w:p>
             <w:r>
@@ -830,7 +830,7 @@
         </w:tc>
         <w:tc>
           <w:tcPr>
-            <w:tcW w:type="dxa" w:w="2160"/>
+            <w:tcW w:type="dxa" w:w="2480"/>
           </w:tcPr>
           <w:p>
             <w:r>
@@ -844,7 +844,7 @@
       <w:tr>
         <w:tc>
           <w:tcPr>
-            <w:tcW w:type="dxa" w:w="2160"/>
+            <w:tcW w:type="dxa" w:w="2480"/>
             <w:shd w:fill="D9E2F3"/>
           </w:tcPr>
           <w:p>
@@ -864,7 +864,7 @@
         </w:tc>
         <w:tc>
           <w:tcPr>
-            <w:tcW w:type="dxa" w:w="2160"/>
+            <w:tcW w:type="dxa" w:w="2480"/>
           </w:tcPr>
           <w:p>
             <w:r>
@@ -876,7 +876,7 @@
         </w:tc>
         <w:tc>
           <w:tcPr>
-            <w:tcW w:type="dxa" w:w="2160"/>
+            <w:tcW w:type="dxa" w:w="2480"/>
           </w:tcPr>
           <w:p>
             <w:r>
@@ -888,7 +888,7 @@
         </w:tc>
         <w:tc>
           <w:tcPr>
-            <w:tcW w:type="dxa" w:w="2160"/>
+            <w:tcW w:type="dxa" w:w="2480"/>
           </w:tcPr>
           <w:p>
             <w:r>
@@ -1484,17 +1484,17 @@
       <w:tblPr>
         <w:tblStyle w:val="TableGrid"/>
         <w:tblW w:type="auto" w:w="0"/>
-        <w:tblLayout w:type="autofit"/>
+        <w:tblLayout w:type="fixed"/>
         <w:tblLook w:firstColumn="1" w:firstRow="1" w:lastColumn="0" w:lastRow="0" w:noHBand="0" w:noVBand="1" w:val="04A0"/>
       </w:tblPr>
       <w:tblGrid>
-        <w:gridCol w:w="4320"/>
-        <w:gridCol w:w="4320"/>
+        <w:gridCol w:w="4961"/>
+        <w:gridCol w:w="4961"/>
       </w:tblGrid>
       <w:tr>
         <w:tc>
           <w:tcPr>
-            <w:tcW w:type="dxa" w:w="4320"/>
+            <w:tcW w:type="dxa" w:w="4961"/>
             <w:shd w:fill="D9E2F3"/>
           </w:tcPr>
           <w:p>
@@ -1516,7 +1516,7 @@
         </w:tc>
         <w:tc>
           <w:tcPr>
-            <w:tcW w:type="dxa" w:w="4320"/>
+            <w:tcW w:type="dxa" w:w="4961"/>
             <w:shd w:fill="D9E2F3"/>
           </w:tcPr>
           <w:p>
@@ -1540,7 +1540,7 @@
       <w:tr>
         <w:tc>
           <w:tcPr>
-            <w:tcW w:type="dxa" w:w="4320"/>
+            <w:tcW w:type="dxa" w:w="4961"/>
           </w:tcPr>
           <w:p>
             <w:r>
@@ -1559,7 +1559,7 @@
         </w:tc>
         <w:tc>
           <w:tcPr>
-            <w:tcW w:type="dxa" w:w="4320"/>
+            <w:tcW w:type="dxa" w:w="4961"/>
           </w:tcPr>
           <w:p>
             <w:r>
@@ -1587,7 +1587,7 @@
       <w:tr>
         <w:tc>
           <w:tcPr>
-            <w:tcW w:type="dxa" w:w="4320"/>
+            <w:tcW w:type="dxa" w:w="4961"/>
           </w:tcPr>
           <w:p>
             <w:r>
@@ -1606,7 +1606,7 @@
         </w:tc>
         <w:tc>
           <w:tcPr>
-            <w:tcW w:type="dxa" w:w="4320"/>
+            <w:tcW w:type="dxa" w:w="4961"/>
           </w:tcPr>
           <w:p>
             <w:r>
@@ -1669,7 +1669,7 @@
       <w:tr>
         <w:tc>
           <w:tcPr>
-            <w:tcW w:type="dxa" w:w="4320"/>
+            <w:tcW w:type="dxa" w:w="4961"/>
           </w:tcPr>
           <w:p>
             <w:r>
@@ -1688,7 +1688,7 @@
         </w:tc>
         <w:tc>
           <w:tcPr>
-            <w:tcW w:type="dxa" w:w="4320"/>
+            <w:tcW w:type="dxa" w:w="4961"/>
           </w:tcPr>
           <w:p>
             <w:r>
@@ -1709,7 +1709,7 @@
       <w:tr>
         <w:tc>
           <w:tcPr>
-            <w:tcW w:type="dxa" w:w="4320"/>
+            <w:tcW w:type="dxa" w:w="4961"/>
           </w:tcPr>
           <w:p>
             <w:r>
@@ -1728,7 +1728,7 @@
         </w:tc>
         <w:tc>
           <w:tcPr>
-            <w:tcW w:type="dxa" w:w="4320"/>
+            <w:tcW w:type="dxa" w:w="4961"/>
           </w:tcPr>
           <w:p>
             <w:r>
@@ -1756,7 +1756,7 @@
       <w:tr>
         <w:tc>
           <w:tcPr>
-            <w:tcW w:type="dxa" w:w="4320"/>
+            <w:tcW w:type="dxa" w:w="4961"/>
           </w:tcPr>
           <w:p>
             <w:r>
@@ -1775,7 +1775,7 @@
         </w:tc>
         <w:tc>
           <w:tcPr>
-            <w:tcW w:type="dxa" w:w="4320"/>
+            <w:tcW w:type="dxa" w:w="4961"/>
           </w:tcPr>
           <w:p>
             <w:r>
@@ -1803,7 +1803,7 @@
       <w:tr>
         <w:tc>
           <w:tcPr>
-            <w:tcW w:type="dxa" w:w="4320"/>
+            <w:tcW w:type="dxa" w:w="4961"/>
           </w:tcPr>
           <w:p>
             <w:r>
@@ -1822,7 +1822,7 @@
         </w:tc>
         <w:tc>
           <w:tcPr>
-            <w:tcW w:type="dxa" w:w="4320"/>
+            <w:tcW w:type="dxa" w:w="4961"/>
           </w:tcPr>
           <w:p>
             <w:r>
@@ -1909,7 +1909,7 @@
       <w:r>
         <w:drawing>
           <wp:inline xmlns:a="http://schemas.openxmlformats.org/drawingml/2006/main" xmlns:pic="http://schemas.openxmlformats.org/drawingml/2006/picture">
-            <wp:extent cx="4355284" cy="6858000"/>
+            <wp:extent cx="4724410" cy="7439240"/>
             <wp:docPr id="1" name="Picture 1"/>
             <wp:cNvGraphicFramePr>
               <a:graphicFrameLocks noChangeAspect="1"/>
@@ -1930,7 +1930,7 @@
                   <pic:spPr>
                     <a:xfrm>
                       <a:off x="0" y="0"/>
-                      <a:ext cx="4355284" cy="6858000"/>
+                      <a:ext cx="4724410" cy="7439240"/>
                     </a:xfrm>
                     <a:prstGeom prst="rect"/>
                   </pic:spPr>
@@ -2307,7 +2307,7 @@
       <w:r>
         <w:drawing>
           <wp:inline xmlns:a="http://schemas.openxmlformats.org/drawingml/2006/main" xmlns:pic="http://schemas.openxmlformats.org/drawingml/2006/picture">
-            <wp:extent cx="5486400" cy="690465"/>
+            <wp:extent cx="6300470" cy="792916"/>
             <wp:docPr id="2" name="Picture 2"/>
             <wp:cNvGraphicFramePr>
               <a:graphicFrameLocks noChangeAspect="1"/>
@@ -2328,7 +2328,7 @@
                   <pic:spPr>
                     <a:xfrm>
                       <a:off x="0" y="0"/>
-                      <a:ext cx="5486400" cy="690465"/>
+                      <a:ext cx="6300470" cy="792916"/>
                     </a:xfrm>
                     <a:prstGeom prst="rect"/>
                   </pic:spPr>
@@ -2495,17 +2495,17 @@
       <w:tblPr>
         <w:tblStyle w:val="TableGrid"/>
         <w:tblW w:type="auto" w:w="0"/>
-        <w:tblLayout w:type="autofit"/>
+        <w:tblLayout w:type="fixed"/>
         <w:tblLook w:firstColumn="1" w:firstRow="1" w:lastColumn="0" w:lastRow="0" w:noHBand="0" w:noVBand="1" w:val="04A0"/>
       </w:tblPr>
       <w:tblGrid>
-        <w:gridCol w:w="4320"/>
-        <w:gridCol w:w="4320"/>
+        <w:gridCol w:w="4961"/>
+        <w:gridCol w:w="4961"/>
       </w:tblGrid>
       <w:tr>
         <w:tc>
           <w:tcPr>
-            <w:tcW w:type="dxa" w:w="4320"/>
+            <w:tcW w:type="dxa" w:w="4961"/>
             <w:shd w:fill="D9E2F3"/>
           </w:tcPr>
           <w:p>
@@ -2527,7 +2527,7 @@
         </w:tc>
         <w:tc>
           <w:tcPr>
-            <w:tcW w:type="dxa" w:w="4320"/>
+            <w:tcW w:type="dxa" w:w="4961"/>
             <w:shd w:fill="D9E2F3"/>
           </w:tcPr>
           <w:p>
@@ -2551,7 +2551,7 @@
       <w:tr>
         <w:tc>
           <w:tcPr>
-            <w:tcW w:type="dxa" w:w="4320"/>
+            <w:tcW w:type="dxa" w:w="4961"/>
           </w:tcPr>
           <w:p>
             <w:r>
@@ -2570,7 +2570,7 @@
         </w:tc>
         <w:tc>
           <w:tcPr>
-            <w:tcW w:type="dxa" w:w="4320"/>
+            <w:tcW w:type="dxa" w:w="4961"/>
           </w:tcPr>
           <w:p>
             <w:r>
@@ -2619,7 +2619,7 @@
       <w:tr>
         <w:tc>
           <w:tcPr>
-            <w:tcW w:type="dxa" w:w="4320"/>
+            <w:tcW w:type="dxa" w:w="4961"/>
           </w:tcPr>
           <w:p>
             <w:r>
@@ -2638,7 +2638,7 @@
         </w:tc>
         <w:tc>
           <w:tcPr>
-            <w:tcW w:type="dxa" w:w="4320"/>
+            <w:tcW w:type="dxa" w:w="4961"/>
           </w:tcPr>
           <w:p>
             <w:r>
@@ -2673,7 +2673,7 @@
       <w:tr>
         <w:tc>
           <w:tcPr>
-            <w:tcW w:type="dxa" w:w="4320"/>
+            <w:tcW w:type="dxa" w:w="4961"/>
           </w:tcPr>
           <w:p>
             <w:r>
@@ -2692,7 +2692,7 @@
         </w:tc>
         <w:tc>
           <w:tcPr>
-            <w:tcW w:type="dxa" w:w="4320"/>
+            <w:tcW w:type="dxa" w:w="4961"/>
           </w:tcPr>
           <w:p>
             <w:r>
@@ -2727,7 +2727,7 @@
       <w:tr>
         <w:tc>
           <w:tcPr>
-            <w:tcW w:type="dxa" w:w="4320"/>
+            <w:tcW w:type="dxa" w:w="4961"/>
           </w:tcPr>
           <w:p>
             <w:r>
@@ -2746,7 +2746,7 @@
         </w:tc>
         <w:tc>
           <w:tcPr>
-            <w:tcW w:type="dxa" w:w="4320"/>
+            <w:tcW w:type="dxa" w:w="4961"/>
           </w:tcPr>
           <w:p>
             <w:r>
@@ -2774,7 +2774,7 @@
       <w:tr>
         <w:tc>
           <w:tcPr>
-            <w:tcW w:type="dxa" w:w="4320"/>
+            <w:tcW w:type="dxa" w:w="4961"/>
           </w:tcPr>
           <w:p>
             <w:r>
@@ -2793,7 +2793,7 @@
         </w:tc>
         <w:tc>
           <w:tcPr>
-            <w:tcW w:type="dxa" w:w="4320"/>
+            <w:tcW w:type="dxa" w:w="4961"/>
           </w:tcPr>
           <w:p>
             <w:r>
@@ -2821,7 +2821,7 @@
       <w:tr>
         <w:tc>
           <w:tcPr>
-            <w:tcW w:type="dxa" w:w="4320"/>
+            <w:tcW w:type="dxa" w:w="4961"/>
           </w:tcPr>
           <w:p>
             <w:r>
@@ -2840,7 +2840,7 @@
         </w:tc>
         <w:tc>
           <w:tcPr>
-            <w:tcW w:type="dxa" w:w="4320"/>
+            <w:tcW w:type="dxa" w:w="4961"/>
           </w:tcPr>
           <w:p>
             <w:r>
@@ -2875,7 +2875,7 @@
       <w:tr>
         <w:tc>
           <w:tcPr>
-            <w:tcW w:type="dxa" w:w="4320"/>
+            <w:tcW w:type="dxa" w:w="4961"/>
           </w:tcPr>
           <w:p>
             <w:r>
@@ -2894,7 +2894,7 @@
         </w:tc>
         <w:tc>
           <w:tcPr>
-            <w:tcW w:type="dxa" w:w="4320"/>
+            <w:tcW w:type="dxa" w:w="4961"/>
           </w:tcPr>
           <w:p>
             <w:r>
@@ -2915,7 +2915,7 @@
       <w:tr>
         <w:tc>
           <w:tcPr>
-            <w:tcW w:type="dxa" w:w="4320"/>
+            <w:tcW w:type="dxa" w:w="4961"/>
           </w:tcPr>
           <w:p>
             <w:r>
@@ -2934,7 +2934,7 @@
         </w:tc>
         <w:tc>
           <w:tcPr>
-            <w:tcW w:type="dxa" w:w="4320"/>
+            <w:tcW w:type="dxa" w:w="4961"/>
           </w:tcPr>
           <w:p>
             <w:r>
@@ -3109,18 +3109,18 @@
       <w:tblPr>
         <w:tblStyle w:val="TableGrid"/>
         <w:tblW w:type="auto" w:w="0"/>
-        <w:tblLayout w:type="autofit"/>
+        <w:tblLayout w:type="fixed"/>
         <w:tblLook w:firstColumn="1" w:firstRow="1" w:lastColumn="0" w:lastRow="0" w:noHBand="0" w:noVBand="1" w:val="04A0"/>
       </w:tblPr>
       <w:tblGrid>
-        <w:gridCol w:w="2880"/>
-        <w:gridCol w:w="2880"/>
-        <w:gridCol w:w="2880"/>
+        <w:gridCol w:w="3307"/>
+        <w:gridCol w:w="3307"/>
+        <w:gridCol w:w="3307"/>
       </w:tblGrid>
       <w:tr>
         <w:tc>
           <w:tcPr>
-            <w:tcW w:type="dxa" w:w="2880"/>
+            <w:tcW w:type="dxa" w:w="3307"/>
             <w:shd w:fill="D9E2F3"/>
           </w:tcPr>
           <w:p>
@@ -3142,7 +3142,7 @@
         </w:tc>
         <w:tc>
           <w:tcPr>
-            <w:tcW w:type="dxa" w:w="2880"/>
+            <w:tcW w:type="dxa" w:w="3307"/>
             <w:shd w:fill="D9E2F3"/>
           </w:tcPr>
           <w:p>
@@ -3164,7 +3164,7 @@
         </w:tc>
         <w:tc>
           <w:tcPr>
-            <w:tcW w:type="dxa" w:w="2880"/>
+            <w:tcW w:type="dxa" w:w="3307"/>
             <w:shd w:fill="D9E2F3"/>
           </w:tcPr>
           <w:p>
@@ -3188,7 +3188,7 @@
       <w:tr>
         <w:tc>
           <w:tcPr>
-            <w:tcW w:type="dxa" w:w="2880"/>
+            <w:tcW w:type="dxa" w:w="3307"/>
           </w:tcPr>
           <w:p>
             <w:r>
@@ -3207,7 +3207,7 @@
         </w:tc>
         <w:tc>
           <w:tcPr>
-            <w:tcW w:type="dxa" w:w="2880"/>
+            <w:tcW w:type="dxa" w:w="3307"/>
           </w:tcPr>
           <w:p>
             <w:r>
@@ -3226,7 +3226,7 @@
         </w:tc>
         <w:tc>
           <w:tcPr>
-            <w:tcW w:type="dxa" w:w="2880"/>
+            <w:tcW w:type="dxa" w:w="3307"/>
           </w:tcPr>
           <w:p>
             <w:r>
@@ -3443,7 +3443,7 @@
       <w:tr>
         <w:tc>
           <w:tcPr>
-            <w:tcW w:type="dxa" w:w="2880"/>
+            <w:tcW w:type="dxa" w:w="3307"/>
           </w:tcPr>
           <w:p>
             <w:r>
@@ -3462,7 +3462,7 @@
         </w:tc>
         <w:tc>
           <w:tcPr>
-            <w:tcW w:type="dxa" w:w="2880"/>
+            <w:tcW w:type="dxa" w:w="3307"/>
           </w:tcPr>
           <w:p>
             <w:r>
@@ -3481,7 +3481,7 @@
         </w:tc>
         <w:tc>
           <w:tcPr>
-            <w:tcW w:type="dxa" w:w="2880"/>
+            <w:tcW w:type="dxa" w:w="3307"/>
           </w:tcPr>
           <w:p>
             <w:r>
@@ -3579,7 +3579,7 @@
       <w:tr>
         <w:tc>
           <w:tcPr>
-            <w:tcW w:type="dxa" w:w="2880"/>
+            <w:tcW w:type="dxa" w:w="3307"/>
           </w:tcPr>
           <w:p>
             <w:r>
@@ -3598,7 +3598,7 @@
         </w:tc>
         <w:tc>
           <w:tcPr>
-            <w:tcW w:type="dxa" w:w="2880"/>
+            <w:tcW w:type="dxa" w:w="3307"/>
           </w:tcPr>
           <w:p>
             <w:r>
@@ -3617,7 +3617,7 @@
         </w:tc>
         <w:tc>
           <w:tcPr>
-            <w:tcW w:type="dxa" w:w="2880"/>
+            <w:tcW w:type="dxa" w:w="3307"/>
           </w:tcPr>
           <w:p>
             <w:r>
@@ -3764,7 +3764,7 @@
       <w:tr>
         <w:tc>
           <w:tcPr>
-            <w:tcW w:type="dxa" w:w="2880"/>
+            <w:tcW w:type="dxa" w:w="3307"/>
           </w:tcPr>
           <w:p>
             <w:r>
@@ -3783,7 +3783,7 @@
         </w:tc>
         <w:tc>
           <w:tcPr>
-            <w:tcW w:type="dxa" w:w="2880"/>
+            <w:tcW w:type="dxa" w:w="3307"/>
           </w:tcPr>
           <w:p>
             <w:r>
@@ -3802,7 +3802,7 @@
         </w:tc>
         <w:tc>
           <w:tcPr>
-            <w:tcW w:type="dxa" w:w="2880"/>
+            <w:tcW w:type="dxa" w:w="3307"/>
           </w:tcPr>
           <w:p>
             <w:r>
@@ -3977,7 +3977,7 @@
       <w:tr>
         <w:tc>
           <w:tcPr>
-            <w:tcW w:type="dxa" w:w="2880"/>
+            <w:tcW w:type="dxa" w:w="3307"/>
           </w:tcPr>
           <w:p>
             <w:r>
@@ -3996,7 +3996,7 @@
         </w:tc>
         <w:tc>
           <w:tcPr>
-            <w:tcW w:type="dxa" w:w="2880"/>
+            <w:tcW w:type="dxa" w:w="3307"/>
           </w:tcPr>
           <w:p>
             <w:r>
@@ -4015,7 +4015,7 @@
         </w:tc>
         <w:tc>
           <w:tcPr>
-            <w:tcW w:type="dxa" w:w="2880"/>
+            <w:tcW w:type="dxa" w:w="3307"/>
           </w:tcPr>
           <w:p>
             <w:r>
@@ -4057,7 +4057,7 @@
       <w:tr>
         <w:tc>
           <w:tcPr>
-            <w:tcW w:type="dxa" w:w="2880"/>
+            <w:tcW w:type="dxa" w:w="3307"/>
           </w:tcPr>
           <w:p>
             <w:r>
@@ -4076,7 +4076,7 @@
         </w:tc>
         <w:tc>
           <w:tcPr>
-            <w:tcW w:type="dxa" w:w="2880"/>
+            <w:tcW w:type="dxa" w:w="3307"/>
           </w:tcPr>
           <w:p>
             <w:r>
@@ -4095,7 +4095,7 @@
         </w:tc>
         <w:tc>
           <w:tcPr>
-            <w:tcW w:type="dxa" w:w="2880"/>
+            <w:tcW w:type="dxa" w:w="3307"/>
           </w:tcPr>
           <w:p>
             <w:r>
@@ -4179,7 +4179,7 @@
       <w:tr>
         <w:tc>
           <w:tcPr>
-            <w:tcW w:type="dxa" w:w="2880"/>
+            <w:tcW w:type="dxa" w:w="3307"/>
           </w:tcPr>
           <w:p>
             <w:r>
@@ -4198,7 +4198,7 @@
         </w:tc>
         <w:tc>
           <w:tcPr>
-            <w:tcW w:type="dxa" w:w="2880"/>
+            <w:tcW w:type="dxa" w:w="3307"/>
           </w:tcPr>
           <w:p>
             <w:r>
@@ -4217,7 +4217,7 @@
         </w:tc>
         <w:tc>
           <w:tcPr>
-            <w:tcW w:type="dxa" w:w="2880"/>
+            <w:tcW w:type="dxa" w:w="3307"/>
           </w:tcPr>
           <w:p>
             <w:r>
@@ -4301,7 +4301,7 @@
       <w:tr>
         <w:tc>
           <w:tcPr>
-            <w:tcW w:type="dxa" w:w="2880"/>
+            <w:tcW w:type="dxa" w:w="3307"/>
           </w:tcPr>
           <w:p>
             <w:r>
@@ -4320,7 +4320,7 @@
         </w:tc>
         <w:tc>
           <w:tcPr>
-            <w:tcW w:type="dxa" w:w="2880"/>
+            <w:tcW w:type="dxa" w:w="3307"/>
           </w:tcPr>
           <w:p>
             <w:r>
@@ -4339,7 +4339,7 @@
         </w:tc>
         <w:tc>
           <w:tcPr>
-            <w:tcW w:type="dxa" w:w="2880"/>
+            <w:tcW w:type="dxa" w:w="3307"/>
           </w:tcPr>
           <w:p>
             <w:r>
@@ -4437,7 +4437,7 @@
       <w:tr>
         <w:tc>
           <w:tcPr>
-            <w:tcW w:type="dxa" w:w="2880"/>
+            <w:tcW w:type="dxa" w:w="3307"/>
           </w:tcPr>
           <w:p>
             <w:r>
@@ -4456,7 +4456,7 @@
         </w:tc>
         <w:tc>
           <w:tcPr>
-            <w:tcW w:type="dxa" w:w="2880"/>
+            <w:tcW w:type="dxa" w:w="3307"/>
           </w:tcPr>
           <w:p>
             <w:r>
@@ -4475,7 +4475,7 @@
         </w:tc>
         <w:tc>
           <w:tcPr>
-            <w:tcW w:type="dxa" w:w="2880"/>
+            <w:tcW w:type="dxa" w:w="3307"/>
           </w:tcPr>
           <w:p>
             <w:r>
@@ -4510,7 +4510,7 @@
       <w:tr>
         <w:tc>
           <w:tcPr>
-            <w:tcW w:type="dxa" w:w="2880"/>
+            <w:tcW w:type="dxa" w:w="3307"/>
           </w:tcPr>
           <w:p>
             <w:r>
@@ -4529,7 +4529,7 @@
         </w:tc>
         <w:tc>
           <w:tcPr>
-            <w:tcW w:type="dxa" w:w="2880"/>
+            <w:tcW w:type="dxa" w:w="3307"/>
           </w:tcPr>
           <w:p>
             <w:r>
@@ -4548,7 +4548,7 @@
         </w:tc>
         <w:tc>
           <w:tcPr>
-            <w:tcW w:type="dxa" w:w="2880"/>
+            <w:tcW w:type="dxa" w:w="3307"/>
           </w:tcPr>
           <w:p>
             <w:r>
@@ -4667,7 +4667,7 @@
       <w:tr>
         <w:tc>
           <w:tcPr>
-            <w:tcW w:type="dxa" w:w="2880"/>
+            <w:tcW w:type="dxa" w:w="3307"/>
           </w:tcPr>
           <w:p>
             <w:r>
@@ -4686,7 +4686,7 @@
         </w:tc>
         <w:tc>
           <w:tcPr>
-            <w:tcW w:type="dxa" w:w="2880"/>
+            <w:tcW w:type="dxa" w:w="3307"/>
           </w:tcPr>
           <w:p>
             <w:r>
@@ -4705,7 +4705,7 @@
         </w:tc>
         <w:tc>
           <w:tcPr>
-            <w:tcW w:type="dxa" w:w="2880"/>
+            <w:tcW w:type="dxa" w:w="3307"/>
           </w:tcPr>
           <w:p>
             <w:r>
@@ -4775,7 +4775,7 @@
       <w:tr>
         <w:tc>
           <w:tcPr>
-            <w:tcW w:type="dxa" w:w="2880"/>
+            <w:tcW w:type="dxa" w:w="3307"/>
           </w:tcPr>
           <w:p>
             <w:r>
@@ -4794,7 +4794,7 @@
         </w:tc>
         <w:tc>
           <w:tcPr>
-            <w:tcW w:type="dxa" w:w="2880"/>
+            <w:tcW w:type="dxa" w:w="3307"/>
           </w:tcPr>
           <w:p>
             <w:r>
@@ -4813,7 +4813,7 @@
         </w:tc>
         <w:tc>
           <w:tcPr>
-            <w:tcW w:type="dxa" w:w="2880"/>
+            <w:tcW w:type="dxa" w:w="3307"/>
           </w:tcPr>
           <w:p>
             <w:r>
@@ -4883,7 +4883,7 @@
       <w:tr>
         <w:tc>
           <w:tcPr>
-            <w:tcW w:type="dxa" w:w="2880"/>
+            <w:tcW w:type="dxa" w:w="3307"/>
           </w:tcPr>
           <w:p>
             <w:r>
@@ -4902,7 +4902,7 @@
         </w:tc>
         <w:tc>
           <w:tcPr>
-            <w:tcW w:type="dxa" w:w="2880"/>
+            <w:tcW w:type="dxa" w:w="3307"/>
           </w:tcPr>
           <w:p>
             <w:r>
@@ -4921,7 +4921,7 @@
         </w:tc>
         <w:tc>
           <w:tcPr>
-            <w:tcW w:type="dxa" w:w="2880"/>
+            <w:tcW w:type="dxa" w:w="3307"/>
           </w:tcPr>
           <w:p>
             <w:r>
@@ -4963,7 +4963,7 @@
       <w:tr>
         <w:tc>
           <w:tcPr>
-            <w:tcW w:type="dxa" w:w="2880"/>
+            <w:tcW w:type="dxa" w:w="3307"/>
           </w:tcPr>
           <w:p>
             <w:r>
@@ -4982,7 +4982,7 @@
         </w:tc>
         <w:tc>
           <w:tcPr>
-            <w:tcW w:type="dxa" w:w="2880"/>
+            <w:tcW w:type="dxa" w:w="3307"/>
           </w:tcPr>
           <w:p>
             <w:r>
@@ -5001,7 +5001,7 @@
         </w:tc>
         <w:tc>
           <w:tcPr>
-            <w:tcW w:type="dxa" w:w="2880"/>
+            <w:tcW w:type="dxa" w:w="3307"/>
           </w:tcPr>
           <w:p>
             <w:r>
@@ -5029,7 +5029,7 @@
       <w:tr>
         <w:tc>
           <w:tcPr>
-            <w:tcW w:type="dxa" w:w="2880"/>
+            <w:tcW w:type="dxa" w:w="3307"/>
           </w:tcPr>
           <w:p>
             <w:r>
@@ -5048,7 +5048,7 @@
         </w:tc>
         <w:tc>
           <w:tcPr>
-            <w:tcW w:type="dxa" w:w="2880"/>
+            <w:tcW w:type="dxa" w:w="3307"/>
           </w:tcPr>
           <w:p>
             <w:r>
@@ -5067,7 +5067,7 @@
         </w:tc>
         <w:tc>
           <w:tcPr>
-            <w:tcW w:type="dxa" w:w="2880"/>
+            <w:tcW w:type="dxa" w:w="3307"/>
           </w:tcPr>
           <w:p>
             <w:r>
@@ -5144,7 +5144,7 @@
       <w:tr>
         <w:tc>
           <w:tcPr>
-            <w:tcW w:type="dxa" w:w="2880"/>
+            <w:tcW w:type="dxa" w:w="3307"/>
           </w:tcPr>
           <w:p>
             <w:r>
@@ -5163,7 +5163,7 @@
         </w:tc>
         <w:tc>
           <w:tcPr>
-            <w:tcW w:type="dxa" w:w="2880"/>
+            <w:tcW w:type="dxa" w:w="3307"/>
           </w:tcPr>
           <w:p>
             <w:r>
@@ -5182,7 +5182,7 @@
         </w:tc>
         <w:tc>
           <w:tcPr>
-            <w:tcW w:type="dxa" w:w="2880"/>
+            <w:tcW w:type="dxa" w:w="3307"/>
           </w:tcPr>
           <w:p>
             <w:r>
@@ -5210,7 +5210,7 @@
       <w:tr>
         <w:tc>
           <w:tcPr>
-            <w:tcW w:type="dxa" w:w="2880"/>
+            <w:tcW w:type="dxa" w:w="3307"/>
           </w:tcPr>
           <w:p>
             <w:r>
@@ -5229,7 +5229,7 @@
         </w:tc>
         <w:tc>
           <w:tcPr>
-            <w:tcW w:type="dxa" w:w="2880"/>
+            <w:tcW w:type="dxa" w:w="3307"/>
           </w:tcPr>
           <w:p>
             <w:r>
@@ -5248,7 +5248,7 @@
         </w:tc>
         <w:tc>
           <w:tcPr>
-            <w:tcW w:type="dxa" w:w="2880"/>
+            <w:tcW w:type="dxa" w:w="3307"/>
           </w:tcPr>
           <w:p>
             <w:r>
@@ -5304,7 +5304,7 @@
       <w:tr>
         <w:tc>
           <w:tcPr>
-            <w:tcW w:type="dxa" w:w="2880"/>
+            <w:tcW w:type="dxa" w:w="3307"/>
           </w:tcPr>
           <w:p>
             <w:r>
@@ -5323,7 +5323,7 @@
         </w:tc>
         <w:tc>
           <w:tcPr>
-            <w:tcW w:type="dxa" w:w="2880"/>
+            <w:tcW w:type="dxa" w:w="3307"/>
           </w:tcPr>
           <w:p>
             <w:r>
@@ -5342,7 +5342,7 @@
         </w:tc>
         <w:tc>
           <w:tcPr>
-            <w:tcW w:type="dxa" w:w="2880"/>
+            <w:tcW w:type="dxa" w:w="3307"/>
           </w:tcPr>
           <w:p>
             <w:r>
@@ -5685,18 +5685,18 @@
       <w:tblPr>
         <w:tblStyle w:val="TableGrid"/>
         <w:tblW w:type="auto" w:w="0"/>
-        <w:tblLayout w:type="autofit"/>
+        <w:tblLayout w:type="fixed"/>
         <w:tblLook w:firstColumn="1" w:firstRow="1" w:lastColumn="0" w:lastRow="0" w:noHBand="0" w:noVBand="1" w:val="04A0"/>
       </w:tblPr>
       <w:tblGrid>
-        <w:gridCol w:w="2880"/>
-        <w:gridCol w:w="2880"/>
-        <w:gridCol w:w="2880"/>
+        <w:gridCol w:w="3307"/>
+        <w:gridCol w:w="3307"/>
+        <w:gridCol w:w="3307"/>
       </w:tblGrid>
       <w:tr>
         <w:tc>
           <w:tcPr>
-            <w:tcW w:type="dxa" w:w="2880"/>
+            <w:tcW w:type="dxa" w:w="3307"/>
             <w:shd w:fill="D9E2F3"/>
           </w:tcPr>
           <w:p>
@@ -5718,7 +5718,7 @@
         </w:tc>
         <w:tc>
           <w:tcPr>
-            <w:tcW w:type="dxa" w:w="2880"/>
+            <w:tcW w:type="dxa" w:w="3307"/>
             <w:shd w:fill="D9E2F3"/>
           </w:tcPr>
           <w:p>
@@ -5740,7 +5740,7 @@
         </w:tc>
         <w:tc>
           <w:tcPr>
-            <w:tcW w:type="dxa" w:w="2880"/>
+            <w:tcW w:type="dxa" w:w="3307"/>
             <w:shd w:fill="D9E2F3"/>
           </w:tcPr>
           <w:p>
@@ -5764,7 +5764,7 @@
       <w:tr>
         <w:tc>
           <w:tcPr>
-            <w:tcW w:type="dxa" w:w="2880"/>
+            <w:tcW w:type="dxa" w:w="3307"/>
           </w:tcPr>
           <w:p>
             <w:r>
@@ -5783,7 +5783,7 @@
         </w:tc>
         <w:tc>
           <w:tcPr>
-            <w:tcW w:type="dxa" w:w="2880"/>
+            <w:tcW w:type="dxa" w:w="3307"/>
           </w:tcPr>
           <w:p>
             <w:r>
@@ -5802,7 +5802,7 @@
         </w:tc>
         <w:tc>
           <w:tcPr>
-            <w:tcW w:type="dxa" w:w="2880"/>
+            <w:tcW w:type="dxa" w:w="3307"/>
           </w:tcPr>
           <w:p>
             <w:r>
@@ -5823,7 +5823,7 @@
       <w:tr>
         <w:tc>
           <w:tcPr>
-            <w:tcW w:type="dxa" w:w="2880"/>
+            <w:tcW w:type="dxa" w:w="3307"/>
           </w:tcPr>
           <w:p>
             <w:r>
@@ -5842,7 +5842,7 @@
         </w:tc>
         <w:tc>
           <w:tcPr>
-            <w:tcW w:type="dxa" w:w="2880"/>
+            <w:tcW w:type="dxa" w:w="3307"/>
           </w:tcPr>
           <w:p>
             <w:r>
@@ -5861,7 +5861,7 @@
         </w:tc>
         <w:tc>
           <w:tcPr>
-            <w:tcW w:type="dxa" w:w="2880"/>
+            <w:tcW w:type="dxa" w:w="3307"/>
           </w:tcPr>
           <w:p>
             <w:r>
@@ -5882,7 +5882,7 @@
       <w:tr>
         <w:tc>
           <w:tcPr>
-            <w:tcW w:type="dxa" w:w="2880"/>
+            <w:tcW w:type="dxa" w:w="3307"/>
           </w:tcPr>
           <w:p>
             <w:r>
@@ -5901,7 +5901,7 @@
         </w:tc>
         <w:tc>
           <w:tcPr>
-            <w:tcW w:type="dxa" w:w="2880"/>
+            <w:tcW w:type="dxa" w:w="3307"/>
           </w:tcPr>
           <w:p>
             <w:r>
@@ -5920,7 +5920,7 @@
         </w:tc>
         <w:tc>
           <w:tcPr>
-            <w:tcW w:type="dxa" w:w="2880"/>
+            <w:tcW w:type="dxa" w:w="3307"/>
           </w:tcPr>
           <w:p>
             <w:r>
@@ -5941,7 +5941,7 @@
       <w:tr>
         <w:tc>
           <w:tcPr>
-            <w:tcW w:type="dxa" w:w="2880"/>
+            <w:tcW w:type="dxa" w:w="3307"/>
           </w:tcPr>
           <w:p>
             <w:r>
@@ -5960,7 +5960,7 @@
         </w:tc>
         <w:tc>
           <w:tcPr>
-            <w:tcW w:type="dxa" w:w="2880"/>
+            <w:tcW w:type="dxa" w:w="3307"/>
           </w:tcPr>
           <w:p>
             <w:r>
@@ -5979,7 +5979,7 @@
         </w:tc>
         <w:tc>
           <w:tcPr>
-            <w:tcW w:type="dxa" w:w="2880"/>
+            <w:tcW w:type="dxa" w:w="3307"/>
           </w:tcPr>
           <w:p>
             <w:r>
@@ -6000,7 +6000,7 @@
       <w:tr>
         <w:tc>
           <w:tcPr>
-            <w:tcW w:type="dxa" w:w="2880"/>
+            <w:tcW w:type="dxa" w:w="3307"/>
           </w:tcPr>
           <w:p>
             <w:r>
@@ -6019,7 +6019,7 @@
         </w:tc>
         <w:tc>
           <w:tcPr>
-            <w:tcW w:type="dxa" w:w="2880"/>
+            <w:tcW w:type="dxa" w:w="3307"/>
           </w:tcPr>
           <w:p>
             <w:r>
@@ -6038,7 +6038,7 @@
         </w:tc>
         <w:tc>
           <w:tcPr>
-            <w:tcW w:type="dxa" w:w="2880"/>
+            <w:tcW w:type="dxa" w:w="3307"/>
           </w:tcPr>
           <w:p>
             <w:r>
@@ -6059,7 +6059,7 @@
       <w:tr>
         <w:tc>
           <w:tcPr>
-            <w:tcW w:type="dxa" w:w="2880"/>
+            <w:tcW w:type="dxa" w:w="3307"/>
           </w:tcPr>
           <w:p>
             <w:r>
@@ -6078,7 +6078,7 @@
         </w:tc>
         <w:tc>
           <w:tcPr>
-            <w:tcW w:type="dxa" w:w="2880"/>
+            <w:tcW w:type="dxa" w:w="3307"/>
           </w:tcPr>
           <w:p>
             <w:r>
@@ -6097,7 +6097,7 @@
         </w:tc>
         <w:tc>
           <w:tcPr>
-            <w:tcW w:type="dxa" w:w="2880"/>
+            <w:tcW w:type="dxa" w:w="3307"/>
           </w:tcPr>
           <w:p>
             <w:r>
@@ -6118,7 +6118,7 @@
       <w:tr>
         <w:tc>
           <w:tcPr>
-            <w:tcW w:type="dxa" w:w="2880"/>
+            <w:tcW w:type="dxa" w:w="3307"/>
           </w:tcPr>
           <w:p>
             <w:r>
@@ -6137,7 +6137,7 @@
         </w:tc>
         <w:tc>
           <w:tcPr>
-            <w:tcW w:type="dxa" w:w="2880"/>
+            <w:tcW w:type="dxa" w:w="3307"/>
           </w:tcPr>
           <w:p>
             <w:r>
@@ -6156,7 +6156,7 @@
         </w:tc>
         <w:tc>
           <w:tcPr>
-            <w:tcW w:type="dxa" w:w="2880"/>
+            <w:tcW w:type="dxa" w:w="3307"/>
           </w:tcPr>
           <w:p>
             <w:r>
@@ -6177,7 +6177,7 @@
       <w:tr>
         <w:tc>
           <w:tcPr>
-            <w:tcW w:type="dxa" w:w="2880"/>
+            <w:tcW w:type="dxa" w:w="3307"/>
           </w:tcPr>
           <w:p>
             <w:r>
@@ -6196,7 +6196,7 @@
         </w:tc>
         <w:tc>
           <w:tcPr>
-            <w:tcW w:type="dxa" w:w="2880"/>
+            <w:tcW w:type="dxa" w:w="3307"/>
           </w:tcPr>
           <w:p>
             <w:r>
@@ -6215,7 +6215,7 @@
         </w:tc>
         <w:tc>
           <w:tcPr>
-            <w:tcW w:type="dxa" w:w="2880"/>
+            <w:tcW w:type="dxa" w:w="3307"/>
           </w:tcPr>
           <w:p>
             <w:r>
@@ -6236,7 +6236,7 @@
       <w:tr>
         <w:tc>
           <w:tcPr>
-            <w:tcW w:type="dxa" w:w="2880"/>
+            <w:tcW w:type="dxa" w:w="3307"/>
           </w:tcPr>
           <w:p>
             <w:r>
@@ -6255,7 +6255,7 @@
         </w:tc>
         <w:tc>
           <w:tcPr>
-            <w:tcW w:type="dxa" w:w="2880"/>
+            <w:tcW w:type="dxa" w:w="3307"/>
           </w:tcPr>
           <w:p>
             <w:r>
@@ -6274,7 +6274,7 @@
         </w:tc>
         <w:tc>
           <w:tcPr>
-            <w:tcW w:type="dxa" w:w="2880"/>
+            <w:tcW w:type="dxa" w:w="3307"/>
           </w:tcPr>
           <w:p>
             <w:r>
@@ -6295,7 +6295,7 @@
       <w:tr>
         <w:tc>
           <w:tcPr>
-            <w:tcW w:type="dxa" w:w="2880"/>
+            <w:tcW w:type="dxa" w:w="3307"/>
           </w:tcPr>
           <w:p>
             <w:r>
@@ -6314,7 +6314,7 @@
         </w:tc>
         <w:tc>
           <w:tcPr>
-            <w:tcW w:type="dxa" w:w="2880"/>
+            <w:tcW w:type="dxa" w:w="3307"/>
           </w:tcPr>
           <w:p>
             <w:r>
@@ -6333,7 +6333,7 @@
         </w:tc>
         <w:tc>
           <w:tcPr>
-            <w:tcW w:type="dxa" w:w="2880"/>
+            <w:tcW w:type="dxa" w:w="3307"/>
           </w:tcPr>
           <w:p>
             <w:r>
@@ -6354,7 +6354,7 @@
       <w:tr>
         <w:tc>
           <w:tcPr>
-            <w:tcW w:type="dxa" w:w="2880"/>
+            <w:tcW w:type="dxa" w:w="3307"/>
           </w:tcPr>
           <w:p>
             <w:r>
@@ -6373,7 +6373,7 @@
         </w:tc>
         <w:tc>
           <w:tcPr>
-            <w:tcW w:type="dxa" w:w="2880"/>
+            <w:tcW w:type="dxa" w:w="3307"/>
           </w:tcPr>
           <w:p>
             <w:r>
@@ -6392,7 +6392,7 @@
         </w:tc>
         <w:tc>
           <w:tcPr>
-            <w:tcW w:type="dxa" w:w="2880"/>
+            <w:tcW w:type="dxa" w:w="3307"/>
           </w:tcPr>
           <w:p>
             <w:r>
@@ -6413,7 +6413,7 @@
       <w:tr>
         <w:tc>
           <w:tcPr>
-            <w:tcW w:type="dxa" w:w="2880"/>
+            <w:tcW w:type="dxa" w:w="3307"/>
           </w:tcPr>
           <w:p>
             <w:r>
@@ -6432,7 +6432,7 @@
         </w:tc>
         <w:tc>
           <w:tcPr>
-            <w:tcW w:type="dxa" w:w="2880"/>
+            <w:tcW w:type="dxa" w:w="3307"/>
           </w:tcPr>
           <w:p>
             <w:r>
@@ -6451,7 +6451,7 @@
         </w:tc>
         <w:tc>
           <w:tcPr>
-            <w:tcW w:type="dxa" w:w="2880"/>
+            <w:tcW w:type="dxa" w:w="3307"/>
           </w:tcPr>
           <w:p>
             <w:r>
@@ -6472,7 +6472,7 @@
       <w:tr>
         <w:tc>
           <w:tcPr>
-            <w:tcW w:type="dxa" w:w="2880"/>
+            <w:tcW w:type="dxa" w:w="3307"/>
           </w:tcPr>
           <w:p>
             <w:r>
@@ -6491,7 +6491,7 @@
         </w:tc>
         <w:tc>
           <w:tcPr>
-            <w:tcW w:type="dxa" w:w="2880"/>
+            <w:tcW w:type="dxa" w:w="3307"/>
           </w:tcPr>
           <w:p>
             <w:r>
@@ -6510,7 +6510,7 @@
         </w:tc>
         <w:tc>
           <w:tcPr>
-            <w:tcW w:type="dxa" w:w="2880"/>
+            <w:tcW w:type="dxa" w:w="3307"/>
           </w:tcPr>
           <w:p>
             <w:r>
@@ -6531,7 +6531,7 @@
       <w:tr>
         <w:tc>
           <w:tcPr>
-            <w:tcW w:type="dxa" w:w="2880"/>
+            <w:tcW w:type="dxa" w:w="3307"/>
           </w:tcPr>
           <w:p>
             <w:r>
@@ -6550,7 +6550,7 @@
         </w:tc>
         <w:tc>
           <w:tcPr>
-            <w:tcW w:type="dxa" w:w="2880"/>
+            <w:tcW w:type="dxa" w:w="3307"/>
           </w:tcPr>
           <w:p>
             <w:r>
@@ -6569,7 +6569,7 @@
         </w:tc>
         <w:tc>
           <w:tcPr>
-            <w:tcW w:type="dxa" w:w="2880"/>
+            <w:tcW w:type="dxa" w:w="3307"/>
           </w:tcPr>
           <w:p>
             <w:r>
@@ -6590,7 +6590,7 @@
       <w:tr>
         <w:tc>
           <w:tcPr>
-            <w:tcW w:type="dxa" w:w="2880"/>
+            <w:tcW w:type="dxa" w:w="3307"/>
           </w:tcPr>
           <w:p>
             <w:r>
@@ -6609,7 +6609,7 @@
         </w:tc>
         <w:tc>
           <w:tcPr>
-            <w:tcW w:type="dxa" w:w="2880"/>
+            <w:tcW w:type="dxa" w:w="3307"/>
           </w:tcPr>
           <w:p>
             <w:r>
@@ -6628,7 +6628,7 @@
         </w:tc>
         <w:tc>
           <w:tcPr>
-            <w:tcW w:type="dxa" w:w="2880"/>
+            <w:tcW w:type="dxa" w:w="3307"/>
           </w:tcPr>
           <w:p>
             <w:r>
@@ -6649,7 +6649,7 @@
       <w:tr>
         <w:tc>
           <w:tcPr>
-            <w:tcW w:type="dxa" w:w="2880"/>
+            <w:tcW w:type="dxa" w:w="3307"/>
           </w:tcPr>
           <w:p>
             <w:r>
@@ -6668,7 +6668,7 @@
         </w:tc>
         <w:tc>
           <w:tcPr>
-            <w:tcW w:type="dxa" w:w="2880"/>
+            <w:tcW w:type="dxa" w:w="3307"/>
           </w:tcPr>
           <w:p>
             <w:r>
@@ -6687,7 +6687,7 @@
         </w:tc>
         <w:tc>
           <w:tcPr>
-            <w:tcW w:type="dxa" w:w="2880"/>
+            <w:tcW w:type="dxa" w:w="3307"/>
           </w:tcPr>
           <w:p>
             <w:r>
@@ -6708,7 +6708,7 @@
       <w:tr>
         <w:tc>
           <w:tcPr>
-            <w:tcW w:type="dxa" w:w="2880"/>
+            <w:tcW w:type="dxa" w:w="3307"/>
           </w:tcPr>
           <w:p>
             <w:r>
@@ -6727,7 +6727,7 @@
         </w:tc>
         <w:tc>
           <w:tcPr>
-            <w:tcW w:type="dxa" w:w="2880"/>
+            <w:tcW w:type="dxa" w:w="3307"/>
           </w:tcPr>
           <w:p>
             <w:r>
@@ -6746,7 +6746,7 @@
         </w:tc>
         <w:tc>
           <w:tcPr>
-            <w:tcW w:type="dxa" w:w="2880"/>
+            <w:tcW w:type="dxa" w:w="3307"/>
           </w:tcPr>
           <w:p>
             <w:r>
@@ -6767,7 +6767,7 @@
       <w:tr>
         <w:tc>
           <w:tcPr>
-            <w:tcW w:type="dxa" w:w="2880"/>
+            <w:tcW w:type="dxa" w:w="3307"/>
           </w:tcPr>
           <w:p>
             <w:r>
@@ -6786,7 +6786,7 @@
         </w:tc>
         <w:tc>
           <w:tcPr>
-            <w:tcW w:type="dxa" w:w="2880"/>
+            <w:tcW w:type="dxa" w:w="3307"/>
           </w:tcPr>
           <w:p>
             <w:r>
@@ -6805,7 +6805,7 @@
         </w:tc>
         <w:tc>
           <w:tcPr>
-            <w:tcW w:type="dxa" w:w="2880"/>
+            <w:tcW w:type="dxa" w:w="3307"/>
           </w:tcPr>
           <w:p>
             <w:r>
@@ -6826,7 +6826,7 @@
       <w:tr>
         <w:tc>
           <w:tcPr>
-            <w:tcW w:type="dxa" w:w="2880"/>
+            <w:tcW w:type="dxa" w:w="3307"/>
           </w:tcPr>
           <w:p>
             <w:r>
@@ -6845,7 +6845,7 @@
         </w:tc>
         <w:tc>
           <w:tcPr>
-            <w:tcW w:type="dxa" w:w="2880"/>
+            <w:tcW w:type="dxa" w:w="3307"/>
           </w:tcPr>
           <w:p>
             <w:r>
@@ -6864,7 +6864,7 @@
         </w:tc>
         <w:tc>
           <w:tcPr>
-            <w:tcW w:type="dxa" w:w="2880"/>
+            <w:tcW w:type="dxa" w:w="3307"/>
           </w:tcPr>
           <w:p>
             <w:r>
@@ -6885,7 +6885,7 @@
       <w:tr>
         <w:tc>
           <w:tcPr>
-            <w:tcW w:type="dxa" w:w="2880"/>
+            <w:tcW w:type="dxa" w:w="3307"/>
           </w:tcPr>
           <w:p>
             <w:r>
@@ -6904,7 +6904,7 @@
         </w:tc>
         <w:tc>
           <w:tcPr>
-            <w:tcW w:type="dxa" w:w="2880"/>
+            <w:tcW w:type="dxa" w:w="3307"/>
           </w:tcPr>
           <w:p>
             <w:r>
@@ -6923,7 +6923,7 @@
         </w:tc>
         <w:tc>
           <w:tcPr>
-            <w:tcW w:type="dxa" w:w="2880"/>
+            <w:tcW w:type="dxa" w:w="3307"/>
           </w:tcPr>
           <w:p>
             <w:r>
@@ -6944,7 +6944,7 @@
       <w:tr>
         <w:tc>
           <w:tcPr>
-            <w:tcW w:type="dxa" w:w="2880"/>
+            <w:tcW w:type="dxa" w:w="3307"/>
           </w:tcPr>
           <w:p>
             <w:r>
@@ -6963,7 +6963,7 @@
         </w:tc>
         <w:tc>
           <w:tcPr>
-            <w:tcW w:type="dxa" w:w="2880"/>
+            <w:tcW w:type="dxa" w:w="3307"/>
           </w:tcPr>
           <w:p>
             <w:r>
@@ -6982,7 +6982,7 @@
         </w:tc>
         <w:tc>
           <w:tcPr>
-            <w:tcW w:type="dxa" w:w="2880"/>
+            <w:tcW w:type="dxa" w:w="3307"/>
           </w:tcPr>
           <w:p>
             <w:r>
@@ -7003,7 +7003,7 @@
       <w:tr>
         <w:tc>
           <w:tcPr>
-            <w:tcW w:type="dxa" w:w="2880"/>
+            <w:tcW w:type="dxa" w:w="3307"/>
           </w:tcPr>
           <w:p>
             <w:r>
@@ -7022,7 +7022,7 @@
         </w:tc>
         <w:tc>
           <w:tcPr>
-            <w:tcW w:type="dxa" w:w="2880"/>
+            <w:tcW w:type="dxa" w:w="3307"/>
           </w:tcPr>
           <w:p>
             <w:r>
@@ -7041,7 +7041,7 @@
         </w:tc>
         <w:tc>
           <w:tcPr>
-            <w:tcW w:type="dxa" w:w="2880"/>
+            <w:tcW w:type="dxa" w:w="3307"/>
           </w:tcPr>
           <w:p>
             <w:r>
@@ -7062,7 +7062,7 @@
       <w:tr>
         <w:tc>
           <w:tcPr>
-            <w:tcW w:type="dxa" w:w="2880"/>
+            <w:tcW w:type="dxa" w:w="3307"/>
           </w:tcPr>
           <w:p>
             <w:r>
@@ -7081,7 +7081,7 @@
         </w:tc>
         <w:tc>
           <w:tcPr>
-            <w:tcW w:type="dxa" w:w="2880"/>
+            <w:tcW w:type="dxa" w:w="3307"/>
           </w:tcPr>
           <w:p>
             <w:r>
@@ -7100,7 +7100,7 @@
         </w:tc>
         <w:tc>
           <w:tcPr>
-            <w:tcW w:type="dxa" w:w="2880"/>
+            <w:tcW w:type="dxa" w:w="3307"/>
           </w:tcPr>
           <w:p>
             <w:r>
@@ -7121,7 +7121,7 @@
       <w:tr>
         <w:tc>
           <w:tcPr>
-            <w:tcW w:type="dxa" w:w="2880"/>
+            <w:tcW w:type="dxa" w:w="3307"/>
           </w:tcPr>
           <w:p>
             <w:r>
@@ -7140,7 +7140,7 @@
         </w:tc>
         <w:tc>
           <w:tcPr>
-            <w:tcW w:type="dxa" w:w="2880"/>
+            <w:tcW w:type="dxa" w:w="3307"/>
           </w:tcPr>
           <w:p>
             <w:r>
@@ -7159,7 +7159,7 @@
         </w:tc>
         <w:tc>
           <w:tcPr>
-            <w:tcW w:type="dxa" w:w="2880"/>
+            <w:tcW w:type="dxa" w:w="3307"/>
           </w:tcPr>
           <w:p>
             <w:r>
@@ -7180,7 +7180,7 @@
       <w:tr>
         <w:tc>
           <w:tcPr>
-            <w:tcW w:type="dxa" w:w="2880"/>
+            <w:tcW w:type="dxa" w:w="3307"/>
           </w:tcPr>
           <w:p>
             <w:r>
@@ -7199,7 +7199,7 @@
         </w:tc>
         <w:tc>
           <w:tcPr>
-            <w:tcW w:type="dxa" w:w="2880"/>
+            <w:tcW w:type="dxa" w:w="3307"/>
           </w:tcPr>
           <w:p>
             <w:r>
@@ -7218,7 +7218,7 @@
         </w:tc>
         <w:tc>
           <w:tcPr>
-            <w:tcW w:type="dxa" w:w="2880"/>
+            <w:tcW w:type="dxa" w:w="3307"/>
           </w:tcPr>
           <w:p>
             <w:r>
@@ -7239,7 +7239,7 @@
       <w:tr>
         <w:tc>
           <w:tcPr>
-            <w:tcW w:type="dxa" w:w="2880"/>
+            <w:tcW w:type="dxa" w:w="3307"/>
           </w:tcPr>
           <w:p>
             <w:r>
@@ -7258,7 +7258,7 @@
         </w:tc>
         <w:tc>
           <w:tcPr>
-            <w:tcW w:type="dxa" w:w="2880"/>
+            <w:tcW w:type="dxa" w:w="3307"/>
           </w:tcPr>
           <w:p>
             <w:r>
@@ -7277,7 +7277,7 @@
         </w:tc>
         <w:tc>
           <w:tcPr>
-            <w:tcW w:type="dxa" w:w="2880"/>
+            <w:tcW w:type="dxa" w:w="3307"/>
           </w:tcPr>
           <w:p>
             <w:r>
@@ -7298,7 +7298,7 @@
       <w:tr>
         <w:tc>
           <w:tcPr>
-            <w:tcW w:type="dxa" w:w="2880"/>
+            <w:tcW w:type="dxa" w:w="3307"/>
           </w:tcPr>
           <w:p>
             <w:r>
@@ -7317,7 +7317,7 @@
         </w:tc>
         <w:tc>
           <w:tcPr>
-            <w:tcW w:type="dxa" w:w="2880"/>
+            <w:tcW w:type="dxa" w:w="3307"/>
           </w:tcPr>
           <w:p>
             <w:r>
@@ -7336,7 +7336,7 @@
         </w:tc>
         <w:tc>
           <w:tcPr>
-            <w:tcW w:type="dxa" w:w="2880"/>
+            <w:tcW w:type="dxa" w:w="3307"/>
           </w:tcPr>
           <w:p>
             <w:r>
@@ -7357,7 +7357,7 @@
       <w:tr>
         <w:tc>
           <w:tcPr>
-            <w:tcW w:type="dxa" w:w="2880"/>
+            <w:tcW w:type="dxa" w:w="3307"/>
           </w:tcPr>
           <w:p>
             <w:r>
@@ -7376,7 +7376,7 @@
         </w:tc>
         <w:tc>
           <w:tcPr>
-            <w:tcW w:type="dxa" w:w="2880"/>
+            <w:tcW w:type="dxa" w:w="3307"/>
           </w:tcPr>
           <w:p>
             <w:r>
@@ -7395,7 +7395,7 @@
         </w:tc>
         <w:tc>
           <w:tcPr>
-            <w:tcW w:type="dxa" w:w="2880"/>
+            <w:tcW w:type="dxa" w:w="3307"/>
           </w:tcPr>
           <w:p>
             <w:r>
@@ -7416,7 +7416,7 @@
       <w:tr>
         <w:tc>
           <w:tcPr>
-            <w:tcW w:type="dxa" w:w="2880"/>
+            <w:tcW w:type="dxa" w:w="3307"/>
           </w:tcPr>
           <w:p>
             <w:r>
@@ -7435,7 +7435,7 @@
         </w:tc>
         <w:tc>
           <w:tcPr>
-            <w:tcW w:type="dxa" w:w="2880"/>
+            <w:tcW w:type="dxa" w:w="3307"/>
           </w:tcPr>
           <w:p>
             <w:r>
@@ -7454,7 +7454,7 @@
         </w:tc>
         <w:tc>
           <w:tcPr>
-            <w:tcW w:type="dxa" w:w="2880"/>
+            <w:tcW w:type="dxa" w:w="3307"/>
           </w:tcPr>
           <w:p>
             <w:r>
@@ -7475,7 +7475,7 @@
       <w:tr>
         <w:tc>
           <w:tcPr>
-            <w:tcW w:type="dxa" w:w="2880"/>
+            <w:tcW w:type="dxa" w:w="3307"/>
           </w:tcPr>
           <w:p>
             <w:r>
@@ -7494,7 +7494,7 @@
         </w:tc>
         <w:tc>
           <w:tcPr>
-            <w:tcW w:type="dxa" w:w="2880"/>
+            <w:tcW w:type="dxa" w:w="3307"/>
           </w:tcPr>
           <w:p>
             <w:r>
@@ -7513,7 +7513,7 @@
         </w:tc>
         <w:tc>
           <w:tcPr>
-            <w:tcW w:type="dxa" w:w="2880"/>
+            <w:tcW w:type="dxa" w:w="3307"/>
           </w:tcPr>
           <w:p>
             <w:r>
@@ -7534,7 +7534,7 @@
       <w:tr>
         <w:tc>
           <w:tcPr>
-            <w:tcW w:type="dxa" w:w="2880"/>
+            <w:tcW w:type="dxa" w:w="3307"/>
           </w:tcPr>
           <w:p>
             <w:r>
@@ -7553,7 +7553,7 @@
         </w:tc>
         <w:tc>
           <w:tcPr>
-            <w:tcW w:type="dxa" w:w="2880"/>
+            <w:tcW w:type="dxa" w:w="3307"/>
           </w:tcPr>
           <w:p>
             <w:r>
@@ -7572,7 +7572,7 @@
         </w:tc>
         <w:tc>
           <w:tcPr>
-            <w:tcW w:type="dxa" w:w="2880"/>
+            <w:tcW w:type="dxa" w:w="3307"/>
           </w:tcPr>
           <w:p>
             <w:r>
@@ -7593,7 +7593,7 @@
       <w:tr>
         <w:tc>
           <w:tcPr>
-            <w:tcW w:type="dxa" w:w="2880"/>
+            <w:tcW w:type="dxa" w:w="3307"/>
           </w:tcPr>
           <w:p>
             <w:r>
@@ -7612,7 +7612,7 @@
         </w:tc>
         <w:tc>
           <w:tcPr>
-            <w:tcW w:type="dxa" w:w="2880"/>
+            <w:tcW w:type="dxa" w:w="3307"/>
           </w:tcPr>
           <w:p>
             <w:r>
@@ -7631,7 +7631,7 @@
         </w:tc>
         <w:tc>
           <w:tcPr>
-            <w:tcW w:type="dxa" w:w="2880"/>
+            <w:tcW w:type="dxa" w:w="3307"/>
           </w:tcPr>
           <w:p>
             <w:r>
@@ -7652,7 +7652,7 @@
       <w:tr>
         <w:tc>
           <w:tcPr>
-            <w:tcW w:type="dxa" w:w="2880"/>
+            <w:tcW w:type="dxa" w:w="3307"/>
           </w:tcPr>
           <w:p>
             <w:r>
@@ -7671,7 +7671,7 @@
         </w:tc>
         <w:tc>
           <w:tcPr>
-            <w:tcW w:type="dxa" w:w="2880"/>
+            <w:tcW w:type="dxa" w:w="3307"/>
           </w:tcPr>
           <w:p>
             <w:r>
@@ -7690,7 +7690,7 @@
         </w:tc>
         <w:tc>
           <w:tcPr>
-            <w:tcW w:type="dxa" w:w="2880"/>
+            <w:tcW w:type="dxa" w:w="3307"/>
           </w:tcPr>
           <w:p>
             <w:r>
@@ -7711,7 +7711,7 @@
       <w:tr>
         <w:tc>
           <w:tcPr>
-            <w:tcW w:type="dxa" w:w="2880"/>
+            <w:tcW w:type="dxa" w:w="3307"/>
           </w:tcPr>
           <w:p>
             <w:r>
@@ -7730,7 +7730,7 @@
         </w:tc>
         <w:tc>
           <w:tcPr>
-            <w:tcW w:type="dxa" w:w="2880"/>
+            <w:tcW w:type="dxa" w:w="3307"/>
           </w:tcPr>
           <w:p>
             <w:r>
@@ -7749,7 +7749,7 @@
         </w:tc>
         <w:tc>
           <w:tcPr>
-            <w:tcW w:type="dxa" w:w="2880"/>
+            <w:tcW w:type="dxa" w:w="3307"/>
           </w:tcPr>
           <w:p>
             <w:r>
@@ -7770,7 +7770,7 @@
       <w:tr>
         <w:tc>
           <w:tcPr>
-            <w:tcW w:type="dxa" w:w="2880"/>
+            <w:tcW w:type="dxa" w:w="3307"/>
           </w:tcPr>
           <w:p>
             <w:r>
@@ -7789,7 +7789,7 @@
         </w:tc>
         <w:tc>
           <w:tcPr>
-            <w:tcW w:type="dxa" w:w="2880"/>
+            <w:tcW w:type="dxa" w:w="3307"/>
           </w:tcPr>
           <w:p>
             <w:r>
@@ -7808,7 +7808,7 @@
         </w:tc>
         <w:tc>
           <w:tcPr>
-            <w:tcW w:type="dxa" w:w="2880"/>
+            <w:tcW w:type="dxa" w:w="3307"/>
           </w:tcPr>
           <w:p>
             <w:r>
@@ -7829,7 +7829,7 @@
       <w:tr>
         <w:tc>
           <w:tcPr>
-            <w:tcW w:type="dxa" w:w="2880"/>
+            <w:tcW w:type="dxa" w:w="3307"/>
           </w:tcPr>
           <w:p>
             <w:r>
@@ -7848,7 +7848,7 @@
         </w:tc>
         <w:tc>
           <w:tcPr>
-            <w:tcW w:type="dxa" w:w="2880"/>
+            <w:tcW w:type="dxa" w:w="3307"/>
           </w:tcPr>
           <w:p>
             <w:r>
@@ -7867,7 +7867,7 @@
         </w:tc>
         <w:tc>
           <w:tcPr>
-            <w:tcW w:type="dxa" w:w="2880"/>
+            <w:tcW w:type="dxa" w:w="3307"/>
           </w:tcPr>
           <w:p>
             <w:r>
@@ -7888,7 +7888,7 @@
       <w:tr>
         <w:tc>
           <w:tcPr>
-            <w:tcW w:type="dxa" w:w="2880"/>
+            <w:tcW w:type="dxa" w:w="3307"/>
           </w:tcPr>
           <w:p>
             <w:r>
@@ -7907,7 +7907,7 @@
         </w:tc>
         <w:tc>
           <w:tcPr>
-            <w:tcW w:type="dxa" w:w="2880"/>
+            <w:tcW w:type="dxa" w:w="3307"/>
           </w:tcPr>
           <w:p>
             <w:r>
@@ -7926,7 +7926,7 @@
         </w:tc>
         <w:tc>
           <w:tcPr>
-            <w:tcW w:type="dxa" w:w="2880"/>
+            <w:tcW w:type="dxa" w:w="3307"/>
           </w:tcPr>
           <w:p>
             <w:r>
@@ -7947,7 +7947,7 @@
       <w:tr>
         <w:tc>
           <w:tcPr>
-            <w:tcW w:type="dxa" w:w="2880"/>
+            <w:tcW w:type="dxa" w:w="3307"/>
           </w:tcPr>
           <w:p>
             <w:r>
@@ -7966,7 +7966,7 @@
         </w:tc>
         <w:tc>
           <w:tcPr>
-            <w:tcW w:type="dxa" w:w="2880"/>
+            <w:tcW w:type="dxa" w:w="3307"/>
           </w:tcPr>
           <w:p>
             <w:r>
@@ -7985,7 +7985,7 @@
         </w:tc>
         <w:tc>
           <w:tcPr>
-            <w:tcW w:type="dxa" w:w="2880"/>
+            <w:tcW w:type="dxa" w:w="3307"/>
           </w:tcPr>
           <w:p>
             <w:r>
@@ -8006,7 +8006,7 @@
       <w:tr>
         <w:tc>
           <w:tcPr>
-            <w:tcW w:type="dxa" w:w="2880"/>
+            <w:tcW w:type="dxa" w:w="3307"/>
           </w:tcPr>
           <w:p>
             <w:r>
@@ -8025,7 +8025,7 @@
         </w:tc>
         <w:tc>
           <w:tcPr>
-            <w:tcW w:type="dxa" w:w="2880"/>
+            <w:tcW w:type="dxa" w:w="3307"/>
           </w:tcPr>
           <w:p>
             <w:r>
@@ -8044,7 +8044,7 @@
         </w:tc>
         <w:tc>
           <w:tcPr>
-            <w:tcW w:type="dxa" w:w="2880"/>
+            <w:tcW w:type="dxa" w:w="3307"/>
           </w:tcPr>
           <w:p>
             <w:r>
@@ -8065,7 +8065,7 @@
       <w:tr>
         <w:tc>
           <w:tcPr>
-            <w:tcW w:type="dxa" w:w="2880"/>
+            <w:tcW w:type="dxa" w:w="3307"/>
           </w:tcPr>
           <w:p>
             <w:r>
@@ -8084,7 +8084,7 @@
         </w:tc>
         <w:tc>
           <w:tcPr>
-            <w:tcW w:type="dxa" w:w="2880"/>
+            <w:tcW w:type="dxa" w:w="3307"/>
           </w:tcPr>
           <w:p>
             <w:r>
@@ -8103,7 +8103,7 @@
         </w:tc>
         <w:tc>
           <w:tcPr>
-            <w:tcW w:type="dxa" w:w="2880"/>
+            <w:tcW w:type="dxa" w:w="3307"/>
           </w:tcPr>
           <w:p>
             <w:r>
@@ -8124,7 +8124,7 @@
       <w:tr>
         <w:tc>
           <w:tcPr>
-            <w:tcW w:type="dxa" w:w="2880"/>
+            <w:tcW w:type="dxa" w:w="3307"/>
           </w:tcPr>
           <w:p>
             <w:r>
@@ -8143,7 +8143,7 @@
         </w:tc>
         <w:tc>
           <w:tcPr>
-            <w:tcW w:type="dxa" w:w="2880"/>
+            <w:tcW w:type="dxa" w:w="3307"/>
           </w:tcPr>
           <w:p>
             <w:r>
@@ -8162,7 +8162,7 @@
         </w:tc>
         <w:tc>
           <w:tcPr>
-            <w:tcW w:type="dxa" w:w="2880"/>
+            <w:tcW w:type="dxa" w:w="3307"/>
           </w:tcPr>
           <w:p>
             <w:r>
@@ -8183,7 +8183,7 @@
       <w:tr>
         <w:tc>
           <w:tcPr>
-            <w:tcW w:type="dxa" w:w="2880"/>
+            <w:tcW w:type="dxa" w:w="3307"/>
           </w:tcPr>
           <w:p>
             <w:r>
@@ -8202,7 +8202,7 @@
         </w:tc>
         <w:tc>
           <w:tcPr>
-            <w:tcW w:type="dxa" w:w="2880"/>
+            <w:tcW w:type="dxa" w:w="3307"/>
           </w:tcPr>
           <w:p>
             <w:r>
@@ -8221,7 +8221,7 @@
         </w:tc>
         <w:tc>
           <w:tcPr>
-            <w:tcW w:type="dxa" w:w="2880"/>
+            <w:tcW w:type="dxa" w:w="3307"/>
           </w:tcPr>
           <w:p>
             <w:r>
@@ -8242,7 +8242,7 @@
       <w:tr>
         <w:tc>
           <w:tcPr>
-            <w:tcW w:type="dxa" w:w="2880"/>
+            <w:tcW w:type="dxa" w:w="3307"/>
           </w:tcPr>
           <w:p>
             <w:r>
@@ -8261,7 +8261,7 @@
         </w:tc>
         <w:tc>
           <w:tcPr>
-            <w:tcW w:type="dxa" w:w="2880"/>
+            <w:tcW w:type="dxa" w:w="3307"/>
           </w:tcPr>
           <w:p>
             <w:r>
@@ -8280,7 +8280,7 @@
         </w:tc>
         <w:tc>
           <w:tcPr>
-            <w:tcW w:type="dxa" w:w="2880"/>
+            <w:tcW w:type="dxa" w:w="3307"/>
           </w:tcPr>
           <w:p>
             <w:r>
@@ -8301,7 +8301,7 @@
       <w:tr>
         <w:tc>
           <w:tcPr>
-            <w:tcW w:type="dxa" w:w="2880"/>
+            <w:tcW w:type="dxa" w:w="3307"/>
           </w:tcPr>
           <w:p>
             <w:r>
@@ -8320,7 +8320,7 @@
         </w:tc>
         <w:tc>
           <w:tcPr>
-            <w:tcW w:type="dxa" w:w="2880"/>
+            <w:tcW w:type="dxa" w:w="3307"/>
           </w:tcPr>
           <w:p>
             <w:r>
@@ -8339,7 +8339,7 @@
         </w:tc>
         <w:tc>
           <w:tcPr>
-            <w:tcW w:type="dxa" w:w="2880"/>
+            <w:tcW w:type="dxa" w:w="3307"/>
           </w:tcPr>
           <w:p>
             <w:r>
@@ -8360,7 +8360,7 @@
       <w:tr>
         <w:tc>
           <w:tcPr>
-            <w:tcW w:type="dxa" w:w="2880"/>
+            <w:tcW w:type="dxa" w:w="3307"/>
           </w:tcPr>
           <w:p>
             <w:r>
@@ -8379,7 +8379,7 @@
         </w:tc>
         <w:tc>
           <w:tcPr>
-            <w:tcW w:type="dxa" w:w="2880"/>
+            <w:tcW w:type="dxa" w:w="3307"/>
           </w:tcPr>
           <w:p>
             <w:r>
@@ -8398,7 +8398,7 @@
         </w:tc>
         <w:tc>
           <w:tcPr>
-            <w:tcW w:type="dxa" w:w="2880"/>
+            <w:tcW w:type="dxa" w:w="3307"/>
           </w:tcPr>
           <w:p>
             <w:r>
@@ -8419,7 +8419,7 @@
       <w:tr>
         <w:tc>
           <w:tcPr>
-            <w:tcW w:type="dxa" w:w="2880"/>
+            <w:tcW w:type="dxa" w:w="3307"/>
           </w:tcPr>
           <w:p>
             <w:r>
@@ -8438,7 +8438,7 @@
         </w:tc>
         <w:tc>
           <w:tcPr>
-            <w:tcW w:type="dxa" w:w="2880"/>
+            <w:tcW w:type="dxa" w:w="3307"/>
           </w:tcPr>
           <w:p>
             <w:r>
@@ -8457,7 +8457,7 @@
         </w:tc>
         <w:tc>
           <w:tcPr>
-            <w:tcW w:type="dxa" w:w="2880"/>
+            <w:tcW w:type="dxa" w:w="3307"/>
           </w:tcPr>
           <w:p>
             <w:r>
@@ -8478,7 +8478,7 @@
       <w:tr>
         <w:tc>
           <w:tcPr>
-            <w:tcW w:type="dxa" w:w="2880"/>
+            <w:tcW w:type="dxa" w:w="3307"/>
           </w:tcPr>
           <w:p>
             <w:r>
@@ -8497,7 +8497,7 @@
         </w:tc>
         <w:tc>
           <w:tcPr>
-            <w:tcW w:type="dxa" w:w="2880"/>
+            <w:tcW w:type="dxa" w:w="3307"/>
           </w:tcPr>
           <w:p>
             <w:r>
@@ -8516,7 +8516,7 @@
         </w:tc>
         <w:tc>
           <w:tcPr>
-            <w:tcW w:type="dxa" w:w="2880"/>
+            <w:tcW w:type="dxa" w:w="3307"/>
           </w:tcPr>
           <w:p>
             <w:r>
@@ -8537,7 +8537,7 @@
       <w:tr>
         <w:tc>
           <w:tcPr>
-            <w:tcW w:type="dxa" w:w="2880"/>
+            <w:tcW w:type="dxa" w:w="3307"/>
           </w:tcPr>
           <w:p>
             <w:r>
@@ -8556,7 +8556,7 @@
         </w:tc>
         <w:tc>
           <w:tcPr>
-            <w:tcW w:type="dxa" w:w="2880"/>
+            <w:tcW w:type="dxa" w:w="3307"/>
           </w:tcPr>
           <w:p>
             <w:r>
@@ -8575,7 +8575,7 @@
         </w:tc>
         <w:tc>
           <w:tcPr>
-            <w:tcW w:type="dxa" w:w="2880"/>
+            <w:tcW w:type="dxa" w:w="3307"/>
           </w:tcPr>
           <w:p>
             <w:r>
@@ -8596,7 +8596,7 @@
       <w:tr>
         <w:tc>
           <w:tcPr>
-            <w:tcW w:type="dxa" w:w="2880"/>
+            <w:tcW w:type="dxa" w:w="3307"/>
           </w:tcPr>
           <w:p>
             <w:r>
@@ -8615,7 +8615,7 @@
         </w:tc>
         <w:tc>
           <w:tcPr>
-            <w:tcW w:type="dxa" w:w="2880"/>
+            <w:tcW w:type="dxa" w:w="3307"/>
           </w:tcPr>
           <w:p>
             <w:r>
@@ -8634,7 +8634,7 @@
         </w:tc>
         <w:tc>
           <w:tcPr>
-            <w:tcW w:type="dxa" w:w="2880"/>
+            <w:tcW w:type="dxa" w:w="3307"/>
           </w:tcPr>
           <w:p>
             <w:r>
@@ -8655,7 +8655,7 @@
       <w:tr>
         <w:tc>
           <w:tcPr>
-            <w:tcW w:type="dxa" w:w="2880"/>
+            <w:tcW w:type="dxa" w:w="3307"/>
           </w:tcPr>
           <w:p>
             <w:r>
@@ -8674,7 +8674,7 @@
         </w:tc>
         <w:tc>
           <w:tcPr>
-            <w:tcW w:type="dxa" w:w="2880"/>
+            <w:tcW w:type="dxa" w:w="3307"/>
           </w:tcPr>
           <w:p>
             <w:r>
@@ -8693,7 +8693,7 @@
         </w:tc>
         <w:tc>
           <w:tcPr>
-            <w:tcW w:type="dxa" w:w="2880"/>
+            <w:tcW w:type="dxa" w:w="3307"/>
           </w:tcPr>
           <w:p>
             <w:r>
@@ -8714,7 +8714,7 @@
       <w:tr>
         <w:tc>
           <w:tcPr>
-            <w:tcW w:type="dxa" w:w="2880"/>
+            <w:tcW w:type="dxa" w:w="3307"/>
           </w:tcPr>
           <w:p>
             <w:r>
@@ -8733,7 +8733,7 @@
         </w:tc>
         <w:tc>
           <w:tcPr>
-            <w:tcW w:type="dxa" w:w="2880"/>
+            <w:tcW w:type="dxa" w:w="3307"/>
           </w:tcPr>
           <w:p>
             <w:r>
@@ -8752,7 +8752,7 @@
         </w:tc>
         <w:tc>
           <w:tcPr>
-            <w:tcW w:type="dxa" w:w="2880"/>
+            <w:tcW w:type="dxa" w:w="3307"/>
           </w:tcPr>
           <w:p>
             <w:r>
@@ -8773,7 +8773,7 @@
       <w:tr>
         <w:tc>
           <w:tcPr>
-            <w:tcW w:type="dxa" w:w="2880"/>
+            <w:tcW w:type="dxa" w:w="3307"/>
           </w:tcPr>
           <w:p>
             <w:r>
@@ -8792,7 +8792,7 @@
         </w:tc>
         <w:tc>
           <w:tcPr>
-            <w:tcW w:type="dxa" w:w="2880"/>
+            <w:tcW w:type="dxa" w:w="3307"/>
           </w:tcPr>
           <w:p>
             <w:r>
@@ -8811,7 +8811,7 @@
         </w:tc>
         <w:tc>
           <w:tcPr>
-            <w:tcW w:type="dxa" w:w="2880"/>
+            <w:tcW w:type="dxa" w:w="3307"/>
           </w:tcPr>
           <w:p>
             <w:r>
@@ -8832,7 +8832,7 @@
       <w:tr>
         <w:tc>
           <w:tcPr>
-            <w:tcW w:type="dxa" w:w="2880"/>
+            <w:tcW w:type="dxa" w:w="3307"/>
           </w:tcPr>
           <w:p>
             <w:r>
@@ -8851,7 +8851,7 @@
         </w:tc>
         <w:tc>
           <w:tcPr>
-            <w:tcW w:type="dxa" w:w="2880"/>
+            <w:tcW w:type="dxa" w:w="3307"/>
           </w:tcPr>
           <w:p>
             <w:r>
@@ -8870,7 +8870,7 @@
         </w:tc>
         <w:tc>
           <w:tcPr>
-            <w:tcW w:type="dxa" w:w="2880"/>
+            <w:tcW w:type="dxa" w:w="3307"/>
           </w:tcPr>
           <w:p>
             <w:r>
@@ -8891,7 +8891,7 @@
       <w:tr>
         <w:tc>
           <w:tcPr>
-            <w:tcW w:type="dxa" w:w="2880"/>
+            <w:tcW w:type="dxa" w:w="3307"/>
           </w:tcPr>
           <w:p>
             <w:r>
@@ -8910,7 +8910,7 @@
         </w:tc>
         <w:tc>
           <w:tcPr>
-            <w:tcW w:type="dxa" w:w="2880"/>
+            <w:tcW w:type="dxa" w:w="3307"/>
           </w:tcPr>
           <w:p>
             <w:r>
@@ -8929,7 +8929,7 @@
         </w:tc>
         <w:tc>
           <w:tcPr>
-            <w:tcW w:type="dxa" w:w="2880"/>
+            <w:tcW w:type="dxa" w:w="3307"/>
           </w:tcPr>
           <w:p>
             <w:r>
@@ -8950,7 +8950,7 @@
       <w:tr>
         <w:tc>
           <w:tcPr>
-            <w:tcW w:type="dxa" w:w="2880"/>
+            <w:tcW w:type="dxa" w:w="3307"/>
           </w:tcPr>
           <w:p>
             <w:r>
@@ -8969,7 +8969,7 @@
         </w:tc>
         <w:tc>
           <w:tcPr>
-            <w:tcW w:type="dxa" w:w="2880"/>
+            <w:tcW w:type="dxa" w:w="3307"/>
           </w:tcPr>
           <w:p>
             <w:r>
@@ -8988,7 +8988,7 @@
         </w:tc>
         <w:tc>
           <w:tcPr>
-            <w:tcW w:type="dxa" w:w="2880"/>
+            <w:tcW w:type="dxa" w:w="3307"/>
           </w:tcPr>
           <w:p>
             <w:r>
@@ -9009,7 +9009,7 @@
       <w:tr>
         <w:tc>
           <w:tcPr>
-            <w:tcW w:type="dxa" w:w="2880"/>
+            <w:tcW w:type="dxa" w:w="3307"/>
           </w:tcPr>
           <w:p>
             <w:r>
@@ -9028,7 +9028,7 @@
         </w:tc>
         <w:tc>
           <w:tcPr>
-            <w:tcW w:type="dxa" w:w="2880"/>
+            <w:tcW w:type="dxa" w:w="3307"/>
           </w:tcPr>
           <w:p>
             <w:r>
@@ -9047,7 +9047,7 @@
         </w:tc>
         <w:tc>
           <w:tcPr>
-            <w:tcW w:type="dxa" w:w="2880"/>
+            <w:tcW w:type="dxa" w:w="3307"/>
           </w:tcPr>
           <w:p>
             <w:r>
@@ -9068,7 +9068,7 @@
       <w:tr>
         <w:tc>
           <w:tcPr>
-            <w:tcW w:type="dxa" w:w="2880"/>
+            <w:tcW w:type="dxa" w:w="3307"/>
           </w:tcPr>
           <w:p>
             <w:r>
@@ -9087,7 +9087,7 @@
         </w:tc>
         <w:tc>
           <w:tcPr>
-            <w:tcW w:type="dxa" w:w="2880"/>
+            <w:tcW w:type="dxa" w:w="3307"/>
           </w:tcPr>
           <w:p>
             <w:r>
@@ -9106,7 +9106,7 @@
         </w:tc>
         <w:tc>
           <w:tcPr>
-            <w:tcW w:type="dxa" w:w="2880"/>
+            <w:tcW w:type="dxa" w:w="3307"/>
           </w:tcPr>
           <w:p>
             <w:r>
@@ -9127,7 +9127,7 @@
       <w:tr>
         <w:tc>
           <w:tcPr>
-            <w:tcW w:type="dxa" w:w="2880"/>
+            <w:tcW w:type="dxa" w:w="3307"/>
           </w:tcPr>
           <w:p>
             <w:r>
@@ -9146,7 +9146,7 @@
         </w:tc>
         <w:tc>
           <w:tcPr>
-            <w:tcW w:type="dxa" w:w="2880"/>
+            <w:tcW w:type="dxa" w:w="3307"/>
           </w:tcPr>
           <w:p>
             <w:r>
@@ -9165,7 +9165,7 @@
         </w:tc>
         <w:tc>
           <w:tcPr>
-            <w:tcW w:type="dxa" w:w="2880"/>
+            <w:tcW w:type="dxa" w:w="3307"/>
           </w:tcPr>
           <w:p>
             <w:r>
@@ -9186,7 +9186,7 @@
       <w:tr>
         <w:tc>
           <w:tcPr>
-            <w:tcW w:type="dxa" w:w="2880"/>
+            <w:tcW w:type="dxa" w:w="3307"/>
           </w:tcPr>
           <w:p>
             <w:r>
@@ -9205,7 +9205,7 @@
         </w:tc>
         <w:tc>
           <w:tcPr>
-            <w:tcW w:type="dxa" w:w="2880"/>
+            <w:tcW w:type="dxa" w:w="3307"/>
           </w:tcPr>
           <w:p>
             <w:r>
@@ -9224,7 +9224,7 @@
         </w:tc>
         <w:tc>
           <w:tcPr>
-            <w:tcW w:type="dxa" w:w="2880"/>
+            <w:tcW w:type="dxa" w:w="3307"/>
           </w:tcPr>
           <w:p>
             <w:r>
@@ -9245,7 +9245,7 @@
       <w:tr>
         <w:tc>
           <w:tcPr>
-            <w:tcW w:type="dxa" w:w="2880"/>
+            <w:tcW w:type="dxa" w:w="3307"/>
           </w:tcPr>
           <w:p>
             <w:r>
@@ -9264,7 +9264,7 @@
         </w:tc>
         <w:tc>
           <w:tcPr>
-            <w:tcW w:type="dxa" w:w="2880"/>
+            <w:tcW w:type="dxa" w:w="3307"/>
           </w:tcPr>
           <w:p>
             <w:r>
@@ -9283,7 +9283,7 @@
         </w:tc>
         <w:tc>
           <w:tcPr>
-            <w:tcW w:type="dxa" w:w="2880"/>
+            <w:tcW w:type="dxa" w:w="3307"/>
           </w:tcPr>
           <w:p>
             <w:r>
@@ -9304,7 +9304,7 @@
       <w:tr>
         <w:tc>
           <w:tcPr>
-            <w:tcW w:type="dxa" w:w="2880"/>
+            <w:tcW w:type="dxa" w:w="3307"/>
           </w:tcPr>
           <w:p>
             <w:r>
@@ -9323,7 +9323,7 @@
         </w:tc>
         <w:tc>
           <w:tcPr>
-            <w:tcW w:type="dxa" w:w="2880"/>
+            <w:tcW w:type="dxa" w:w="3307"/>
           </w:tcPr>
           <w:p>
             <w:r>
@@ -9342,7 +9342,7 @@
         </w:tc>
         <w:tc>
           <w:tcPr>
-            <w:tcW w:type="dxa" w:w="2880"/>
+            <w:tcW w:type="dxa" w:w="3307"/>
           </w:tcPr>
           <w:p>
             <w:r>
@@ -9363,7 +9363,7 @@
       <w:tr>
         <w:tc>
           <w:tcPr>
-            <w:tcW w:type="dxa" w:w="2880"/>
+            <w:tcW w:type="dxa" w:w="3307"/>
           </w:tcPr>
           <w:p>
             <w:r>
@@ -9382,7 +9382,7 @@
         </w:tc>
         <w:tc>
           <w:tcPr>
-            <w:tcW w:type="dxa" w:w="2880"/>
+            <w:tcW w:type="dxa" w:w="3307"/>
           </w:tcPr>
           <w:p>
             <w:r>
@@ -9401,7 +9401,7 @@
         </w:tc>
         <w:tc>
           <w:tcPr>
-            <w:tcW w:type="dxa" w:w="2880"/>
+            <w:tcW w:type="dxa" w:w="3307"/>
           </w:tcPr>
           <w:p>
             <w:r>
@@ -9422,7 +9422,7 @@
       <w:tr>
         <w:tc>
           <w:tcPr>
-            <w:tcW w:type="dxa" w:w="2880"/>
+            <w:tcW w:type="dxa" w:w="3307"/>
           </w:tcPr>
           <w:p>
             <w:r>
@@ -9441,7 +9441,7 @@
         </w:tc>
         <w:tc>
           <w:tcPr>
-            <w:tcW w:type="dxa" w:w="2880"/>
+            <w:tcW w:type="dxa" w:w="3307"/>
           </w:tcPr>
           <w:p>
             <w:r>
@@ -9460,7 +9460,7 @@
         </w:tc>
         <w:tc>
           <w:tcPr>
-            <w:tcW w:type="dxa" w:w="2880"/>
+            <w:tcW w:type="dxa" w:w="3307"/>
           </w:tcPr>
           <w:p>
             <w:r>
@@ -9481,7 +9481,7 @@
       <w:tr>
         <w:tc>
           <w:tcPr>
-            <w:tcW w:type="dxa" w:w="2880"/>
+            <w:tcW w:type="dxa" w:w="3307"/>
           </w:tcPr>
           <w:p>
             <w:r>
@@ -9500,7 +9500,7 @@
         </w:tc>
         <w:tc>
           <w:tcPr>
-            <w:tcW w:type="dxa" w:w="2880"/>
+            <w:tcW w:type="dxa" w:w="3307"/>
           </w:tcPr>
           <w:p>
             <w:r>
@@ -9519,7 +9519,7 @@
         </w:tc>
         <w:tc>
           <w:tcPr>
-            <w:tcW w:type="dxa" w:w="2880"/>
+            <w:tcW w:type="dxa" w:w="3307"/>
           </w:tcPr>
           <w:p>
             <w:r>
@@ -9540,7 +9540,7 @@
       <w:tr>
         <w:tc>
           <w:tcPr>
-            <w:tcW w:type="dxa" w:w="2880"/>
+            <w:tcW w:type="dxa" w:w="3307"/>
           </w:tcPr>
           <w:p>
             <w:r>
@@ -9559,7 +9559,7 @@
         </w:tc>
         <w:tc>
           <w:tcPr>
-            <w:tcW w:type="dxa" w:w="2880"/>
+            <w:tcW w:type="dxa" w:w="3307"/>
           </w:tcPr>
           <w:p>
             <w:r>
@@ -9578,7 +9578,7 @@
         </w:tc>
         <w:tc>
           <w:tcPr>
-            <w:tcW w:type="dxa" w:w="2880"/>
+            <w:tcW w:type="dxa" w:w="3307"/>
           </w:tcPr>
           <w:p>
             <w:r>
@@ -9599,7 +9599,7 @@
       <w:tr>
         <w:tc>
           <w:tcPr>
-            <w:tcW w:type="dxa" w:w="2880"/>
+            <w:tcW w:type="dxa" w:w="3307"/>
           </w:tcPr>
           <w:p>
             <w:r>
@@ -9618,7 +9618,7 @@
         </w:tc>
         <w:tc>
           <w:tcPr>
-            <w:tcW w:type="dxa" w:w="2880"/>
+            <w:tcW w:type="dxa" w:w="3307"/>
           </w:tcPr>
           <w:p>
             <w:r>
@@ -9637,7 +9637,7 @@
         </w:tc>
         <w:tc>
           <w:tcPr>
-            <w:tcW w:type="dxa" w:w="2880"/>
+            <w:tcW w:type="dxa" w:w="3307"/>
           </w:tcPr>
           <w:p>
             <w:r>
@@ -9658,7 +9658,7 @@
       <w:tr>
         <w:tc>
           <w:tcPr>
-            <w:tcW w:type="dxa" w:w="2880"/>
+            <w:tcW w:type="dxa" w:w="3307"/>
           </w:tcPr>
           <w:p>
             <w:r>
@@ -9677,7 +9677,7 @@
         </w:tc>
         <w:tc>
           <w:tcPr>
-            <w:tcW w:type="dxa" w:w="2880"/>
+            <w:tcW w:type="dxa" w:w="3307"/>
           </w:tcPr>
           <w:p>
             <w:r>
@@ -9696,7 +9696,7 @@
         </w:tc>
         <w:tc>
           <w:tcPr>
-            <w:tcW w:type="dxa" w:w="2880"/>
+            <w:tcW w:type="dxa" w:w="3307"/>
           </w:tcPr>
           <w:p>
             <w:r>
@@ -9717,7 +9717,7 @@
       <w:tr>
         <w:tc>
           <w:tcPr>
-            <w:tcW w:type="dxa" w:w="2880"/>
+            <w:tcW w:type="dxa" w:w="3307"/>
           </w:tcPr>
           <w:p>
             <w:r>
@@ -9736,7 +9736,7 @@
         </w:tc>
         <w:tc>
           <w:tcPr>
-            <w:tcW w:type="dxa" w:w="2880"/>
+            <w:tcW w:type="dxa" w:w="3307"/>
           </w:tcPr>
           <w:p>
             <w:r>
@@ -9755,7 +9755,7 @@
         </w:tc>
         <w:tc>
           <w:tcPr>
-            <w:tcW w:type="dxa" w:w="2880"/>
+            <w:tcW w:type="dxa" w:w="3307"/>
           </w:tcPr>
           <w:p>
             <w:r>
@@ -9776,7 +9776,7 @@
       <w:tr>
         <w:tc>
           <w:tcPr>
-            <w:tcW w:type="dxa" w:w="2880"/>
+            <w:tcW w:type="dxa" w:w="3307"/>
           </w:tcPr>
           <w:p>
             <w:r>
@@ -9795,7 +9795,7 @@
         </w:tc>
         <w:tc>
           <w:tcPr>
-            <w:tcW w:type="dxa" w:w="2880"/>
+            <w:tcW w:type="dxa" w:w="3307"/>
           </w:tcPr>
           <w:p>
             <w:r>
@@ -9814,7 +9814,7 @@
         </w:tc>
         <w:tc>
           <w:tcPr>
-            <w:tcW w:type="dxa" w:w="2880"/>
+            <w:tcW w:type="dxa" w:w="3307"/>
           </w:tcPr>
           <w:p>
             <w:r>
@@ -9835,7 +9835,7 @@
       <w:tr>
         <w:tc>
           <w:tcPr>
-            <w:tcW w:type="dxa" w:w="2880"/>
+            <w:tcW w:type="dxa" w:w="3307"/>
           </w:tcPr>
           <w:p>
             <w:r>
@@ -9854,7 +9854,7 @@
         </w:tc>
         <w:tc>
           <w:tcPr>
-            <w:tcW w:type="dxa" w:w="2880"/>
+            <w:tcW w:type="dxa" w:w="3307"/>
           </w:tcPr>
           <w:p>
             <w:r>
@@ -9873,7 +9873,7 @@
         </w:tc>
         <w:tc>
           <w:tcPr>
-            <w:tcW w:type="dxa" w:w="2880"/>
+            <w:tcW w:type="dxa" w:w="3307"/>
           </w:tcPr>
           <w:p>
             <w:r>
@@ -9894,7 +9894,7 @@
       <w:tr>
         <w:tc>
           <w:tcPr>
-            <w:tcW w:type="dxa" w:w="2880"/>
+            <w:tcW w:type="dxa" w:w="3307"/>
           </w:tcPr>
           <w:p>
             <w:r>
@@ -9913,7 +9913,7 @@
         </w:tc>
         <w:tc>
           <w:tcPr>
-            <w:tcW w:type="dxa" w:w="2880"/>
+            <w:tcW w:type="dxa" w:w="3307"/>
           </w:tcPr>
           <w:p>
             <w:r>
@@ -9932,7 +9932,7 @@
         </w:tc>
         <w:tc>
           <w:tcPr>
-            <w:tcW w:type="dxa" w:w="2880"/>
+            <w:tcW w:type="dxa" w:w="3307"/>
           </w:tcPr>
           <w:p>
             <w:r>
@@ -9953,7 +9953,7 @@
       <w:tr>
         <w:tc>
           <w:tcPr>
-            <w:tcW w:type="dxa" w:w="2880"/>
+            <w:tcW w:type="dxa" w:w="3307"/>
           </w:tcPr>
           <w:p>
             <w:r>
@@ -9972,7 +9972,7 @@
         </w:tc>
         <w:tc>
           <w:tcPr>
-            <w:tcW w:type="dxa" w:w="2880"/>
+            <w:tcW w:type="dxa" w:w="3307"/>
           </w:tcPr>
           <w:p>
             <w:r>
@@ -9991,7 +9991,7 @@
         </w:tc>
         <w:tc>
           <w:tcPr>
-            <w:tcW w:type="dxa" w:w="2880"/>
+            <w:tcW w:type="dxa" w:w="3307"/>
           </w:tcPr>
           <w:p>
             <w:r>
@@ -10012,7 +10012,7 @@
       <w:tr>
         <w:tc>
           <w:tcPr>
-            <w:tcW w:type="dxa" w:w="2880"/>
+            <w:tcW w:type="dxa" w:w="3307"/>
           </w:tcPr>
           <w:p>
             <w:r>
@@ -10031,7 +10031,7 @@
         </w:tc>
         <w:tc>
           <w:tcPr>
-            <w:tcW w:type="dxa" w:w="2880"/>
+            <w:tcW w:type="dxa" w:w="3307"/>
           </w:tcPr>
           <w:p>
             <w:r>
@@ -10050,7 +10050,7 @@
         </w:tc>
         <w:tc>
           <w:tcPr>
-            <w:tcW w:type="dxa" w:w="2880"/>
+            <w:tcW w:type="dxa" w:w="3307"/>
           </w:tcPr>
           <w:p>
             <w:r>
@@ -10071,7 +10071,7 @@
       <w:tr>
         <w:tc>
           <w:tcPr>
-            <w:tcW w:type="dxa" w:w="2880"/>
+            <w:tcW w:type="dxa" w:w="3307"/>
           </w:tcPr>
           <w:p>
             <w:r>
@@ -10090,7 +10090,7 @@
         </w:tc>
         <w:tc>
           <w:tcPr>
-            <w:tcW w:type="dxa" w:w="2880"/>
+            <w:tcW w:type="dxa" w:w="3307"/>
           </w:tcPr>
           <w:p>
             <w:r>
@@ -10109,7 +10109,7 @@
         </w:tc>
         <w:tc>
           <w:tcPr>
-            <w:tcW w:type="dxa" w:w="2880"/>
+            <w:tcW w:type="dxa" w:w="3307"/>
           </w:tcPr>
           <w:p>
             <w:r>
@@ -10130,7 +10130,7 @@
       <w:tr>
         <w:tc>
           <w:tcPr>
-            <w:tcW w:type="dxa" w:w="2880"/>
+            <w:tcW w:type="dxa" w:w="3307"/>
           </w:tcPr>
           <w:p>
             <w:r>
@@ -10149,7 +10149,7 @@
         </w:tc>
         <w:tc>
           <w:tcPr>
-            <w:tcW w:type="dxa" w:w="2880"/>
+            <w:tcW w:type="dxa" w:w="3307"/>
           </w:tcPr>
           <w:p>
             <w:r>
@@ -10168,7 +10168,7 @@
         </w:tc>
         <w:tc>
           <w:tcPr>
-            <w:tcW w:type="dxa" w:w="2880"/>
+            <w:tcW w:type="dxa" w:w="3307"/>
           </w:tcPr>
           <w:p>
             <w:r>
@@ -10189,7 +10189,7 @@
       <w:tr>
         <w:tc>
           <w:tcPr>
-            <w:tcW w:type="dxa" w:w="2880"/>
+            <w:tcW w:type="dxa" w:w="3307"/>
           </w:tcPr>
           <w:p>
             <w:r>
@@ -10208,7 +10208,7 @@
         </w:tc>
         <w:tc>
           <w:tcPr>
-            <w:tcW w:type="dxa" w:w="2880"/>
+            <w:tcW w:type="dxa" w:w="3307"/>
           </w:tcPr>
           <w:p>
             <w:r>
@@ -10227,7 +10227,7 @@
         </w:tc>
         <w:tc>
           <w:tcPr>
-            <w:tcW w:type="dxa" w:w="2880"/>
+            <w:tcW w:type="dxa" w:w="3307"/>
           </w:tcPr>
           <w:p>
             <w:r>
@@ -10248,7 +10248,7 @@
       <w:tr>
         <w:tc>
           <w:tcPr>
-            <w:tcW w:type="dxa" w:w="2880"/>
+            <w:tcW w:type="dxa" w:w="3307"/>
           </w:tcPr>
           <w:p>
             <w:r>
@@ -10267,7 +10267,7 @@
         </w:tc>
         <w:tc>
           <w:tcPr>
-            <w:tcW w:type="dxa" w:w="2880"/>
+            <w:tcW w:type="dxa" w:w="3307"/>
           </w:tcPr>
           <w:p>
             <w:r>
@@ -10286,7 +10286,7 @@
         </w:tc>
         <w:tc>
           <w:tcPr>
-            <w:tcW w:type="dxa" w:w="2880"/>
+            <w:tcW w:type="dxa" w:w="3307"/>
           </w:tcPr>
           <w:p>
             <w:r>
@@ -10307,7 +10307,7 @@
       <w:tr>
         <w:tc>
           <w:tcPr>
-            <w:tcW w:type="dxa" w:w="2880"/>
+            <w:tcW w:type="dxa" w:w="3307"/>
           </w:tcPr>
           <w:p>
             <w:r>
@@ -10326,7 +10326,7 @@
         </w:tc>
         <w:tc>
           <w:tcPr>
-            <w:tcW w:type="dxa" w:w="2880"/>
+            <w:tcW w:type="dxa" w:w="3307"/>
           </w:tcPr>
           <w:p>
             <w:r>
@@ -10345,7 +10345,7 @@
         </w:tc>
         <w:tc>
           <w:tcPr>
-            <w:tcW w:type="dxa" w:w="2880"/>
+            <w:tcW w:type="dxa" w:w="3307"/>
           </w:tcPr>
           <w:p>
             <w:r>
@@ -10366,7 +10366,7 @@
       <w:tr>
         <w:tc>
           <w:tcPr>
-            <w:tcW w:type="dxa" w:w="2880"/>
+            <w:tcW w:type="dxa" w:w="3307"/>
           </w:tcPr>
           <w:p>
             <w:r>
@@ -10385,7 +10385,7 @@
         </w:tc>
         <w:tc>
           <w:tcPr>
-            <w:tcW w:type="dxa" w:w="2880"/>
+            <w:tcW w:type="dxa" w:w="3307"/>
           </w:tcPr>
           <w:p>
             <w:r>
@@ -10404,7 +10404,7 @@
         </w:tc>
         <w:tc>
           <w:tcPr>
-            <w:tcW w:type="dxa" w:w="2880"/>
+            <w:tcW w:type="dxa" w:w="3307"/>
           </w:tcPr>
           <w:p>
             <w:r>
@@ -10425,7 +10425,7 @@
       <w:tr>
         <w:tc>
           <w:tcPr>
-            <w:tcW w:type="dxa" w:w="2880"/>
+            <w:tcW w:type="dxa" w:w="3307"/>
           </w:tcPr>
           <w:p>
             <w:r>
@@ -10444,7 +10444,7 @@
         </w:tc>
         <w:tc>
           <w:tcPr>
-            <w:tcW w:type="dxa" w:w="2880"/>
+            <w:tcW w:type="dxa" w:w="3307"/>
           </w:tcPr>
           <w:p>
             <w:r>
@@ -10463,7 +10463,7 @@
         </w:tc>
         <w:tc>
           <w:tcPr>
-            <w:tcW w:type="dxa" w:w="2880"/>
+            <w:tcW w:type="dxa" w:w="3307"/>
           </w:tcPr>
           <w:p>
             <w:r>
@@ -10484,7 +10484,7 @@
       <w:tr>
         <w:tc>
           <w:tcPr>
-            <w:tcW w:type="dxa" w:w="2880"/>
+            <w:tcW w:type="dxa" w:w="3307"/>
           </w:tcPr>
           <w:p>
             <w:r>
@@ -10503,7 +10503,7 @@
         </w:tc>
         <w:tc>
           <w:tcPr>
-            <w:tcW w:type="dxa" w:w="2880"/>
+            <w:tcW w:type="dxa" w:w="3307"/>
           </w:tcPr>
           <w:p>
             <w:r>
@@ -10522,7 +10522,7 @@
         </w:tc>
         <w:tc>
           <w:tcPr>
-            <w:tcW w:type="dxa" w:w="2880"/>
+            <w:tcW w:type="dxa" w:w="3307"/>
           </w:tcPr>
           <w:p>
             <w:r>
@@ -10543,7 +10543,7 @@
       <w:tr>
         <w:tc>
           <w:tcPr>
-            <w:tcW w:type="dxa" w:w="2880"/>
+            <w:tcW w:type="dxa" w:w="3307"/>
           </w:tcPr>
           <w:p>
             <w:r>
@@ -10562,7 +10562,7 @@
         </w:tc>
         <w:tc>
           <w:tcPr>
-            <w:tcW w:type="dxa" w:w="2880"/>
+            <w:tcW w:type="dxa" w:w="3307"/>
           </w:tcPr>
           <w:p>
             <w:r>
@@ -10581,7 +10581,7 @@
         </w:tc>
         <w:tc>
           <w:tcPr>
-            <w:tcW w:type="dxa" w:w="2880"/>
+            <w:tcW w:type="dxa" w:w="3307"/>
           </w:tcPr>
           <w:p>
             <w:r>
@@ -10602,7 +10602,7 @@
       <w:tr>
         <w:tc>
           <w:tcPr>
-            <w:tcW w:type="dxa" w:w="2880"/>
+            <w:tcW w:type="dxa" w:w="3307"/>
           </w:tcPr>
           <w:p>
             <w:r>
@@ -10621,7 +10621,7 @@
         </w:tc>
         <w:tc>
           <w:tcPr>
-            <w:tcW w:type="dxa" w:w="2880"/>
+            <w:tcW w:type="dxa" w:w="3307"/>
           </w:tcPr>
           <w:p>
             <w:r>
@@ -10640,7 +10640,7 @@
         </w:tc>
         <w:tc>
           <w:tcPr>
-            <w:tcW w:type="dxa" w:w="2880"/>
+            <w:tcW w:type="dxa" w:w="3307"/>
           </w:tcPr>
           <w:p>
             <w:r>
@@ -10661,7 +10661,7 @@
       <w:tr>
         <w:tc>
           <w:tcPr>
-            <w:tcW w:type="dxa" w:w="2880"/>
+            <w:tcW w:type="dxa" w:w="3307"/>
           </w:tcPr>
           <w:p>
             <w:r>
@@ -10680,7 +10680,7 @@
         </w:tc>
         <w:tc>
           <w:tcPr>
-            <w:tcW w:type="dxa" w:w="2880"/>
+            <w:tcW w:type="dxa" w:w="3307"/>
           </w:tcPr>
           <w:p>
             <w:r>
@@ -10699,7 +10699,7 @@
         </w:tc>
         <w:tc>
           <w:tcPr>
-            <w:tcW w:type="dxa" w:w="2880"/>
+            <w:tcW w:type="dxa" w:w="3307"/>
           </w:tcPr>
           <w:p>
             <w:r>
@@ -10720,7 +10720,7 @@
       <w:tr>
         <w:tc>
           <w:tcPr>
-            <w:tcW w:type="dxa" w:w="2880"/>
+            <w:tcW w:type="dxa" w:w="3307"/>
           </w:tcPr>
           <w:p>
             <w:r>
@@ -10739,7 +10739,7 @@
         </w:tc>
         <w:tc>
           <w:tcPr>
-            <w:tcW w:type="dxa" w:w="2880"/>
+            <w:tcW w:type="dxa" w:w="3307"/>
           </w:tcPr>
           <w:p>
             <w:r>
@@ -10758,7 +10758,7 @@
         </w:tc>
         <w:tc>
           <w:tcPr>
-            <w:tcW w:type="dxa" w:w="2880"/>
+            <w:tcW w:type="dxa" w:w="3307"/>
           </w:tcPr>
           <w:p>
             <w:r>
@@ -10779,7 +10779,7 @@
       <w:tr>
         <w:tc>
           <w:tcPr>
-            <w:tcW w:type="dxa" w:w="2880"/>
+            <w:tcW w:type="dxa" w:w="3307"/>
           </w:tcPr>
           <w:p>
             <w:r>
@@ -10798,7 +10798,7 @@
         </w:tc>
         <w:tc>
           <w:tcPr>
-            <w:tcW w:type="dxa" w:w="2880"/>
+            <w:tcW w:type="dxa" w:w="3307"/>
           </w:tcPr>
           <w:p>
             <w:r>
@@ -10817,7 +10817,7 @@
         </w:tc>
         <w:tc>
           <w:tcPr>
-            <w:tcW w:type="dxa" w:w="2880"/>
+            <w:tcW w:type="dxa" w:w="3307"/>
           </w:tcPr>
           <w:p>
             <w:r>
@@ -10838,7 +10838,7 @@
       <w:tr>
         <w:tc>
           <w:tcPr>
-            <w:tcW w:type="dxa" w:w="2880"/>
+            <w:tcW w:type="dxa" w:w="3307"/>
           </w:tcPr>
           <w:p>
             <w:r>
@@ -10857,7 +10857,7 @@
         </w:tc>
         <w:tc>
           <w:tcPr>
-            <w:tcW w:type="dxa" w:w="2880"/>
+            <w:tcW w:type="dxa" w:w="3307"/>
           </w:tcPr>
           <w:p>
             <w:r>
@@ -10876,7 +10876,7 @@
         </w:tc>
         <w:tc>
           <w:tcPr>
-            <w:tcW w:type="dxa" w:w="2880"/>
+            <w:tcW w:type="dxa" w:w="3307"/>
           </w:tcPr>
           <w:p>
             <w:r>
@@ -10897,7 +10897,7 @@
       <w:tr>
         <w:tc>
           <w:tcPr>
-            <w:tcW w:type="dxa" w:w="2880"/>
+            <w:tcW w:type="dxa" w:w="3307"/>
           </w:tcPr>
           <w:p>
             <w:r>
@@ -10916,7 +10916,7 @@
         </w:tc>
         <w:tc>
           <w:tcPr>
-            <w:tcW w:type="dxa" w:w="2880"/>
+            <w:tcW w:type="dxa" w:w="3307"/>
           </w:tcPr>
           <w:p>
             <w:r>
@@ -10935,7 +10935,7 @@
         </w:tc>
         <w:tc>
           <w:tcPr>
-            <w:tcW w:type="dxa" w:w="2880"/>
+            <w:tcW w:type="dxa" w:w="3307"/>
           </w:tcPr>
           <w:p>
             <w:r>
@@ -10956,7 +10956,7 @@
       <w:tr>
         <w:tc>
           <w:tcPr>
-            <w:tcW w:type="dxa" w:w="2880"/>
+            <w:tcW w:type="dxa" w:w="3307"/>
           </w:tcPr>
           <w:p>
             <w:r>
@@ -10975,7 +10975,7 @@
         </w:tc>
         <w:tc>
           <w:tcPr>
-            <w:tcW w:type="dxa" w:w="2880"/>
+            <w:tcW w:type="dxa" w:w="3307"/>
           </w:tcPr>
           <w:p>
             <w:r>
@@ -10994,7 +10994,7 @@
         </w:tc>
         <w:tc>
           <w:tcPr>
-            <w:tcW w:type="dxa" w:w="2880"/>
+            <w:tcW w:type="dxa" w:w="3307"/>
           </w:tcPr>
           <w:p>
             <w:r>
@@ -11015,7 +11015,7 @@
       <w:tr>
         <w:tc>
           <w:tcPr>
-            <w:tcW w:type="dxa" w:w="2880"/>
+            <w:tcW w:type="dxa" w:w="3307"/>
           </w:tcPr>
           <w:p>
             <w:r>
@@ -11034,7 +11034,7 @@
         </w:tc>
         <w:tc>
           <w:tcPr>
-            <w:tcW w:type="dxa" w:w="2880"/>
+            <w:tcW w:type="dxa" w:w="3307"/>
           </w:tcPr>
           <w:p>
             <w:r>
@@ -11053,7 +11053,7 @@
         </w:tc>
         <w:tc>
           <w:tcPr>
-            <w:tcW w:type="dxa" w:w="2880"/>
+            <w:tcW w:type="dxa" w:w="3307"/>
           </w:tcPr>
           <w:p>
             <w:r>
@@ -11074,7 +11074,7 @@
       <w:tr>
         <w:tc>
           <w:tcPr>
-            <w:tcW w:type="dxa" w:w="2880"/>
+            <w:tcW w:type="dxa" w:w="3307"/>
           </w:tcPr>
           <w:p>
             <w:r>
@@ -11093,7 +11093,7 @@
         </w:tc>
         <w:tc>
           <w:tcPr>
-            <w:tcW w:type="dxa" w:w="2880"/>
+            <w:tcW w:type="dxa" w:w="3307"/>
           </w:tcPr>
           <w:p>
             <w:r>
@@ -11112,7 +11112,7 @@
         </w:tc>
         <w:tc>
           <w:tcPr>
-            <w:tcW w:type="dxa" w:w="2880"/>
+            <w:tcW w:type="dxa" w:w="3307"/>
           </w:tcPr>
           <w:p>
             <w:r>
@@ -11133,7 +11133,7 @@
       <w:tr>
         <w:tc>
           <w:tcPr>
-            <w:tcW w:type="dxa" w:w="2880"/>
+            <w:tcW w:type="dxa" w:w="3307"/>
           </w:tcPr>
           <w:p>
             <w:r>
@@ -11152,7 +11152,7 @@
         </w:tc>
         <w:tc>
           <w:tcPr>
-            <w:tcW w:type="dxa" w:w="2880"/>
+            <w:tcW w:type="dxa" w:w="3307"/>
           </w:tcPr>
           <w:p>
             <w:r>
@@ -11171,7 +11171,7 @@
         </w:tc>
         <w:tc>
           <w:tcPr>
-            <w:tcW w:type="dxa" w:w="2880"/>
+            <w:tcW w:type="dxa" w:w="3307"/>
           </w:tcPr>
           <w:p>
             <w:r>
@@ -11192,7 +11192,7 @@
       <w:tr>
         <w:tc>
           <w:tcPr>
-            <w:tcW w:type="dxa" w:w="2880"/>
+            <w:tcW w:type="dxa" w:w="3307"/>
           </w:tcPr>
           <w:p>
             <w:r>
@@ -11211,7 +11211,7 @@
         </w:tc>
         <w:tc>
           <w:tcPr>
-            <w:tcW w:type="dxa" w:w="2880"/>
+            <w:tcW w:type="dxa" w:w="3307"/>
           </w:tcPr>
           <w:p>
             <w:r>
@@ -11230,7 +11230,7 @@
         </w:tc>
         <w:tc>
           <w:tcPr>
-            <w:tcW w:type="dxa" w:w="2880"/>
+            <w:tcW w:type="dxa" w:w="3307"/>
           </w:tcPr>
           <w:p>
             <w:r>
@@ -11251,7 +11251,7 @@
       <w:tr>
         <w:tc>
           <w:tcPr>
-            <w:tcW w:type="dxa" w:w="2880"/>
+            <w:tcW w:type="dxa" w:w="3307"/>
           </w:tcPr>
           <w:p>
             <w:r>
@@ -11270,7 +11270,7 @@
         </w:tc>
         <w:tc>
           <w:tcPr>
-            <w:tcW w:type="dxa" w:w="2880"/>
+            <w:tcW w:type="dxa" w:w="3307"/>
           </w:tcPr>
           <w:p>
             <w:r>
@@ -11289,7 +11289,7 @@
         </w:tc>
         <w:tc>
           <w:tcPr>
-            <w:tcW w:type="dxa" w:w="2880"/>
+            <w:tcW w:type="dxa" w:w="3307"/>
           </w:tcPr>
           <w:p>
             <w:r>
@@ -11310,7 +11310,7 @@
       <w:tr>
         <w:tc>
           <w:tcPr>
-            <w:tcW w:type="dxa" w:w="2880"/>
+            <w:tcW w:type="dxa" w:w="3307"/>
           </w:tcPr>
           <w:p>
             <w:r>
@@ -11329,7 +11329,7 @@
         </w:tc>
         <w:tc>
           <w:tcPr>
-            <w:tcW w:type="dxa" w:w="2880"/>
+            <w:tcW w:type="dxa" w:w="3307"/>
           </w:tcPr>
           <w:p>
             <w:r>
@@ -11348,7 +11348,7 @@
         </w:tc>
         <w:tc>
           <w:tcPr>
-            <w:tcW w:type="dxa" w:w="2880"/>
+            <w:tcW w:type="dxa" w:w="3307"/>
           </w:tcPr>
           <w:p>
             <w:r>
@@ -11369,7 +11369,7 @@
       <w:tr>
         <w:tc>
           <w:tcPr>
-            <w:tcW w:type="dxa" w:w="2880"/>
+            <w:tcW w:type="dxa" w:w="3307"/>
           </w:tcPr>
           <w:p>
             <w:r>
@@ -11388,7 +11388,7 @@
         </w:tc>
         <w:tc>
           <w:tcPr>
-            <w:tcW w:type="dxa" w:w="2880"/>
+            <w:tcW w:type="dxa" w:w="3307"/>
           </w:tcPr>
           <w:p>
             <w:r>
@@ -11407,7 +11407,7 @@
         </w:tc>
         <w:tc>
           <w:tcPr>
-            <w:tcW w:type="dxa" w:w="2880"/>
+            <w:tcW w:type="dxa" w:w="3307"/>
           </w:tcPr>
           <w:p>
             <w:r>
@@ -11428,7 +11428,7 @@
       <w:tr>
         <w:tc>
           <w:tcPr>
-            <w:tcW w:type="dxa" w:w="2880"/>
+            <w:tcW w:type="dxa" w:w="3307"/>
           </w:tcPr>
           <w:p>
             <w:r>
@@ -11447,7 +11447,7 @@
         </w:tc>
         <w:tc>
           <w:tcPr>
-            <w:tcW w:type="dxa" w:w="2880"/>
+            <w:tcW w:type="dxa" w:w="3307"/>
           </w:tcPr>
           <w:p>
             <w:r>
@@ -11466,7 +11466,7 @@
         </w:tc>
         <w:tc>
           <w:tcPr>
-            <w:tcW w:type="dxa" w:w="2880"/>
+            <w:tcW w:type="dxa" w:w="3307"/>
           </w:tcPr>
           <w:p>
             <w:r>
@@ -11487,7 +11487,7 @@
       <w:tr>
         <w:tc>
           <w:tcPr>
-            <w:tcW w:type="dxa" w:w="2880"/>
+            <w:tcW w:type="dxa" w:w="3307"/>
           </w:tcPr>
           <w:p>
             <w:r>
@@ -11506,7 +11506,7 @@
         </w:tc>
         <w:tc>
           <w:tcPr>
-            <w:tcW w:type="dxa" w:w="2880"/>
+            <w:tcW w:type="dxa" w:w="3307"/>
           </w:tcPr>
           <w:p>
             <w:r>
@@ -11525,7 +11525,7 @@
         </w:tc>
         <w:tc>
           <w:tcPr>
-            <w:tcW w:type="dxa" w:w="2880"/>
+            <w:tcW w:type="dxa" w:w="3307"/>
           </w:tcPr>
           <w:p>
             <w:r>
@@ -11546,7 +11546,7 @@
       <w:tr>
         <w:tc>
           <w:tcPr>
-            <w:tcW w:type="dxa" w:w="2880"/>
+            <w:tcW w:type="dxa" w:w="3307"/>
           </w:tcPr>
           <w:p>
             <w:r>
@@ -11565,7 +11565,7 @@
         </w:tc>
         <w:tc>
           <w:tcPr>
-            <w:tcW w:type="dxa" w:w="2880"/>
+            <w:tcW w:type="dxa" w:w="3307"/>
           </w:tcPr>
           <w:p>
             <w:r>
@@ -11584,7 +11584,7 @@
         </w:tc>
         <w:tc>
           <w:tcPr>
-            <w:tcW w:type="dxa" w:w="2880"/>
+            <w:tcW w:type="dxa" w:w="3307"/>
           </w:tcPr>
           <w:p>
             <w:r>
@@ -11605,7 +11605,7 @@
       <w:tr>
         <w:tc>
           <w:tcPr>
-            <w:tcW w:type="dxa" w:w="2880"/>
+            <w:tcW w:type="dxa" w:w="3307"/>
           </w:tcPr>
           <w:p>
             <w:r>
@@ -11624,7 +11624,7 @@
         </w:tc>
         <w:tc>
           <w:tcPr>
-            <w:tcW w:type="dxa" w:w="2880"/>
+            <w:tcW w:type="dxa" w:w="3307"/>
           </w:tcPr>
           <w:p>
             <w:r>
@@ -11643,7 +11643,7 @@
         </w:tc>
         <w:tc>
           <w:tcPr>
-            <w:tcW w:type="dxa" w:w="2880"/>
+            <w:tcW w:type="dxa" w:w="3307"/>
           </w:tcPr>
           <w:p>
             <w:r>
@@ -11664,7 +11664,7 @@
       <w:tr>
         <w:tc>
           <w:tcPr>
-            <w:tcW w:type="dxa" w:w="2880"/>
+            <w:tcW w:type="dxa" w:w="3307"/>
           </w:tcPr>
           <w:p>
             <w:r>
@@ -11683,7 +11683,7 @@
         </w:tc>
         <w:tc>
           <w:tcPr>
-            <w:tcW w:type="dxa" w:w="2880"/>
+            <w:tcW w:type="dxa" w:w="3307"/>
           </w:tcPr>
           <w:p>
             <w:r>
@@ -11702,7 +11702,7 @@
         </w:tc>
         <w:tc>
           <w:tcPr>
-            <w:tcW w:type="dxa" w:w="2880"/>
+            <w:tcW w:type="dxa" w:w="3307"/>
           </w:tcPr>
           <w:p>
             <w:r>
@@ -11723,7 +11723,7 @@
       <w:tr>
         <w:tc>
           <w:tcPr>
-            <w:tcW w:type="dxa" w:w="2880"/>
+            <w:tcW w:type="dxa" w:w="3307"/>
           </w:tcPr>
           <w:p>
             <w:r>
@@ -11742,7 +11742,7 @@
         </w:tc>
         <w:tc>
           <w:tcPr>
-            <w:tcW w:type="dxa" w:w="2880"/>
+            <w:tcW w:type="dxa" w:w="3307"/>
           </w:tcPr>
           <w:p>
             <w:r>
@@ -11761,7 +11761,7 @@
         </w:tc>
         <w:tc>
           <w:tcPr>
-            <w:tcW w:type="dxa" w:w="2880"/>
+            <w:tcW w:type="dxa" w:w="3307"/>
           </w:tcPr>
           <w:p>
             <w:r>
@@ -11782,7 +11782,7 @@
       <w:tr>
         <w:tc>
           <w:tcPr>
-            <w:tcW w:type="dxa" w:w="2880"/>
+            <w:tcW w:type="dxa" w:w="3307"/>
           </w:tcPr>
           <w:p>
             <w:r>
@@ -11801,7 +11801,7 @@
         </w:tc>
         <w:tc>
           <w:tcPr>
-            <w:tcW w:type="dxa" w:w="2880"/>
+            <w:tcW w:type="dxa" w:w="3307"/>
           </w:tcPr>
           <w:p>
             <w:r>
@@ -11820,7 +11820,7 @@
         </w:tc>
         <w:tc>
           <w:tcPr>
-            <w:tcW w:type="dxa" w:w="2880"/>
+            <w:tcW w:type="dxa" w:w="3307"/>
           </w:tcPr>
           <w:p>
             <w:r>
@@ -11841,7 +11841,7 @@
       <w:tr>
         <w:tc>
           <w:tcPr>
-            <w:tcW w:type="dxa" w:w="2880"/>
+            <w:tcW w:type="dxa" w:w="3307"/>
           </w:tcPr>
           <w:p>
             <w:r>
@@ -11860,7 +11860,7 @@
         </w:tc>
         <w:tc>
           <w:tcPr>
-            <w:tcW w:type="dxa" w:w="2880"/>
+            <w:tcW w:type="dxa" w:w="3307"/>
           </w:tcPr>
           <w:p>
             <w:r>
@@ -11879,7 +11879,7 @@
         </w:tc>
         <w:tc>
           <w:tcPr>
-            <w:tcW w:type="dxa" w:w="2880"/>
+            <w:tcW w:type="dxa" w:w="3307"/>
           </w:tcPr>
           <w:p>
             <w:r>
@@ -11900,7 +11900,7 @@
       <w:tr>
         <w:tc>
           <w:tcPr>
-            <w:tcW w:type="dxa" w:w="2880"/>
+            <w:tcW w:type="dxa" w:w="3307"/>
           </w:tcPr>
           <w:p>
             <w:r>
@@ -11919,7 +11919,7 @@
         </w:tc>
         <w:tc>
           <w:tcPr>
-            <w:tcW w:type="dxa" w:w="2880"/>
+            <w:tcW w:type="dxa" w:w="3307"/>
           </w:tcPr>
           <w:p>
             <w:r>
@@ -11938,7 +11938,7 @@
         </w:tc>
         <w:tc>
           <w:tcPr>
-            <w:tcW w:type="dxa" w:w="2880"/>
+            <w:tcW w:type="dxa" w:w="3307"/>
           </w:tcPr>
           <w:p>
             <w:r>
@@ -11959,7 +11959,7 @@
       <w:tr>
         <w:tc>
           <w:tcPr>
-            <w:tcW w:type="dxa" w:w="2880"/>
+            <w:tcW w:type="dxa" w:w="3307"/>
           </w:tcPr>
           <w:p>
             <w:r>
@@ -11978,7 +11978,7 @@
         </w:tc>
         <w:tc>
           <w:tcPr>
-            <w:tcW w:type="dxa" w:w="2880"/>
+            <w:tcW w:type="dxa" w:w="3307"/>
           </w:tcPr>
           <w:p>
             <w:r>
@@ -11997,7 +11997,7 @@
         </w:tc>
         <w:tc>
           <w:tcPr>
-            <w:tcW w:type="dxa" w:w="2880"/>
+            <w:tcW w:type="dxa" w:w="3307"/>
           </w:tcPr>
           <w:p>
             <w:r>
@@ -12018,7 +12018,7 @@
       <w:tr>
         <w:tc>
           <w:tcPr>
-            <w:tcW w:type="dxa" w:w="2880"/>
+            <w:tcW w:type="dxa" w:w="3307"/>
           </w:tcPr>
           <w:p>
             <w:r>
@@ -12037,7 +12037,7 @@
         </w:tc>
         <w:tc>
           <w:tcPr>
-            <w:tcW w:type="dxa" w:w="2880"/>
+            <w:tcW w:type="dxa" w:w="3307"/>
           </w:tcPr>
           <w:p>
             <w:r>
@@ -12056,7 +12056,7 @@
         </w:tc>
         <w:tc>
           <w:tcPr>
-            <w:tcW w:type="dxa" w:w="2880"/>
+            <w:tcW w:type="dxa" w:w="3307"/>
           </w:tcPr>
           <w:p>
             <w:r>
@@ -12077,7 +12077,7 @@
       <w:tr>
         <w:tc>
           <w:tcPr>
-            <w:tcW w:type="dxa" w:w="2880"/>
+            <w:tcW w:type="dxa" w:w="3307"/>
           </w:tcPr>
           <w:p>
             <w:r>
@@ -12096,7 +12096,7 @@
         </w:tc>
         <w:tc>
           <w:tcPr>
-            <w:tcW w:type="dxa" w:w="2880"/>
+            <w:tcW w:type="dxa" w:w="3307"/>
           </w:tcPr>
           <w:p>
             <w:r>
@@ -12115,7 +12115,7 @@
         </w:tc>
         <w:tc>
           <w:tcPr>
-            <w:tcW w:type="dxa" w:w="2880"/>
+            <w:tcW w:type="dxa" w:w="3307"/>
           </w:tcPr>
           <w:p>
             <w:r>
@@ -12136,7 +12136,7 @@
       <w:tr>
         <w:tc>
           <w:tcPr>
-            <w:tcW w:type="dxa" w:w="2880"/>
+            <w:tcW w:type="dxa" w:w="3307"/>
           </w:tcPr>
           <w:p>
             <w:r>
@@ -12155,7 +12155,7 @@
         </w:tc>
         <w:tc>
           <w:tcPr>
-            <w:tcW w:type="dxa" w:w="2880"/>
+            <w:tcW w:type="dxa" w:w="3307"/>
           </w:tcPr>
           <w:p>
             <w:r>
@@ -12174,7 +12174,7 @@
         </w:tc>
         <w:tc>
           <w:tcPr>
-            <w:tcW w:type="dxa" w:w="2880"/>
+            <w:tcW w:type="dxa" w:w="3307"/>
           </w:tcPr>
           <w:p>
             <w:r>
@@ -12195,7 +12195,7 @@
       <w:tr>
         <w:tc>
           <w:tcPr>
-            <w:tcW w:type="dxa" w:w="2880"/>
+            <w:tcW w:type="dxa" w:w="3307"/>
           </w:tcPr>
           <w:p>
             <w:r>
@@ -12214,7 +12214,7 @@
         </w:tc>
         <w:tc>
           <w:tcPr>
-            <w:tcW w:type="dxa" w:w="2880"/>
+            <w:tcW w:type="dxa" w:w="3307"/>
           </w:tcPr>
           <w:p>
             <w:r>
@@ -12233,7 +12233,7 @@
         </w:tc>
         <w:tc>
           <w:tcPr>
-            <w:tcW w:type="dxa" w:w="2880"/>
+            <w:tcW w:type="dxa" w:w="3307"/>
           </w:tcPr>
           <w:p>
             <w:r>
@@ -12254,7 +12254,7 @@
       <w:tr>
         <w:tc>
           <w:tcPr>
-            <w:tcW w:type="dxa" w:w="2880"/>
+            <w:tcW w:type="dxa" w:w="3307"/>
           </w:tcPr>
           <w:p>
             <w:r>
@@ -12273,7 +12273,7 @@
         </w:tc>
         <w:tc>
           <w:tcPr>
-            <w:tcW w:type="dxa" w:w="2880"/>
+            <w:tcW w:type="dxa" w:w="3307"/>
           </w:tcPr>
           <w:p>
             <w:r>
@@ -12292,7 +12292,7 @@
         </w:tc>
         <w:tc>
           <w:tcPr>
-            <w:tcW w:type="dxa" w:w="2880"/>
+            <w:tcW w:type="dxa" w:w="3307"/>
           </w:tcPr>
           <w:p>
             <w:r>
@@ -12313,7 +12313,7 @@
       <w:tr>
         <w:tc>
           <w:tcPr>
-            <w:tcW w:type="dxa" w:w="2880"/>
+            <w:tcW w:type="dxa" w:w="3307"/>
           </w:tcPr>
           <w:p>
             <w:r>
@@ -12332,7 +12332,7 @@
         </w:tc>
         <w:tc>
           <w:tcPr>
-            <w:tcW w:type="dxa" w:w="2880"/>
+            <w:tcW w:type="dxa" w:w="3307"/>
           </w:tcPr>
           <w:p>
             <w:r>
@@ -12351,7 +12351,7 @@
         </w:tc>
         <w:tc>
           <w:tcPr>
-            <w:tcW w:type="dxa" w:w="2880"/>
+            <w:tcW w:type="dxa" w:w="3307"/>
           </w:tcPr>
           <w:p>
             <w:r>
@@ -12372,7 +12372,7 @@
       <w:tr>
         <w:tc>
           <w:tcPr>
-            <w:tcW w:type="dxa" w:w="2880"/>
+            <w:tcW w:type="dxa" w:w="3307"/>
           </w:tcPr>
           <w:p>
             <w:r>
@@ -12391,7 +12391,7 @@
         </w:tc>
         <w:tc>
           <w:tcPr>
-            <w:tcW w:type="dxa" w:w="2880"/>
+            <w:tcW w:type="dxa" w:w="3307"/>
           </w:tcPr>
           <w:p>
             <w:r>
@@ -12410,7 +12410,7 @@
         </w:tc>
         <w:tc>
           <w:tcPr>
-            <w:tcW w:type="dxa" w:w="2880"/>
+            <w:tcW w:type="dxa" w:w="3307"/>
           </w:tcPr>
           <w:p>
             <w:r>
@@ -12431,7 +12431,7 @@
       <w:tr>
         <w:tc>
           <w:tcPr>
-            <w:tcW w:type="dxa" w:w="2880"/>
+            <w:tcW w:type="dxa" w:w="3307"/>
           </w:tcPr>
           <w:p>
             <w:r>
@@ -12450,7 +12450,7 @@
         </w:tc>
         <w:tc>
           <w:tcPr>
-            <w:tcW w:type="dxa" w:w="2880"/>
+            <w:tcW w:type="dxa" w:w="3307"/>
           </w:tcPr>
           <w:p>
             <w:r>
@@ -12469,7 +12469,7 @@
         </w:tc>
         <w:tc>
           <w:tcPr>
-            <w:tcW w:type="dxa" w:w="2880"/>
+            <w:tcW w:type="dxa" w:w="3307"/>
           </w:tcPr>
           <w:p>
             <w:r>
@@ -12490,7 +12490,7 @@
       <w:tr>
         <w:tc>
           <w:tcPr>
-            <w:tcW w:type="dxa" w:w="2880"/>
+            <w:tcW w:type="dxa" w:w="3307"/>
           </w:tcPr>
           <w:p>
             <w:r>
@@ -12509,7 +12509,7 @@
         </w:tc>
         <w:tc>
           <w:tcPr>
-            <w:tcW w:type="dxa" w:w="2880"/>
+            <w:tcW w:type="dxa" w:w="3307"/>
           </w:tcPr>
           <w:p>
             <w:r>
@@ -12528,7 +12528,7 @@
         </w:tc>
         <w:tc>
           <w:tcPr>
-            <w:tcW w:type="dxa" w:w="2880"/>
+            <w:tcW w:type="dxa" w:w="3307"/>
           </w:tcPr>
           <w:p>
             <w:r>
@@ -12549,7 +12549,7 @@
       <w:tr>
         <w:tc>
           <w:tcPr>
-            <w:tcW w:type="dxa" w:w="2880"/>
+            <w:tcW w:type="dxa" w:w="3307"/>
           </w:tcPr>
           <w:p>
             <w:r>
@@ -12568,7 +12568,7 @@
         </w:tc>
         <w:tc>
           <w:tcPr>
-            <w:tcW w:type="dxa" w:w="2880"/>
+            <w:tcW w:type="dxa" w:w="3307"/>
           </w:tcPr>
           <w:p>
             <w:r>
@@ -12587,7 +12587,7 @@
         </w:tc>
         <w:tc>
           <w:tcPr>
-            <w:tcW w:type="dxa" w:w="2880"/>
+            <w:tcW w:type="dxa" w:w="3307"/>
           </w:tcPr>
           <w:p>
             <w:r>
@@ -12608,7 +12608,7 @@
       <w:tr>
         <w:tc>
           <w:tcPr>
-            <w:tcW w:type="dxa" w:w="2880"/>
+            <w:tcW w:type="dxa" w:w="3307"/>
           </w:tcPr>
           <w:p>
             <w:r>
@@ -12627,7 +12627,7 @@
         </w:tc>
         <w:tc>
           <w:tcPr>
-            <w:tcW w:type="dxa" w:w="2880"/>
+            <w:tcW w:type="dxa" w:w="3307"/>
           </w:tcPr>
           <w:p>
             <w:r>
@@ -12646,7 +12646,7 @@
         </w:tc>
         <w:tc>
           <w:tcPr>
-            <w:tcW w:type="dxa" w:w="2880"/>
+            <w:tcW w:type="dxa" w:w="3307"/>
           </w:tcPr>
           <w:p>
             <w:r>
@@ -12667,7 +12667,7 @@
       <w:tr>
         <w:tc>
           <w:tcPr>
-            <w:tcW w:type="dxa" w:w="2880"/>
+            <w:tcW w:type="dxa" w:w="3307"/>
           </w:tcPr>
           <w:p>
             <w:r>
@@ -12686,7 +12686,7 @@
         </w:tc>
         <w:tc>
           <w:tcPr>
-            <w:tcW w:type="dxa" w:w="2880"/>
+            <w:tcW w:type="dxa" w:w="3307"/>
           </w:tcPr>
           <w:p>
             <w:r>
@@ -12705,7 +12705,7 @@
         </w:tc>
         <w:tc>
           <w:tcPr>
-            <w:tcW w:type="dxa" w:w="2880"/>
+            <w:tcW w:type="dxa" w:w="3307"/>
           </w:tcPr>
           <w:p>
             <w:r>
@@ -12726,7 +12726,7 @@
       <w:tr>
         <w:tc>
           <w:tcPr>
-            <w:tcW w:type="dxa" w:w="2880"/>
+            <w:tcW w:type="dxa" w:w="3307"/>
           </w:tcPr>
           <w:p>
             <w:r>
@@ -12745,7 +12745,7 @@
         </w:tc>
         <w:tc>
           <w:tcPr>
-            <w:tcW w:type="dxa" w:w="2880"/>
+            <w:tcW w:type="dxa" w:w="3307"/>
           </w:tcPr>
           <w:p>
             <w:r>
@@ -12764,7 +12764,7 @@
         </w:tc>
         <w:tc>
           <w:tcPr>
-            <w:tcW w:type="dxa" w:w="2880"/>
+            <w:tcW w:type="dxa" w:w="3307"/>
           </w:tcPr>
           <w:p>
             <w:r>
@@ -12785,7 +12785,7 @@
       <w:tr>
         <w:tc>
           <w:tcPr>
-            <w:tcW w:type="dxa" w:w="2880"/>
+            <w:tcW w:type="dxa" w:w="3307"/>
           </w:tcPr>
           <w:p>
             <w:r>
@@ -12804,7 +12804,7 @@
         </w:tc>
         <w:tc>
           <w:tcPr>
-            <w:tcW w:type="dxa" w:w="2880"/>
+            <w:tcW w:type="dxa" w:w="3307"/>
           </w:tcPr>
           <w:p>
             <w:r>
@@ -12823,7 +12823,7 @@
         </w:tc>
         <w:tc>
           <w:tcPr>
-            <w:tcW w:type="dxa" w:w="2880"/>
+            <w:tcW w:type="dxa" w:w="3307"/>
           </w:tcPr>
           <w:p>
             <w:r>
@@ -12844,7 +12844,7 @@
       <w:tr>
         <w:tc>
           <w:tcPr>
-            <w:tcW w:type="dxa" w:w="2880"/>
+            <w:tcW w:type="dxa" w:w="3307"/>
           </w:tcPr>
           <w:p>
             <w:r>
@@ -12863,7 +12863,7 @@
         </w:tc>
         <w:tc>
           <w:tcPr>
-            <w:tcW w:type="dxa" w:w="2880"/>
+            <w:tcW w:type="dxa" w:w="3307"/>
           </w:tcPr>
           <w:p>
             <w:r>
@@ -12882,7 +12882,7 @@
         </w:tc>
         <w:tc>
           <w:tcPr>
-            <w:tcW w:type="dxa" w:w="2880"/>
+            <w:tcW w:type="dxa" w:w="3307"/>
           </w:tcPr>
           <w:p>
             <w:r>
@@ -12903,7 +12903,7 @@
       <w:tr>
         <w:tc>
           <w:tcPr>
-            <w:tcW w:type="dxa" w:w="2880"/>
+            <w:tcW w:type="dxa" w:w="3307"/>
           </w:tcPr>
           <w:p>
             <w:r>
@@ -12922,7 +12922,7 @@
         </w:tc>
         <w:tc>
           <w:tcPr>
-            <w:tcW w:type="dxa" w:w="2880"/>
+            <w:tcW w:type="dxa" w:w="3307"/>
           </w:tcPr>
           <w:p>
             <w:r>
@@ -12941,7 +12941,7 @@
         </w:tc>
         <w:tc>
           <w:tcPr>
-            <w:tcW w:type="dxa" w:w="2880"/>
+            <w:tcW w:type="dxa" w:w="3307"/>
           </w:tcPr>
           <w:p>
             <w:r>
@@ -12962,7 +12962,7 @@
       <w:tr>
         <w:tc>
           <w:tcPr>
-            <w:tcW w:type="dxa" w:w="2880"/>
+            <w:tcW w:type="dxa" w:w="3307"/>
           </w:tcPr>
           <w:p>
             <w:r>
@@ -12981,7 +12981,7 @@
         </w:tc>
         <w:tc>
           <w:tcPr>
-            <w:tcW w:type="dxa" w:w="2880"/>
+            <w:tcW w:type="dxa" w:w="3307"/>
           </w:tcPr>
           <w:p>
             <w:r>
@@ -13000,7 +13000,7 @@
         </w:tc>
         <w:tc>
           <w:tcPr>
-            <w:tcW w:type="dxa" w:w="2880"/>
+            <w:tcW w:type="dxa" w:w="3307"/>
           </w:tcPr>
           <w:p>
             <w:r>
@@ -13021,7 +13021,7 @@
       <w:tr>
         <w:tc>
           <w:tcPr>
-            <w:tcW w:type="dxa" w:w="2880"/>
+            <w:tcW w:type="dxa" w:w="3307"/>
           </w:tcPr>
           <w:p>
             <w:r>
@@ -13040,7 +13040,7 @@
         </w:tc>
         <w:tc>
           <w:tcPr>
-            <w:tcW w:type="dxa" w:w="2880"/>
+            <w:tcW w:type="dxa" w:w="3307"/>
           </w:tcPr>
           <w:p>
             <w:r>
@@ -13059,7 +13059,7 @@
         </w:tc>
         <w:tc>
           <w:tcPr>
-            <w:tcW w:type="dxa" w:w="2880"/>
+            <w:tcW w:type="dxa" w:w="3307"/>
           </w:tcPr>
           <w:p>
             <w:r>
@@ -13080,7 +13080,7 @@
       <w:tr>
         <w:tc>
           <w:tcPr>
-            <w:tcW w:type="dxa" w:w="2880"/>
+            <w:tcW w:type="dxa" w:w="3307"/>
           </w:tcPr>
           <w:p>
             <w:r>
@@ -13099,7 +13099,7 @@
         </w:tc>
         <w:tc>
           <w:tcPr>
-            <w:tcW w:type="dxa" w:w="2880"/>
+            <w:tcW w:type="dxa" w:w="3307"/>
           </w:tcPr>
           <w:p>
             <w:r>
@@ -13118,7 +13118,7 @@
         </w:tc>
         <w:tc>
           <w:tcPr>
-            <w:tcW w:type="dxa" w:w="2880"/>
+            <w:tcW w:type="dxa" w:w="3307"/>
           </w:tcPr>
           <w:p>
             <w:r>
@@ -13139,7 +13139,7 @@
       <w:tr>
         <w:tc>
           <w:tcPr>
-            <w:tcW w:type="dxa" w:w="2880"/>
+            <w:tcW w:type="dxa" w:w="3307"/>
           </w:tcPr>
           <w:p>
             <w:r>
@@ -13158,7 +13158,7 @@
         </w:tc>
         <w:tc>
           <w:tcPr>
-            <w:tcW w:type="dxa" w:w="2880"/>
+            <w:tcW w:type="dxa" w:w="3307"/>
           </w:tcPr>
           <w:p>
             <w:r>
@@ -13177,7 +13177,7 @@
         </w:tc>
         <w:tc>
           <w:tcPr>
-            <w:tcW w:type="dxa" w:w="2880"/>
+            <w:tcW w:type="dxa" w:w="3307"/>
           </w:tcPr>
           <w:p>
             <w:r>
@@ -13198,7 +13198,7 @@
       <w:tr>
         <w:tc>
           <w:tcPr>
-            <w:tcW w:type="dxa" w:w="2880"/>
+            <w:tcW w:type="dxa" w:w="3307"/>
           </w:tcPr>
           <w:p>
             <w:r>
@@ -13217,7 +13217,7 @@
         </w:tc>
         <w:tc>
           <w:tcPr>
-            <w:tcW w:type="dxa" w:w="2880"/>
+            <w:tcW w:type="dxa" w:w="3307"/>
           </w:tcPr>
           <w:p>
             <w:r>
@@ -13236,7 +13236,7 @@
         </w:tc>
         <w:tc>
           <w:tcPr>
-            <w:tcW w:type="dxa" w:w="2880"/>
+            <w:tcW w:type="dxa" w:w="3307"/>
           </w:tcPr>
           <w:p>
             <w:r>
@@ -13257,7 +13257,7 @@
       <w:tr>
         <w:tc>
           <w:tcPr>
-            <w:tcW w:type="dxa" w:w="2880"/>
+            <w:tcW w:type="dxa" w:w="3307"/>
           </w:tcPr>
           <w:p>
             <w:r>
@@ -13276,7 +13276,7 @@
         </w:tc>
         <w:tc>
           <w:tcPr>
-            <w:tcW w:type="dxa" w:w="2880"/>
+            <w:tcW w:type="dxa" w:w="3307"/>
           </w:tcPr>
           <w:p>
             <w:r>
@@ -13295,7 +13295,7 @@
         </w:tc>
         <w:tc>
           <w:tcPr>
-            <w:tcW w:type="dxa" w:w="2880"/>
+            <w:tcW w:type="dxa" w:w="3307"/>
           </w:tcPr>
           <w:p>
             <w:r>
@@ -13316,7 +13316,7 @@
       <w:tr>
         <w:tc>
           <w:tcPr>
-            <w:tcW w:type="dxa" w:w="2880"/>
+            <w:tcW w:type="dxa" w:w="3307"/>
           </w:tcPr>
           <w:p>
             <w:r>
@@ -13335,7 +13335,7 @@
         </w:tc>
         <w:tc>
           <w:tcPr>
-            <w:tcW w:type="dxa" w:w="2880"/>
+            <w:tcW w:type="dxa" w:w="3307"/>
           </w:tcPr>
           <w:p>
             <w:r>
@@ -13354,7 +13354,7 @@
         </w:tc>
         <w:tc>
           <w:tcPr>
-            <w:tcW w:type="dxa" w:w="2880"/>
+            <w:tcW w:type="dxa" w:w="3307"/>
           </w:tcPr>
           <w:p>
             <w:r>
@@ -13375,7 +13375,7 @@
       <w:tr>
         <w:tc>
           <w:tcPr>
-            <w:tcW w:type="dxa" w:w="2880"/>
+            <w:tcW w:type="dxa" w:w="3307"/>
           </w:tcPr>
           <w:p>
             <w:r>
@@ -13394,7 +13394,7 @@
         </w:tc>
         <w:tc>
           <w:tcPr>
-            <w:tcW w:type="dxa" w:w="2880"/>
+            <w:tcW w:type="dxa" w:w="3307"/>
           </w:tcPr>
           <w:p>
             <w:r>
@@ -13413,7 +13413,7 @@
         </w:tc>
         <w:tc>
           <w:tcPr>
-            <w:tcW w:type="dxa" w:w="2880"/>
+            <w:tcW w:type="dxa" w:w="3307"/>
           </w:tcPr>
           <w:p>
             <w:r>
@@ -13434,7 +13434,7 @@
       <w:tr>
         <w:tc>
           <w:tcPr>
-            <w:tcW w:type="dxa" w:w="2880"/>
+            <w:tcW w:type="dxa" w:w="3307"/>
           </w:tcPr>
           <w:p>
             <w:r>
@@ -13453,7 +13453,7 @@
         </w:tc>
         <w:tc>
           <w:tcPr>
-            <w:tcW w:type="dxa" w:w="2880"/>
+            <w:tcW w:type="dxa" w:w="3307"/>
           </w:tcPr>
           <w:p>
             <w:r>
@@ -13472,7 +13472,7 @@
         </w:tc>
         <w:tc>
           <w:tcPr>
-            <w:tcW w:type="dxa" w:w="2880"/>
+            <w:tcW w:type="dxa" w:w="3307"/>
           </w:tcPr>
           <w:p>
             <w:r>
@@ -13493,7 +13493,7 @@
       <w:tr>
         <w:tc>
           <w:tcPr>
-            <w:tcW w:type="dxa" w:w="2880"/>
+            <w:tcW w:type="dxa" w:w="3307"/>
           </w:tcPr>
           <w:p>
             <w:r>
@@ -13512,7 +13512,7 @@
         </w:tc>
         <w:tc>
           <w:tcPr>
-            <w:tcW w:type="dxa" w:w="2880"/>
+            <w:tcW w:type="dxa" w:w="3307"/>
           </w:tcPr>
           <w:p>
             <w:r>
@@ -13531,7 +13531,7 @@
         </w:tc>
         <w:tc>
           <w:tcPr>
-            <w:tcW w:type="dxa" w:w="2880"/>
+            <w:tcW w:type="dxa" w:w="3307"/>
           </w:tcPr>
           <w:p>
             <w:r>
@@ -13552,7 +13552,7 @@
       <w:tr>
         <w:tc>
           <w:tcPr>
-            <w:tcW w:type="dxa" w:w="2880"/>
+            <w:tcW w:type="dxa" w:w="3307"/>
           </w:tcPr>
           <w:p>
             <w:r>
@@ -13571,7 +13571,7 @@
         </w:tc>
         <w:tc>
           <w:tcPr>
-            <w:tcW w:type="dxa" w:w="2880"/>
+            <w:tcW w:type="dxa" w:w="3307"/>
           </w:tcPr>
           <w:p>
             <w:r>
@@ -13590,7 +13590,7 @@
         </w:tc>
         <w:tc>
           <w:tcPr>
-            <w:tcW w:type="dxa" w:w="2880"/>
+            <w:tcW w:type="dxa" w:w="3307"/>
           </w:tcPr>
           <w:p>
             <w:r>
@@ -13611,7 +13611,7 @@
       <w:tr>
         <w:tc>
           <w:tcPr>
-            <w:tcW w:type="dxa" w:w="2880"/>
+            <w:tcW w:type="dxa" w:w="3307"/>
           </w:tcPr>
           <w:p>
             <w:r>
@@ -13630,7 +13630,7 @@
         </w:tc>
         <w:tc>
           <w:tcPr>
-            <w:tcW w:type="dxa" w:w="2880"/>
+            <w:tcW w:type="dxa" w:w="3307"/>
           </w:tcPr>
           <w:p>
             <w:r>
@@ -13649,7 +13649,7 @@
         </w:tc>
         <w:tc>
           <w:tcPr>
-            <w:tcW w:type="dxa" w:w="2880"/>
+            <w:tcW w:type="dxa" w:w="3307"/>
           </w:tcPr>
           <w:p>
             <w:r>
@@ -13670,7 +13670,7 @@
       <w:tr>
         <w:tc>
           <w:tcPr>
-            <w:tcW w:type="dxa" w:w="2880"/>
+            <w:tcW w:type="dxa" w:w="3307"/>
           </w:tcPr>
           <w:p>
             <w:r>
@@ -13689,7 +13689,7 @@
         </w:tc>
         <w:tc>
           <w:tcPr>
-            <w:tcW w:type="dxa" w:w="2880"/>
+            <w:tcW w:type="dxa" w:w="3307"/>
           </w:tcPr>
           <w:p>
             <w:r>
@@ -13708,7 +13708,7 @@
         </w:tc>
         <w:tc>
           <w:tcPr>
-            <w:tcW w:type="dxa" w:w="2880"/>
+            <w:tcW w:type="dxa" w:w="3307"/>
           </w:tcPr>
           <w:p>
             <w:r>
@@ -13729,7 +13729,7 @@
       <w:tr>
         <w:tc>
           <w:tcPr>
-            <w:tcW w:type="dxa" w:w="2880"/>
+            <w:tcW w:type="dxa" w:w="3307"/>
           </w:tcPr>
           <w:p>
             <w:r>
@@ -13748,7 +13748,7 @@
         </w:tc>
         <w:tc>
           <w:tcPr>
-            <w:tcW w:type="dxa" w:w="2880"/>
+            <w:tcW w:type="dxa" w:w="3307"/>
           </w:tcPr>
           <w:p>
             <w:r>
@@ -13767,7 +13767,7 @@
         </w:tc>
         <w:tc>
           <w:tcPr>
-            <w:tcW w:type="dxa" w:w="2880"/>
+            <w:tcW w:type="dxa" w:w="3307"/>
           </w:tcPr>
           <w:p>
             <w:r>
@@ -13788,7 +13788,7 @@
       <w:tr>
         <w:tc>
           <w:tcPr>
-            <w:tcW w:type="dxa" w:w="2880"/>
+            <w:tcW w:type="dxa" w:w="3307"/>
           </w:tcPr>
           <w:p>
             <w:r>
@@ -13807,7 +13807,7 @@
         </w:tc>
         <w:tc>
           <w:tcPr>
-            <w:tcW w:type="dxa" w:w="2880"/>
+            <w:tcW w:type="dxa" w:w="3307"/>
           </w:tcPr>
           <w:p>
             <w:r>
@@ -13826,7 +13826,7 @@
         </w:tc>
         <w:tc>
           <w:tcPr>
-            <w:tcW w:type="dxa" w:w="2880"/>
+            <w:tcW w:type="dxa" w:w="3307"/>
           </w:tcPr>
           <w:p>
             <w:r>
@@ -13847,7 +13847,7 @@
       <w:tr>
         <w:tc>
           <w:tcPr>
-            <w:tcW w:type="dxa" w:w="2880"/>
+            <w:tcW w:type="dxa" w:w="3307"/>
           </w:tcPr>
           <w:p>
             <w:r>
@@ -13866,7 +13866,7 @@
         </w:tc>
         <w:tc>
           <w:tcPr>
-            <w:tcW w:type="dxa" w:w="2880"/>
+            <w:tcW w:type="dxa" w:w="3307"/>
           </w:tcPr>
           <w:p>
             <w:r>
@@ -13885,7 +13885,7 @@
         </w:tc>
         <w:tc>
           <w:tcPr>
-            <w:tcW w:type="dxa" w:w="2880"/>
+            <w:tcW w:type="dxa" w:w="3307"/>
           </w:tcPr>
           <w:p>
             <w:r>
@@ -13906,7 +13906,7 @@
       <w:tr>
         <w:tc>
           <w:tcPr>
-            <w:tcW w:type="dxa" w:w="2880"/>
+            <w:tcW w:type="dxa" w:w="3307"/>
           </w:tcPr>
           <w:p>
             <w:r>
@@ -13925,7 +13925,7 @@
         </w:tc>
         <w:tc>
           <w:tcPr>
-            <w:tcW w:type="dxa" w:w="2880"/>
+            <w:tcW w:type="dxa" w:w="3307"/>
           </w:tcPr>
           <w:p>
             <w:r>
@@ -13944,7 +13944,7 @@
         </w:tc>
         <w:tc>
           <w:tcPr>
-            <w:tcW w:type="dxa" w:w="2880"/>
+            <w:tcW w:type="dxa" w:w="3307"/>
           </w:tcPr>
           <w:p>
             <w:r>
@@ -13965,7 +13965,7 @@
       <w:tr>
         <w:tc>
           <w:tcPr>
-            <w:tcW w:type="dxa" w:w="2880"/>
+            <w:tcW w:type="dxa" w:w="3307"/>
           </w:tcPr>
           <w:p>
             <w:r>
@@ -13984,7 +13984,7 @@
         </w:tc>
         <w:tc>
           <w:tcPr>
-            <w:tcW w:type="dxa" w:w="2880"/>
+            <w:tcW w:type="dxa" w:w="3307"/>
           </w:tcPr>
           <w:p>
             <w:r>
@@ -14003,7 +14003,7 @@
         </w:tc>
         <w:tc>
           <w:tcPr>
-            <w:tcW w:type="dxa" w:w="2880"/>
+            <w:tcW w:type="dxa" w:w="3307"/>
           </w:tcPr>
           <w:p>
             <w:r>
@@ -14024,7 +14024,7 @@
       <w:tr>
         <w:tc>
           <w:tcPr>
-            <w:tcW w:type="dxa" w:w="2880"/>
+            <w:tcW w:type="dxa" w:w="3307"/>
           </w:tcPr>
           <w:p>
             <w:r>
@@ -14043,7 +14043,7 @@
         </w:tc>
         <w:tc>
           <w:tcPr>
-            <w:tcW w:type="dxa" w:w="2880"/>
+            <w:tcW w:type="dxa" w:w="3307"/>
           </w:tcPr>
           <w:p>
             <w:r>
@@ -14062,7 +14062,7 @@
         </w:tc>
         <w:tc>
           <w:tcPr>
-            <w:tcW w:type="dxa" w:w="2880"/>
+            <w:tcW w:type="dxa" w:w="3307"/>
           </w:tcPr>
           <w:p>
             <w:r>
@@ -14083,7 +14083,7 @@
       <w:tr>
         <w:tc>
           <w:tcPr>
-            <w:tcW w:type="dxa" w:w="2880"/>
+            <w:tcW w:type="dxa" w:w="3307"/>
           </w:tcPr>
           <w:p>
             <w:r>
@@ -14102,7 +14102,7 @@
         </w:tc>
         <w:tc>
           <w:tcPr>
-            <w:tcW w:type="dxa" w:w="2880"/>
+            <w:tcW w:type="dxa" w:w="3307"/>
           </w:tcPr>
           <w:p>
             <w:r>
@@ -14121,7 +14121,7 @@
         </w:tc>
         <w:tc>
           <w:tcPr>
-            <w:tcW w:type="dxa" w:w="2880"/>
+            <w:tcW w:type="dxa" w:w="3307"/>
           </w:tcPr>
           <w:p>
             <w:r>
@@ -14142,7 +14142,7 @@
       <w:tr>
         <w:tc>
           <w:tcPr>
-            <w:tcW w:type="dxa" w:w="2880"/>
+            <w:tcW w:type="dxa" w:w="3307"/>
           </w:tcPr>
           <w:p>
             <w:r>
@@ -14161,7 +14161,7 @@
         </w:tc>
         <w:tc>
           <w:tcPr>
-            <w:tcW w:type="dxa" w:w="2880"/>
+            <w:tcW w:type="dxa" w:w="3307"/>
           </w:tcPr>
           <w:p>
             <w:r>
@@ -14180,7 +14180,7 @@
         </w:tc>
         <w:tc>
           <w:tcPr>
-            <w:tcW w:type="dxa" w:w="2880"/>
+            <w:tcW w:type="dxa" w:w="3307"/>
           </w:tcPr>
           <w:p>
             <w:r>
@@ -14201,7 +14201,7 @@
       <w:tr>
         <w:tc>
           <w:tcPr>
-            <w:tcW w:type="dxa" w:w="2880"/>
+            <w:tcW w:type="dxa" w:w="3307"/>
           </w:tcPr>
           <w:p>
             <w:r>
@@ -14220,7 +14220,7 @@
         </w:tc>
         <w:tc>
           <w:tcPr>
-            <w:tcW w:type="dxa" w:w="2880"/>
+            <w:tcW w:type="dxa" w:w="3307"/>
           </w:tcPr>
           <w:p>
             <w:r>
@@ -14239,7 +14239,7 @@
         </w:tc>
         <w:tc>
           <w:tcPr>
-            <w:tcW w:type="dxa" w:w="2880"/>
+            <w:tcW w:type="dxa" w:w="3307"/>
           </w:tcPr>
           <w:p>
             <w:r>
@@ -14260,7 +14260,7 @@
       <w:tr>
         <w:tc>
           <w:tcPr>
-            <w:tcW w:type="dxa" w:w="2880"/>
+            <w:tcW w:type="dxa" w:w="3307"/>
           </w:tcPr>
           <w:p>
             <w:r>
@@ -14279,7 +14279,7 @@
         </w:tc>
         <w:tc>
           <w:tcPr>
-            <w:tcW w:type="dxa" w:w="2880"/>
+            <w:tcW w:type="dxa" w:w="3307"/>
           </w:tcPr>
           <w:p>
             <w:r>
@@ -14298,7 +14298,7 @@
         </w:tc>
         <w:tc>
           <w:tcPr>
-            <w:tcW w:type="dxa" w:w="2880"/>
+            <w:tcW w:type="dxa" w:w="3307"/>
           </w:tcPr>
           <w:p>
             <w:r>
@@ -14319,7 +14319,7 @@
       <w:tr>
         <w:tc>
           <w:tcPr>
-            <w:tcW w:type="dxa" w:w="2880"/>
+            <w:tcW w:type="dxa" w:w="3307"/>
           </w:tcPr>
           <w:p>
             <w:r>
@@ -14338,7 +14338,7 @@
         </w:tc>
         <w:tc>
           <w:tcPr>
-            <w:tcW w:type="dxa" w:w="2880"/>
+            <w:tcW w:type="dxa" w:w="3307"/>
           </w:tcPr>
           <w:p>
             <w:r>
@@ -14357,7 +14357,7 @@
         </w:tc>
         <w:tc>
           <w:tcPr>
-            <w:tcW w:type="dxa" w:w="2880"/>
+            <w:tcW w:type="dxa" w:w="3307"/>
           </w:tcPr>
           <w:p>
             <w:r>
@@ -14378,7 +14378,7 @@
       <w:tr>
         <w:tc>
           <w:tcPr>
-            <w:tcW w:type="dxa" w:w="2880"/>
+            <w:tcW w:type="dxa" w:w="3307"/>
           </w:tcPr>
           <w:p>
             <w:r>
@@ -14397,7 +14397,7 @@
         </w:tc>
         <w:tc>
           <w:tcPr>
-            <w:tcW w:type="dxa" w:w="2880"/>
+            <w:tcW w:type="dxa" w:w="3307"/>
           </w:tcPr>
           <w:p>
             <w:r>
@@ -14416,7 +14416,7 @@
         </w:tc>
         <w:tc>
           <w:tcPr>
-            <w:tcW w:type="dxa" w:w="2880"/>
+            <w:tcW w:type="dxa" w:w="3307"/>
           </w:tcPr>
           <w:p>
             <w:r>
@@ -14437,7 +14437,7 @@
       <w:tr>
         <w:tc>
           <w:tcPr>
-            <w:tcW w:type="dxa" w:w="2880"/>
+            <w:tcW w:type="dxa" w:w="3307"/>
           </w:tcPr>
           <w:p>
             <w:r>
@@ -14456,7 +14456,7 @@
         </w:tc>
         <w:tc>
           <w:tcPr>
-            <w:tcW w:type="dxa" w:w="2880"/>
+            <w:tcW w:type="dxa" w:w="3307"/>
           </w:tcPr>
           <w:p>
             <w:r>
@@ -14475,7 +14475,7 @@
         </w:tc>
         <w:tc>
           <w:tcPr>
-            <w:tcW w:type="dxa" w:w="2880"/>
+            <w:tcW w:type="dxa" w:w="3307"/>
           </w:tcPr>
           <w:p>
             <w:r>
@@ -14496,7 +14496,7 @@
       <w:tr>
         <w:tc>
           <w:tcPr>
-            <w:tcW w:type="dxa" w:w="2880"/>
+            <w:tcW w:type="dxa" w:w="3307"/>
           </w:tcPr>
           <w:p>
             <w:r>
@@ -14515,7 +14515,7 @@
         </w:tc>
         <w:tc>
           <w:tcPr>
-            <w:tcW w:type="dxa" w:w="2880"/>
+            <w:tcW w:type="dxa" w:w="3307"/>
           </w:tcPr>
           <w:p>
             <w:r>
@@ -14534,7 +14534,7 @@
         </w:tc>
         <w:tc>
           <w:tcPr>
-            <w:tcW w:type="dxa" w:w="2880"/>
+            <w:tcW w:type="dxa" w:w="3307"/>
           </w:tcPr>
           <w:p>
             <w:r>
@@ -14555,7 +14555,7 @@
       <w:tr>
         <w:tc>
           <w:tcPr>
-            <w:tcW w:type="dxa" w:w="2880"/>
+            <w:tcW w:type="dxa" w:w="3307"/>
           </w:tcPr>
           <w:p>
             <w:r>
@@ -14574,7 +14574,7 @@
         </w:tc>
         <w:tc>
           <w:tcPr>
-            <w:tcW w:type="dxa" w:w="2880"/>
+            <w:tcW w:type="dxa" w:w="3307"/>
           </w:tcPr>
           <w:p>
             <w:r>
@@ -14593,7 +14593,7 @@
         </w:tc>
         <w:tc>
           <w:tcPr>
-            <w:tcW w:type="dxa" w:w="2880"/>
+            <w:tcW w:type="dxa" w:w="3307"/>
           </w:tcPr>
           <w:p>
             <w:r>
@@ -14614,7 +14614,7 @@
       <w:tr>
         <w:tc>
           <w:tcPr>
-            <w:tcW w:type="dxa" w:w="2880"/>
+            <w:tcW w:type="dxa" w:w="3307"/>
           </w:tcPr>
           <w:p>
             <w:r>
@@ -14633,7 +14633,7 @@
         </w:tc>
         <w:tc>
           <w:tcPr>
-            <w:tcW w:type="dxa" w:w="2880"/>
+            <w:tcW w:type="dxa" w:w="3307"/>
           </w:tcPr>
           <w:p>
             <w:r>
@@ -14652,7 +14652,7 @@
         </w:tc>
         <w:tc>
           <w:tcPr>
-            <w:tcW w:type="dxa" w:w="2880"/>
+            <w:tcW w:type="dxa" w:w="3307"/>
           </w:tcPr>
           <w:p>
             <w:r>
@@ -14673,7 +14673,7 @@
       <w:tr>
         <w:tc>
           <w:tcPr>
-            <w:tcW w:type="dxa" w:w="2880"/>
+            <w:tcW w:type="dxa" w:w="3307"/>
           </w:tcPr>
           <w:p>
             <w:r>
@@ -14692,7 +14692,7 @@
         </w:tc>
         <w:tc>
           <w:tcPr>
-            <w:tcW w:type="dxa" w:w="2880"/>
+            <w:tcW w:type="dxa" w:w="3307"/>
           </w:tcPr>
           <w:p>
             <w:r>
@@ -14711,7 +14711,7 @@
         </w:tc>
         <w:tc>
           <w:tcPr>
-            <w:tcW w:type="dxa" w:w="2880"/>
+            <w:tcW w:type="dxa" w:w="3307"/>
           </w:tcPr>
           <w:p>
             <w:r>
@@ -14732,7 +14732,7 @@
       <w:tr>
         <w:tc>
           <w:tcPr>
-            <w:tcW w:type="dxa" w:w="2880"/>
+            <w:tcW w:type="dxa" w:w="3307"/>
           </w:tcPr>
           <w:p>
             <w:r>
@@ -14751,7 +14751,7 @@
         </w:tc>
         <w:tc>
           <w:tcPr>
-            <w:tcW w:type="dxa" w:w="2880"/>
+            <w:tcW w:type="dxa" w:w="3307"/>
           </w:tcPr>
           <w:p>
             <w:r>
@@ -14770,7 +14770,7 @@
         </w:tc>
         <w:tc>
           <w:tcPr>
-            <w:tcW w:type="dxa" w:w="2880"/>
+            <w:tcW w:type="dxa" w:w="3307"/>
           </w:tcPr>
           <w:p>
             <w:r>
@@ -14791,7 +14791,7 @@
       <w:tr>
         <w:tc>
           <w:tcPr>
-            <w:tcW w:type="dxa" w:w="2880"/>
+            <w:tcW w:type="dxa" w:w="3307"/>
           </w:tcPr>
           <w:p>
             <w:r>
@@ -14810,7 +14810,7 @@
         </w:tc>
         <w:tc>
           <w:tcPr>
-            <w:tcW w:type="dxa" w:w="2880"/>
+            <w:tcW w:type="dxa" w:w="3307"/>
           </w:tcPr>
           <w:p>
             <w:r>
@@ -14829,7 +14829,7 @@
         </w:tc>
         <w:tc>
           <w:tcPr>
-            <w:tcW w:type="dxa" w:w="2880"/>
+            <w:tcW w:type="dxa" w:w="3307"/>
           </w:tcPr>
           <w:p>
             <w:r>
@@ -14850,7 +14850,7 @@
       <w:tr>
         <w:tc>
           <w:tcPr>
-            <w:tcW w:type="dxa" w:w="2880"/>
+            <w:tcW w:type="dxa" w:w="3307"/>
           </w:tcPr>
           <w:p>
             <w:r>
@@ -14869,7 +14869,7 @@
         </w:tc>
         <w:tc>
           <w:tcPr>
-            <w:tcW w:type="dxa" w:w="2880"/>
+            <w:tcW w:type="dxa" w:w="3307"/>
           </w:tcPr>
           <w:p>
             <w:r>
@@ -14888,7 +14888,7 @@
         </w:tc>
         <w:tc>
           <w:tcPr>
-            <w:tcW w:type="dxa" w:w="2880"/>
+            <w:tcW w:type="dxa" w:w="3307"/>
           </w:tcPr>
           <w:p>
             <w:r>
@@ -14909,7 +14909,7 @@
       <w:tr>
         <w:tc>
           <w:tcPr>
-            <w:tcW w:type="dxa" w:w="2880"/>
+            <w:tcW w:type="dxa" w:w="3307"/>
           </w:tcPr>
           <w:p>
             <w:r>
@@ -14928,7 +14928,7 @@
         </w:tc>
         <w:tc>
           <w:tcPr>
-            <w:tcW w:type="dxa" w:w="2880"/>
+            <w:tcW w:type="dxa" w:w="3307"/>
           </w:tcPr>
           <w:p>
             <w:r>
@@ -14947,7 +14947,7 @@
         </w:tc>
         <w:tc>
           <w:tcPr>
-            <w:tcW w:type="dxa" w:w="2880"/>
+            <w:tcW w:type="dxa" w:w="3307"/>
           </w:tcPr>
           <w:p>
             <w:r>
@@ -14968,7 +14968,7 @@
       <w:tr>
         <w:tc>
           <w:tcPr>
-            <w:tcW w:type="dxa" w:w="2880"/>
+            <w:tcW w:type="dxa" w:w="3307"/>
           </w:tcPr>
           <w:p>
             <w:r>
@@ -14987,7 +14987,7 @@
         </w:tc>
         <w:tc>
           <w:tcPr>
-            <w:tcW w:type="dxa" w:w="2880"/>
+            <w:tcW w:type="dxa" w:w="3307"/>
           </w:tcPr>
           <w:p>
             <w:r>
@@ -15006,7 +15006,7 @@
         </w:tc>
         <w:tc>
           <w:tcPr>
-            <w:tcW w:type="dxa" w:w="2880"/>
+            <w:tcW w:type="dxa" w:w="3307"/>
           </w:tcPr>
           <w:p>
             <w:r>
@@ -15027,7 +15027,7 @@
       <w:tr>
         <w:tc>
           <w:tcPr>
-            <w:tcW w:type="dxa" w:w="2880"/>
+            <w:tcW w:type="dxa" w:w="3307"/>
           </w:tcPr>
           <w:p>
             <w:r>
@@ -15046,7 +15046,7 @@
         </w:tc>
         <w:tc>
           <w:tcPr>
-            <w:tcW w:type="dxa" w:w="2880"/>
+            <w:tcW w:type="dxa" w:w="3307"/>
           </w:tcPr>
           <w:p>
             <w:r>
@@ -15065,7 +15065,7 @@
         </w:tc>
         <w:tc>
           <w:tcPr>
-            <w:tcW w:type="dxa" w:w="2880"/>
+            <w:tcW w:type="dxa" w:w="3307"/>
           </w:tcPr>
           <w:p>
             <w:r>
@@ -15086,7 +15086,7 @@
       <w:tr>
         <w:tc>
           <w:tcPr>
-            <w:tcW w:type="dxa" w:w="2880"/>
+            <w:tcW w:type="dxa" w:w="3307"/>
           </w:tcPr>
           <w:p>
             <w:r>
@@ -15105,7 +15105,7 @@
         </w:tc>
         <w:tc>
           <w:tcPr>
-            <w:tcW w:type="dxa" w:w="2880"/>
+            <w:tcW w:type="dxa" w:w="3307"/>
           </w:tcPr>
           <w:p>
             <w:r>
@@ -15124,7 +15124,7 @@
         </w:tc>
         <w:tc>
           <w:tcPr>
-            <w:tcW w:type="dxa" w:w="2880"/>
+            <w:tcW w:type="dxa" w:w="3307"/>
           </w:tcPr>
           <w:p>
             <w:r>
@@ -15145,7 +15145,7 @@
       <w:tr>
         <w:tc>
           <w:tcPr>
-            <w:tcW w:type="dxa" w:w="2880"/>
+            <w:tcW w:type="dxa" w:w="3307"/>
           </w:tcPr>
           <w:p>
             <w:r>
@@ -15164,7 +15164,7 @@
         </w:tc>
         <w:tc>
           <w:tcPr>
-            <w:tcW w:type="dxa" w:w="2880"/>
+            <w:tcW w:type="dxa" w:w="3307"/>
           </w:tcPr>
           <w:p>
             <w:r>
@@ -15183,7 +15183,7 @@
         </w:tc>
         <w:tc>
           <w:tcPr>
-            <w:tcW w:type="dxa" w:w="2880"/>
+            <w:tcW w:type="dxa" w:w="3307"/>
           </w:tcPr>
           <w:p>
             <w:r>
@@ -15204,7 +15204,7 @@
       <w:tr>
         <w:tc>
           <w:tcPr>
-            <w:tcW w:type="dxa" w:w="2880"/>
+            <w:tcW w:type="dxa" w:w="3307"/>
           </w:tcPr>
           <w:p>
             <w:r>
@@ -15223,7 +15223,7 @@
         </w:tc>
         <w:tc>
           <w:tcPr>
-            <w:tcW w:type="dxa" w:w="2880"/>
+            <w:tcW w:type="dxa" w:w="3307"/>
           </w:tcPr>
           <w:p>
             <w:r>
@@ -15242,7 +15242,7 @@
         </w:tc>
         <w:tc>
           <w:tcPr>
-            <w:tcW w:type="dxa" w:w="2880"/>
+            <w:tcW w:type="dxa" w:w="3307"/>
           </w:tcPr>
           <w:p>
             <w:r>
@@ -15263,7 +15263,7 @@
       <w:tr>
         <w:tc>
           <w:tcPr>
-            <w:tcW w:type="dxa" w:w="2880"/>
+            <w:tcW w:type="dxa" w:w="3307"/>
           </w:tcPr>
           <w:p>
             <w:r>
@@ -15282,7 +15282,7 @@
         </w:tc>
         <w:tc>
           <w:tcPr>
-            <w:tcW w:type="dxa" w:w="2880"/>
+            <w:tcW w:type="dxa" w:w="3307"/>
           </w:tcPr>
           <w:p>
             <w:r>
@@ -15301,7 +15301,7 @@
         </w:tc>
         <w:tc>
           <w:tcPr>
-            <w:tcW w:type="dxa" w:w="2880"/>
+            <w:tcW w:type="dxa" w:w="3307"/>
           </w:tcPr>
           <w:p>
             <w:r>
@@ -15322,7 +15322,7 @@
       <w:tr>
         <w:tc>
           <w:tcPr>
-            <w:tcW w:type="dxa" w:w="2880"/>
+            <w:tcW w:type="dxa" w:w="3307"/>
           </w:tcPr>
           <w:p>
             <w:r>
@@ -15341,7 +15341,7 @@
         </w:tc>
         <w:tc>
           <w:tcPr>
-            <w:tcW w:type="dxa" w:w="2880"/>
+            <w:tcW w:type="dxa" w:w="3307"/>
           </w:tcPr>
           <w:p>
             <w:r>
@@ -15360,7 +15360,7 @@
         </w:tc>
         <w:tc>
           <w:tcPr>
-            <w:tcW w:type="dxa" w:w="2880"/>
+            <w:tcW w:type="dxa" w:w="3307"/>
           </w:tcPr>
           <w:p>
             <w:r>
@@ -15381,7 +15381,7 @@
       <w:tr>
         <w:tc>
           <w:tcPr>
-            <w:tcW w:type="dxa" w:w="2880"/>
+            <w:tcW w:type="dxa" w:w="3307"/>
           </w:tcPr>
           <w:p>
             <w:r>
@@ -15400,7 +15400,7 @@
         </w:tc>
         <w:tc>
           <w:tcPr>
-            <w:tcW w:type="dxa" w:w="2880"/>
+            <w:tcW w:type="dxa" w:w="3307"/>
           </w:tcPr>
           <w:p>
             <w:r>
@@ -15419,7 +15419,7 @@
         </w:tc>
         <w:tc>
           <w:tcPr>
-            <w:tcW w:type="dxa" w:w="2880"/>
+            <w:tcW w:type="dxa" w:w="3307"/>
           </w:tcPr>
           <w:p>
             <w:r>
@@ -15440,7 +15440,7 @@
       <w:tr>
         <w:tc>
           <w:tcPr>
-            <w:tcW w:type="dxa" w:w="2880"/>
+            <w:tcW w:type="dxa" w:w="3307"/>
           </w:tcPr>
           <w:p>
             <w:r>
@@ -15459,7 +15459,7 @@
         </w:tc>
         <w:tc>
           <w:tcPr>
-            <w:tcW w:type="dxa" w:w="2880"/>
+            <w:tcW w:type="dxa" w:w="3307"/>
           </w:tcPr>
           <w:p>
             <w:r>
@@ -15478,7 +15478,7 @@
         </w:tc>
         <w:tc>
           <w:tcPr>
-            <w:tcW w:type="dxa" w:w="2880"/>
+            <w:tcW w:type="dxa" w:w="3307"/>
           </w:tcPr>
           <w:p>
             <w:r>
@@ -15499,7 +15499,7 @@
       <w:tr>
         <w:tc>
           <w:tcPr>
-            <w:tcW w:type="dxa" w:w="2880"/>
+            <w:tcW w:type="dxa" w:w="3307"/>
           </w:tcPr>
           <w:p>
             <w:r>
@@ -15518,7 +15518,7 @@
         </w:tc>
         <w:tc>
           <w:tcPr>
-            <w:tcW w:type="dxa" w:w="2880"/>
+            <w:tcW w:type="dxa" w:w="3307"/>
           </w:tcPr>
           <w:p>
             <w:r>
@@ -15537,7 +15537,7 @@
         </w:tc>
         <w:tc>
           <w:tcPr>
-            <w:tcW w:type="dxa" w:w="2880"/>
+            <w:tcW w:type="dxa" w:w="3307"/>
           </w:tcPr>
           <w:p>
             <w:r>
@@ -15558,7 +15558,7 @@
       <w:tr>
         <w:tc>
           <w:tcPr>
-            <w:tcW w:type="dxa" w:w="2880"/>
+            <w:tcW w:type="dxa" w:w="3307"/>
           </w:tcPr>
           <w:p>
             <w:r>
@@ -15577,7 +15577,7 @@
         </w:tc>
         <w:tc>
           <w:tcPr>
-            <w:tcW w:type="dxa" w:w="2880"/>
+            <w:tcW w:type="dxa" w:w="3307"/>
           </w:tcPr>
           <w:p>
             <w:r>
@@ -15596,7 +15596,7 @@
         </w:tc>
         <w:tc>
           <w:tcPr>
-            <w:tcW w:type="dxa" w:w="2880"/>
+            <w:tcW w:type="dxa" w:w="3307"/>
           </w:tcPr>
           <w:p>
             <w:r>
@@ -15617,7 +15617,7 @@
       <w:tr>
         <w:tc>
           <w:tcPr>
-            <w:tcW w:type="dxa" w:w="2880"/>
+            <w:tcW w:type="dxa" w:w="3307"/>
           </w:tcPr>
           <w:p>
             <w:r>
@@ -15636,7 +15636,7 @@
         </w:tc>
         <w:tc>
           <w:tcPr>
-            <w:tcW w:type="dxa" w:w="2880"/>
+            <w:tcW w:type="dxa" w:w="3307"/>
           </w:tcPr>
           <w:p>
             <w:r>
@@ -15655,7 +15655,7 @@
         </w:tc>
         <w:tc>
           <w:tcPr>
-            <w:tcW w:type="dxa" w:w="2880"/>
+            <w:tcW w:type="dxa" w:w="3307"/>
           </w:tcPr>
           <w:p>
             <w:r>
@@ -15676,7 +15676,7 @@
       <w:tr>
         <w:tc>
           <w:tcPr>
-            <w:tcW w:type="dxa" w:w="2880"/>
+            <w:tcW w:type="dxa" w:w="3307"/>
           </w:tcPr>
           <w:p>
             <w:r>
@@ -15695,7 +15695,7 @@
         </w:tc>
         <w:tc>
           <w:tcPr>
-            <w:tcW w:type="dxa" w:w="2880"/>
+            <w:tcW w:type="dxa" w:w="3307"/>
           </w:tcPr>
           <w:p>
             <w:r>
@@ -15714,7 +15714,7 @@
         </w:tc>
         <w:tc>
           <w:tcPr>
-            <w:tcW w:type="dxa" w:w="2880"/>
+            <w:tcW w:type="dxa" w:w="3307"/>
           </w:tcPr>
           <w:p>
             <w:r>
@@ -15735,7 +15735,7 @@
       <w:tr>
         <w:tc>
           <w:tcPr>
-            <w:tcW w:type="dxa" w:w="2880"/>
+            <w:tcW w:type="dxa" w:w="3307"/>
           </w:tcPr>
           <w:p>
             <w:r>
@@ -15754,7 +15754,7 @@
         </w:tc>
         <w:tc>
           <w:tcPr>
-            <w:tcW w:type="dxa" w:w="2880"/>
+            <w:tcW w:type="dxa" w:w="3307"/>
           </w:tcPr>
           <w:p>
             <w:r>
@@ -15773,7 +15773,7 @@
         </w:tc>
         <w:tc>
           <w:tcPr>
-            <w:tcW w:type="dxa" w:w="2880"/>
+            <w:tcW w:type="dxa" w:w="3307"/>
           </w:tcPr>
           <w:p>
             <w:r>
@@ -15794,7 +15794,7 @@
       <w:tr>
         <w:tc>
           <w:tcPr>
-            <w:tcW w:type="dxa" w:w="2880"/>
+            <w:tcW w:type="dxa" w:w="3307"/>
           </w:tcPr>
           <w:p>
             <w:r>
@@ -15813,7 +15813,7 @@
         </w:tc>
         <w:tc>
           <w:tcPr>
-            <w:tcW w:type="dxa" w:w="2880"/>
+            <w:tcW w:type="dxa" w:w="3307"/>
           </w:tcPr>
           <w:p>
             <w:r>
@@ -15832,7 +15832,7 @@
         </w:tc>
         <w:tc>
           <w:tcPr>
-            <w:tcW w:type="dxa" w:w="2880"/>
+            <w:tcW w:type="dxa" w:w="3307"/>
           </w:tcPr>
           <w:p>
             <w:r>
@@ -15853,7 +15853,7 @@
       <w:tr>
         <w:tc>
           <w:tcPr>
-            <w:tcW w:type="dxa" w:w="2880"/>
+            <w:tcW w:type="dxa" w:w="3307"/>
           </w:tcPr>
           <w:p>
             <w:r>
@@ -15872,7 +15872,7 @@
         </w:tc>
         <w:tc>
           <w:tcPr>
-            <w:tcW w:type="dxa" w:w="2880"/>
+            <w:tcW w:type="dxa" w:w="3307"/>
           </w:tcPr>
           <w:p>
             <w:r>
@@ -15891,7 +15891,7 @@
         </w:tc>
         <w:tc>
           <w:tcPr>
-            <w:tcW w:type="dxa" w:w="2880"/>
+            <w:tcW w:type="dxa" w:w="3307"/>
           </w:tcPr>
           <w:p>
             <w:r>
@@ -15912,7 +15912,7 @@
       <w:tr>
         <w:tc>
           <w:tcPr>
-            <w:tcW w:type="dxa" w:w="2880"/>
+            <w:tcW w:type="dxa" w:w="3307"/>
           </w:tcPr>
           <w:p>
             <w:r>
@@ -15931,7 +15931,7 @@
         </w:tc>
         <w:tc>
           <w:tcPr>
-            <w:tcW w:type="dxa" w:w="2880"/>
+            <w:tcW w:type="dxa" w:w="3307"/>
           </w:tcPr>
           <w:p>
             <w:r>
@@ -15950,7 +15950,7 @@
         </w:tc>
         <w:tc>
           <w:tcPr>
-            <w:tcW w:type="dxa" w:w="2880"/>
+            <w:tcW w:type="dxa" w:w="3307"/>
           </w:tcPr>
           <w:p>
             <w:r>
@@ -15971,7 +15971,7 @@
       <w:tr>
         <w:tc>
           <w:tcPr>
-            <w:tcW w:type="dxa" w:w="2880"/>
+            <w:tcW w:type="dxa" w:w="3307"/>
           </w:tcPr>
           <w:p>
             <w:r>
@@ -15990,7 +15990,7 @@
         </w:tc>
         <w:tc>
           <w:tcPr>
-            <w:tcW w:type="dxa" w:w="2880"/>
+            <w:tcW w:type="dxa" w:w="3307"/>
           </w:tcPr>
           <w:p>
             <w:r>
@@ -16009,7 +16009,7 @@
         </w:tc>
         <w:tc>
           <w:tcPr>
-            <w:tcW w:type="dxa" w:w="2880"/>
+            <w:tcW w:type="dxa" w:w="3307"/>
           </w:tcPr>
           <w:p>
             <w:r>
@@ -16030,7 +16030,7 @@
       <w:tr>
         <w:tc>
           <w:tcPr>
-            <w:tcW w:type="dxa" w:w="2880"/>
+            <w:tcW w:type="dxa" w:w="3307"/>
           </w:tcPr>
           <w:p>
             <w:r>
@@ -16049,7 +16049,7 @@
         </w:tc>
         <w:tc>
           <w:tcPr>
-            <w:tcW w:type="dxa" w:w="2880"/>
+            <w:tcW w:type="dxa" w:w="3307"/>
           </w:tcPr>
           <w:p>
             <w:r>
@@ -16068,7 +16068,7 @@
         </w:tc>
         <w:tc>
           <w:tcPr>
-            <w:tcW w:type="dxa" w:w="2880"/>
+            <w:tcW w:type="dxa" w:w="3307"/>
           </w:tcPr>
           <w:p>
             <w:r>
@@ -16089,7 +16089,7 @@
       <w:tr>
         <w:tc>
           <w:tcPr>
-            <w:tcW w:type="dxa" w:w="2880"/>
+            <w:tcW w:type="dxa" w:w="3307"/>
           </w:tcPr>
           <w:p>
             <w:r>
@@ -16108,7 +16108,7 @@
         </w:tc>
         <w:tc>
           <w:tcPr>
-            <w:tcW w:type="dxa" w:w="2880"/>
+            <w:tcW w:type="dxa" w:w="3307"/>
           </w:tcPr>
           <w:p>
             <w:r>
@@ -16127,7 +16127,7 @@
         </w:tc>
         <w:tc>
           <w:tcPr>
-            <w:tcW w:type="dxa" w:w="2880"/>
+            <w:tcW w:type="dxa" w:w="3307"/>
           </w:tcPr>
           <w:p>
             <w:r>
@@ -16148,7 +16148,7 @@
       <w:tr>
         <w:tc>
           <w:tcPr>
-            <w:tcW w:type="dxa" w:w="2880"/>
+            <w:tcW w:type="dxa" w:w="3307"/>
           </w:tcPr>
           <w:p>
             <w:r>
@@ -16167,7 +16167,7 @@
         </w:tc>
         <w:tc>
           <w:tcPr>
-            <w:tcW w:type="dxa" w:w="2880"/>
+            <w:tcW w:type="dxa" w:w="3307"/>
           </w:tcPr>
           <w:p>
             <w:r>
@@ -16186,7 +16186,7 @@
         </w:tc>
         <w:tc>
           <w:tcPr>
-            <w:tcW w:type="dxa" w:w="2880"/>
+            <w:tcW w:type="dxa" w:w="3307"/>
           </w:tcPr>
           <w:p>
             <w:r>
@@ -16207,7 +16207,7 @@
       <w:tr>
         <w:tc>
           <w:tcPr>
-            <w:tcW w:type="dxa" w:w="2880"/>
+            <w:tcW w:type="dxa" w:w="3307"/>
           </w:tcPr>
           <w:p>
             <w:r>
@@ -16226,7 +16226,7 @@
         </w:tc>
         <w:tc>
           <w:tcPr>
-            <w:tcW w:type="dxa" w:w="2880"/>
+            <w:tcW w:type="dxa" w:w="3307"/>
           </w:tcPr>
           <w:p>
             <w:r>
@@ -16245,7 +16245,7 @@
         </w:tc>
         <w:tc>
           <w:tcPr>
-            <w:tcW w:type="dxa" w:w="2880"/>
+            <w:tcW w:type="dxa" w:w="3307"/>
           </w:tcPr>
           <w:p>
             <w:r>
@@ -16266,7 +16266,7 @@
       <w:tr>
         <w:tc>
           <w:tcPr>
-            <w:tcW w:type="dxa" w:w="2880"/>
+            <w:tcW w:type="dxa" w:w="3307"/>
           </w:tcPr>
           <w:p>
             <w:r>
@@ -16285,7 +16285,7 @@
         </w:tc>
         <w:tc>
           <w:tcPr>
-            <w:tcW w:type="dxa" w:w="2880"/>
+            <w:tcW w:type="dxa" w:w="3307"/>
           </w:tcPr>
           <w:p>
             <w:r>
@@ -16304,7 +16304,7 @@
         </w:tc>
         <w:tc>
           <w:tcPr>
-            <w:tcW w:type="dxa" w:w="2880"/>
+            <w:tcW w:type="dxa" w:w="3307"/>
           </w:tcPr>
           <w:p>
             <w:r>
@@ -16325,7 +16325,7 @@
       <w:tr>
         <w:tc>
           <w:tcPr>
-            <w:tcW w:type="dxa" w:w="2880"/>
+            <w:tcW w:type="dxa" w:w="3307"/>
           </w:tcPr>
           <w:p>
             <w:r>
@@ -16344,7 +16344,7 @@
         </w:tc>
         <w:tc>
           <w:tcPr>
-            <w:tcW w:type="dxa" w:w="2880"/>
+            <w:tcW w:type="dxa" w:w="3307"/>
           </w:tcPr>
           <w:p>
             <w:r>
@@ -16363,7 +16363,7 @@
         </w:tc>
         <w:tc>
           <w:tcPr>
-            <w:tcW w:type="dxa" w:w="2880"/>
+            <w:tcW w:type="dxa" w:w="3307"/>
           </w:tcPr>
           <w:p>
             <w:r>
@@ -16384,7 +16384,7 @@
       <w:tr>
         <w:tc>
           <w:tcPr>
-            <w:tcW w:type="dxa" w:w="2880"/>
+            <w:tcW w:type="dxa" w:w="3307"/>
           </w:tcPr>
           <w:p>
             <w:r>
@@ -16403,7 +16403,7 @@
         </w:tc>
         <w:tc>
           <w:tcPr>
-            <w:tcW w:type="dxa" w:w="2880"/>
+            <w:tcW w:type="dxa" w:w="3307"/>
           </w:tcPr>
           <w:p>
             <w:r>
@@ -16422,7 +16422,7 @@
         </w:tc>
         <w:tc>
           <w:tcPr>
-            <w:tcW w:type="dxa" w:w="2880"/>
+            <w:tcW w:type="dxa" w:w="3307"/>
           </w:tcPr>
           <w:p>
             <w:r>
@@ -16443,7 +16443,7 @@
       <w:tr>
         <w:tc>
           <w:tcPr>
-            <w:tcW w:type="dxa" w:w="2880"/>
+            <w:tcW w:type="dxa" w:w="3307"/>
           </w:tcPr>
           <w:p>
             <w:r>
@@ -16462,7 +16462,7 @@
         </w:tc>
         <w:tc>
           <w:tcPr>
-            <w:tcW w:type="dxa" w:w="2880"/>
+            <w:tcW w:type="dxa" w:w="3307"/>
           </w:tcPr>
           <w:p>
             <w:r>
@@ -16481,7 +16481,7 @@
         </w:tc>
         <w:tc>
           <w:tcPr>
-            <w:tcW w:type="dxa" w:w="2880"/>
+            <w:tcW w:type="dxa" w:w="3307"/>
           </w:tcPr>
           <w:p>
             <w:r>
@@ -16502,7 +16502,7 @@
       <w:tr>
         <w:tc>
           <w:tcPr>
-            <w:tcW w:type="dxa" w:w="2880"/>
+            <w:tcW w:type="dxa" w:w="3307"/>
           </w:tcPr>
           <w:p>
             <w:r>
@@ -16521,7 +16521,7 @@
         </w:tc>
         <w:tc>
           <w:tcPr>
-            <w:tcW w:type="dxa" w:w="2880"/>
+            <w:tcW w:type="dxa" w:w="3307"/>
           </w:tcPr>
           <w:p>
             <w:r>
@@ -16540,7 +16540,7 @@
         </w:tc>
         <w:tc>
           <w:tcPr>
-            <w:tcW w:type="dxa" w:w="2880"/>
+            <w:tcW w:type="dxa" w:w="3307"/>
           </w:tcPr>
           <w:p>
             <w:r>
@@ -16561,7 +16561,7 @@
       <w:tr>
         <w:tc>
           <w:tcPr>
-            <w:tcW w:type="dxa" w:w="2880"/>
+            <w:tcW w:type="dxa" w:w="3307"/>
           </w:tcPr>
           <w:p>
             <w:r>
@@ -16580,7 +16580,7 @@
         </w:tc>
         <w:tc>
           <w:tcPr>
-            <w:tcW w:type="dxa" w:w="2880"/>
+            <w:tcW w:type="dxa" w:w="3307"/>
           </w:tcPr>
           <w:p>
             <w:r>
@@ -16599,7 +16599,7 @@
         </w:tc>
         <w:tc>
           <w:tcPr>
-            <w:tcW w:type="dxa" w:w="2880"/>
+            <w:tcW w:type="dxa" w:w="3307"/>
           </w:tcPr>
           <w:p>
             <w:r>
@@ -16620,7 +16620,7 @@
       <w:tr>
         <w:tc>
           <w:tcPr>
-            <w:tcW w:type="dxa" w:w="2880"/>
+            <w:tcW w:type="dxa" w:w="3307"/>
           </w:tcPr>
           <w:p>
             <w:r>
@@ -16639,7 +16639,7 @@
         </w:tc>
         <w:tc>
           <w:tcPr>
-            <w:tcW w:type="dxa" w:w="2880"/>
+            <w:tcW w:type="dxa" w:w="3307"/>
           </w:tcPr>
           <w:p>
             <w:r>
@@ -16658,7 +16658,7 @@
         </w:tc>
         <w:tc>
           <w:tcPr>
-            <w:tcW w:type="dxa" w:w="2880"/>
+            <w:tcW w:type="dxa" w:w="3307"/>
           </w:tcPr>
           <w:p>
             <w:r>
@@ -16679,7 +16679,7 @@
       <w:tr>
         <w:tc>
           <w:tcPr>
-            <w:tcW w:type="dxa" w:w="2880"/>
+            <w:tcW w:type="dxa" w:w="3307"/>
           </w:tcPr>
           <w:p>
             <w:r>
@@ -16698,7 +16698,7 @@
         </w:tc>
         <w:tc>
           <w:tcPr>
-            <w:tcW w:type="dxa" w:w="2880"/>
+            <w:tcW w:type="dxa" w:w="3307"/>
           </w:tcPr>
           <w:p>
             <w:r>
@@ -16717,7 +16717,7 @@
         </w:tc>
         <w:tc>
           <w:tcPr>
-            <w:tcW w:type="dxa" w:w="2880"/>
+            <w:tcW w:type="dxa" w:w="3307"/>
           </w:tcPr>
           <w:p>
             <w:r>
@@ -16738,7 +16738,7 @@
       <w:tr>
         <w:tc>
           <w:tcPr>
-            <w:tcW w:type="dxa" w:w="2880"/>
+            <w:tcW w:type="dxa" w:w="3307"/>
           </w:tcPr>
           <w:p>
             <w:r>
@@ -16757,7 +16757,7 @@
         </w:tc>
         <w:tc>
           <w:tcPr>
-            <w:tcW w:type="dxa" w:w="2880"/>
+            <w:tcW w:type="dxa" w:w="3307"/>
           </w:tcPr>
           <w:p>
             <w:r>
@@ -16776,7 +16776,7 @@
         </w:tc>
         <w:tc>
           <w:tcPr>
-            <w:tcW w:type="dxa" w:w="2880"/>
+            <w:tcW w:type="dxa" w:w="3307"/>
           </w:tcPr>
           <w:p>
             <w:r>
@@ -16797,7 +16797,7 @@
       <w:tr>
         <w:tc>
           <w:tcPr>
-            <w:tcW w:type="dxa" w:w="2880"/>
+            <w:tcW w:type="dxa" w:w="3307"/>
           </w:tcPr>
           <w:p>
             <w:r>
@@ -16816,7 +16816,7 @@
         </w:tc>
         <w:tc>
           <w:tcPr>
-            <w:tcW w:type="dxa" w:w="2880"/>
+            <w:tcW w:type="dxa" w:w="3307"/>
           </w:tcPr>
           <w:p>
             <w:r>
@@ -16835,7 +16835,7 @@
         </w:tc>
         <w:tc>
           <w:tcPr>
-            <w:tcW w:type="dxa" w:w="2880"/>
+            <w:tcW w:type="dxa" w:w="3307"/>
           </w:tcPr>
           <w:p>
             <w:r>
@@ -16856,7 +16856,7 @@
       <w:tr>
         <w:tc>
           <w:tcPr>
-            <w:tcW w:type="dxa" w:w="2880"/>
+            <w:tcW w:type="dxa" w:w="3307"/>
           </w:tcPr>
           <w:p>
             <w:r>
@@ -16875,7 +16875,7 @@
         </w:tc>
         <w:tc>
           <w:tcPr>
-            <w:tcW w:type="dxa" w:w="2880"/>
+            <w:tcW w:type="dxa" w:w="3307"/>
           </w:tcPr>
           <w:p>
             <w:r>
@@ -16894,7 +16894,7 @@
         </w:tc>
         <w:tc>
           <w:tcPr>
-            <w:tcW w:type="dxa" w:w="2880"/>
+            <w:tcW w:type="dxa" w:w="3307"/>
           </w:tcPr>
           <w:p>
             <w:r>
@@ -16915,7 +16915,7 @@
       <w:tr>
         <w:tc>
           <w:tcPr>
-            <w:tcW w:type="dxa" w:w="2880"/>
+            <w:tcW w:type="dxa" w:w="3307"/>
           </w:tcPr>
           <w:p>
             <w:r>
@@ -16934,7 +16934,7 @@
         </w:tc>
         <w:tc>
           <w:tcPr>
-            <w:tcW w:type="dxa" w:w="2880"/>
+            <w:tcW w:type="dxa" w:w="3307"/>
           </w:tcPr>
           <w:p>
             <w:r>
@@ -16953,7 +16953,7 @@
         </w:tc>
         <w:tc>
           <w:tcPr>
-            <w:tcW w:type="dxa" w:w="2880"/>
+            <w:tcW w:type="dxa" w:w="3307"/>
           </w:tcPr>
           <w:p>
             <w:r>
@@ -16974,7 +16974,7 @@
       <w:tr>
         <w:tc>
           <w:tcPr>
-            <w:tcW w:type="dxa" w:w="2880"/>
+            <w:tcW w:type="dxa" w:w="3307"/>
           </w:tcPr>
           <w:p>
             <w:r>
@@ -16993,7 +16993,7 @@
         </w:tc>
         <w:tc>
           <w:tcPr>
-            <w:tcW w:type="dxa" w:w="2880"/>
+            <w:tcW w:type="dxa" w:w="3307"/>
           </w:tcPr>
           <w:p>
             <w:r>
@@ -17012,7 +17012,7 @@
         </w:tc>
         <w:tc>
           <w:tcPr>
-            <w:tcW w:type="dxa" w:w="2880"/>
+            <w:tcW w:type="dxa" w:w="3307"/>
           </w:tcPr>
           <w:p>
             <w:r>
@@ -17033,7 +17033,7 @@
       <w:tr>
         <w:tc>
           <w:tcPr>
-            <w:tcW w:type="dxa" w:w="2880"/>
+            <w:tcW w:type="dxa" w:w="3307"/>
           </w:tcPr>
           <w:p>
             <w:r>
@@ -17052,7 +17052,7 @@
         </w:tc>
         <w:tc>
           <w:tcPr>
-            <w:tcW w:type="dxa" w:w="2880"/>
+            <w:tcW w:type="dxa" w:w="3307"/>
           </w:tcPr>
           <w:p>
             <w:r>
@@ -17071,7 +17071,7 @@
         </w:tc>
         <w:tc>
           <w:tcPr>
-            <w:tcW w:type="dxa" w:w="2880"/>
+            <w:tcW w:type="dxa" w:w="3307"/>
           </w:tcPr>
           <w:p>
             <w:r>
@@ -17092,7 +17092,7 @@
       <w:tr>
         <w:tc>
           <w:tcPr>
-            <w:tcW w:type="dxa" w:w="2880"/>
+            <w:tcW w:type="dxa" w:w="3307"/>
           </w:tcPr>
           <w:p>
             <w:r>
@@ -17111,7 +17111,7 @@
         </w:tc>
         <w:tc>
           <w:tcPr>
-            <w:tcW w:type="dxa" w:w="2880"/>
+            <w:tcW w:type="dxa" w:w="3307"/>
           </w:tcPr>
           <w:p>
             <w:r>
@@ -17130,7 +17130,7 @@
         </w:tc>
         <w:tc>
           <w:tcPr>
-            <w:tcW w:type="dxa" w:w="2880"/>
+            <w:tcW w:type="dxa" w:w="3307"/>
           </w:tcPr>
           <w:p>
             <w:r>
@@ -17194,18 +17194,18 @@
       <w:tblPr>
         <w:tblStyle w:val="TableGrid"/>
         <w:tblW w:type="auto" w:w="0"/>
-        <w:tblLayout w:type="autofit"/>
+        <w:tblLayout w:type="fixed"/>
         <w:tblLook w:firstColumn="1" w:firstRow="1" w:lastColumn="0" w:lastRow="0" w:noHBand="0" w:noVBand="1" w:val="04A0"/>
       </w:tblPr>
       <w:tblGrid>
-        <w:gridCol w:w="2880"/>
-        <w:gridCol w:w="2880"/>
-        <w:gridCol w:w="2880"/>
+        <w:gridCol w:w="3307"/>
+        <w:gridCol w:w="3307"/>
+        <w:gridCol w:w="3307"/>
       </w:tblGrid>
       <w:tr>
         <w:tc>
           <w:tcPr>
-            <w:tcW w:type="dxa" w:w="2880"/>
+            <w:tcW w:type="dxa" w:w="3307"/>
             <w:shd w:fill="D9E2F3"/>
           </w:tcPr>
           <w:p>
@@ -17227,7 +17227,7 @@
         </w:tc>
         <w:tc>
           <w:tcPr>
-            <w:tcW w:type="dxa" w:w="2880"/>
+            <w:tcW w:type="dxa" w:w="3307"/>
             <w:shd w:fill="D9E2F3"/>
           </w:tcPr>
           <w:p>
@@ -17249,7 +17249,7 @@
         </w:tc>
         <w:tc>
           <w:tcPr>
-            <w:tcW w:type="dxa" w:w="2880"/>
+            <w:tcW w:type="dxa" w:w="3307"/>
             <w:shd w:fill="D9E2F3"/>
           </w:tcPr>
           <w:p>
@@ -17273,7 +17273,7 @@
       <w:tr>
         <w:tc>
           <w:tcPr>
-            <w:tcW w:type="dxa" w:w="2880"/>
+            <w:tcW w:type="dxa" w:w="3307"/>
           </w:tcPr>
           <w:p>
             <w:r>
@@ -17292,7 +17292,7 @@
         </w:tc>
         <w:tc>
           <w:tcPr>
-            <w:tcW w:type="dxa" w:w="2880"/>
+            <w:tcW w:type="dxa" w:w="3307"/>
           </w:tcPr>
           <w:p>
             <w:r>
@@ -17311,7 +17311,7 @@
         </w:tc>
         <w:tc>
           <w:tcPr>
-            <w:tcW w:type="dxa" w:w="2880"/>
+            <w:tcW w:type="dxa" w:w="3307"/>
           </w:tcPr>
           <w:p>
             <w:r>
@@ -17381,7 +17381,7 @@
       <w:tr>
         <w:tc>
           <w:tcPr>
-            <w:tcW w:type="dxa" w:w="2880"/>
+            <w:tcW w:type="dxa" w:w="3307"/>
           </w:tcPr>
           <w:p>
             <w:r>
@@ -17400,7 +17400,7 @@
         </w:tc>
         <w:tc>
           <w:tcPr>
-            <w:tcW w:type="dxa" w:w="2880"/>
+            <w:tcW w:type="dxa" w:w="3307"/>
           </w:tcPr>
           <w:p>
             <w:r>
@@ -17419,7 +17419,7 @@
         </w:tc>
         <w:tc>
           <w:tcPr>
-            <w:tcW w:type="dxa" w:w="2880"/>
+            <w:tcW w:type="dxa" w:w="3307"/>
           </w:tcPr>
           <w:p>
             <w:r>
@@ -17524,7 +17524,7 @@
       <w:tr>
         <w:tc>
           <w:tcPr>
-            <w:tcW w:type="dxa" w:w="2880"/>
+            <w:tcW w:type="dxa" w:w="3307"/>
           </w:tcPr>
           <w:p>
             <w:r>
@@ -17543,7 +17543,7 @@
         </w:tc>
         <w:tc>
           <w:tcPr>
-            <w:tcW w:type="dxa" w:w="2880"/>
+            <w:tcW w:type="dxa" w:w="3307"/>
           </w:tcPr>
           <w:p>
             <w:r>
@@ -17562,7 +17562,7 @@
         </w:tc>
         <w:tc>
           <w:tcPr>
-            <w:tcW w:type="dxa" w:w="2880"/>
+            <w:tcW w:type="dxa" w:w="3307"/>
           </w:tcPr>
           <w:p>
             <w:r>
@@ -17639,7 +17639,7 @@
       <w:tr>
         <w:tc>
           <w:tcPr>
-            <w:tcW w:type="dxa" w:w="2880"/>
+            <w:tcW w:type="dxa" w:w="3307"/>
           </w:tcPr>
           <w:p>
             <w:r>
@@ -17658,7 +17658,7 @@
         </w:tc>
         <w:tc>
           <w:tcPr>
-            <w:tcW w:type="dxa" w:w="2880"/>
+            <w:tcW w:type="dxa" w:w="3307"/>
           </w:tcPr>
           <w:p>
             <w:r>
@@ -17677,7 +17677,7 @@
         </w:tc>
         <w:tc>
           <w:tcPr>
-            <w:tcW w:type="dxa" w:w="2880"/>
+            <w:tcW w:type="dxa" w:w="3307"/>
           </w:tcPr>
           <w:p>
             <w:r>
@@ -17789,7 +17789,7 @@
       <w:tr>
         <w:tc>
           <w:tcPr>
-            <w:tcW w:type="dxa" w:w="2880"/>
+            <w:tcW w:type="dxa" w:w="3307"/>
           </w:tcPr>
           <w:p>
             <w:r>
@@ -17808,7 +17808,7 @@
         </w:tc>
         <w:tc>
           <w:tcPr>
-            <w:tcW w:type="dxa" w:w="2880"/>
+            <w:tcW w:type="dxa" w:w="3307"/>
           </w:tcPr>
           <w:p>
             <w:r>
@@ -17827,7 +17827,7 @@
         </w:tc>
         <w:tc>
           <w:tcPr>
-            <w:tcW w:type="dxa" w:w="2880"/>
+            <w:tcW w:type="dxa" w:w="3307"/>
           </w:tcPr>
           <w:p>
             <w:r>
@@ -17946,7 +17946,7 @@
       <w:tr>
         <w:tc>
           <w:tcPr>
-            <w:tcW w:type="dxa" w:w="2880"/>
+            <w:tcW w:type="dxa" w:w="3307"/>
           </w:tcPr>
           <w:p>
             <w:r>
@@ -17965,7 +17965,7 @@
         </w:tc>
         <w:tc>
           <w:tcPr>
-            <w:tcW w:type="dxa" w:w="2880"/>
+            <w:tcW w:type="dxa" w:w="3307"/>
           </w:tcPr>
           <w:p>
             <w:r>
@@ -17984,7 +17984,7 @@
         </w:tc>
         <w:tc>
           <w:tcPr>
-            <w:tcW w:type="dxa" w:w="2880"/>
+            <w:tcW w:type="dxa" w:w="3307"/>
           </w:tcPr>
           <w:p>
             <w:r>
@@ -18140,18 +18140,18 @@
       <w:tblPr>
         <w:tblStyle w:val="TableGrid"/>
         <w:tblW w:type="auto" w:w="0"/>
-        <w:tblLayout w:type="autofit"/>
+        <w:tblLayout w:type="fixed"/>
         <w:tblLook w:firstColumn="1" w:firstRow="1" w:lastColumn="0" w:lastRow="0" w:noHBand="0" w:noVBand="1" w:val="04A0"/>
       </w:tblPr>
       <w:tblGrid>
-        <w:gridCol w:w="2880"/>
-        <w:gridCol w:w="2880"/>
-        <w:gridCol w:w="2880"/>
+        <w:gridCol w:w="3307"/>
+        <w:gridCol w:w="3307"/>
+        <w:gridCol w:w="3307"/>
       </w:tblGrid>
       <w:tr>
         <w:tc>
           <w:tcPr>
-            <w:tcW w:type="dxa" w:w="2880"/>
+            <w:tcW w:type="dxa" w:w="3307"/>
             <w:shd w:fill="D9E2F3"/>
           </w:tcPr>
           <w:p>
@@ -18173,7 +18173,7 @@
         </w:tc>
         <w:tc>
           <w:tcPr>
-            <w:tcW w:type="dxa" w:w="2880"/>
+            <w:tcW w:type="dxa" w:w="3307"/>
             <w:shd w:fill="D9E2F3"/>
           </w:tcPr>
           <w:p>
@@ -18195,7 +18195,7 @@
         </w:tc>
         <w:tc>
           <w:tcPr>
-            <w:tcW w:type="dxa" w:w="2880"/>
+            <w:tcW w:type="dxa" w:w="3307"/>
             <w:shd w:fill="D9E2F3"/>
           </w:tcPr>
           <w:p>
@@ -18219,7 +18219,7 @@
       <w:tr>
         <w:tc>
           <w:tcPr>
-            <w:tcW w:type="dxa" w:w="2880"/>
+            <w:tcW w:type="dxa" w:w="3307"/>
           </w:tcPr>
           <w:p>
             <w:r>
@@ -18238,7 +18238,7 @@
         </w:tc>
         <w:tc>
           <w:tcPr>
-            <w:tcW w:type="dxa" w:w="2880"/>
+            <w:tcW w:type="dxa" w:w="3307"/>
           </w:tcPr>
           <w:p>
             <w:r>
@@ -18278,7 +18278,7 @@
         </w:tc>
         <w:tc>
           <w:tcPr>
-            <w:tcW w:type="dxa" w:w="2880"/>
+            <w:tcW w:type="dxa" w:w="3307"/>
           </w:tcPr>
           <w:p>
             <w:r>
@@ -18306,7 +18306,7 @@
       <w:tr>
         <w:tc>
           <w:tcPr>
-            <w:tcW w:type="dxa" w:w="2880"/>
+            <w:tcW w:type="dxa" w:w="3307"/>
           </w:tcPr>
           <w:p>
             <w:r>
@@ -18325,7 +18325,7 @@
         </w:tc>
         <w:tc>
           <w:tcPr>
-            <w:tcW w:type="dxa" w:w="2880"/>
+            <w:tcW w:type="dxa" w:w="3307"/>
           </w:tcPr>
           <w:p>
             <w:r>
@@ -18379,7 +18379,7 @@
         </w:tc>
         <w:tc>
           <w:tcPr>
-            <w:tcW w:type="dxa" w:w="2880"/>
+            <w:tcW w:type="dxa" w:w="3307"/>
           </w:tcPr>
           <w:p>
             <w:r>
@@ -18428,7 +18428,7 @@
       <w:tr>
         <w:tc>
           <w:tcPr>
-            <w:tcW w:type="dxa" w:w="2880"/>
+            <w:tcW w:type="dxa" w:w="3307"/>
           </w:tcPr>
           <w:p>
             <w:r>
@@ -18447,7 +18447,7 @@
         </w:tc>
         <w:tc>
           <w:tcPr>
-            <w:tcW w:type="dxa" w:w="2880"/>
+            <w:tcW w:type="dxa" w:w="3307"/>
           </w:tcPr>
           <w:p>
             <w:r>
@@ -18495,7 +18495,7 @@
         </w:tc>
         <w:tc>
           <w:tcPr>
-            <w:tcW w:type="dxa" w:w="2880"/>
+            <w:tcW w:type="dxa" w:w="3307"/>
           </w:tcPr>
           <w:p>
             <w:r>
@@ -18538,7 +18538,7 @@
       <w:tr>
         <w:tc>
           <w:tcPr>
-            <w:tcW w:type="dxa" w:w="2880"/>
+            <w:tcW w:type="dxa" w:w="3307"/>
           </w:tcPr>
           <w:p>
             <w:r>
@@ -18557,7 +18557,7 @@
         </w:tc>
         <w:tc>
           <w:tcPr>
-            <w:tcW w:type="dxa" w:w="2880"/>
+            <w:tcW w:type="dxa" w:w="3307"/>
           </w:tcPr>
           <w:p>
             <w:r>
@@ -18597,7 +18597,7 @@
         </w:tc>
         <w:tc>
           <w:tcPr>
-            <w:tcW w:type="dxa" w:w="2880"/>
+            <w:tcW w:type="dxa" w:w="3307"/>
           </w:tcPr>
           <w:p>
             <w:r>
@@ -18653,7 +18653,7 @@
       <w:tr>
         <w:tc>
           <w:tcPr>
-            <w:tcW w:type="dxa" w:w="2880"/>
+            <w:tcW w:type="dxa" w:w="3307"/>
           </w:tcPr>
           <w:p>
             <w:r>
@@ -18672,7 +18672,7 @@
         </w:tc>
         <w:tc>
           <w:tcPr>
-            <w:tcW w:type="dxa" w:w="2880"/>
+            <w:tcW w:type="dxa" w:w="3307"/>
           </w:tcPr>
           <w:p>
             <w:r>
@@ -18705,7 +18705,7 @@
         </w:tc>
         <w:tc>
           <w:tcPr>
-            <w:tcW w:type="dxa" w:w="2880"/>
+            <w:tcW w:type="dxa" w:w="3307"/>
           </w:tcPr>
           <w:p>
             <w:r>
@@ -18754,7 +18754,7 @@
       <w:tr>
         <w:tc>
           <w:tcPr>
-            <w:tcW w:type="dxa" w:w="2880"/>
+            <w:tcW w:type="dxa" w:w="3307"/>
           </w:tcPr>
           <w:p>
             <w:r>
@@ -18773,7 +18773,7 @@
         </w:tc>
         <w:tc>
           <w:tcPr>
-            <w:tcW w:type="dxa" w:w="2880"/>
+            <w:tcW w:type="dxa" w:w="3307"/>
           </w:tcPr>
           <w:p>
             <w:r>
@@ -18821,7 +18821,7 @@
         </w:tc>
         <w:tc>
           <w:tcPr>
-            <w:tcW w:type="dxa" w:w="2880"/>
+            <w:tcW w:type="dxa" w:w="3307"/>
           </w:tcPr>
           <w:p>
             <w:r>
@@ -18891,18 +18891,18 @@
       <w:tblPr>
         <w:tblStyle w:val="TableGrid"/>
         <w:tblW w:type="auto" w:w="0"/>
-        <w:tblLayout w:type="autofit"/>
+        <w:tblLayout w:type="fixed"/>
         <w:tblLook w:firstColumn="1" w:firstRow="1" w:lastColumn="0" w:lastRow="0" w:noHBand="0" w:noVBand="1" w:val="04A0"/>
       </w:tblPr>
       <w:tblGrid>
-        <w:gridCol w:w="2880"/>
-        <w:gridCol w:w="2880"/>
-        <w:gridCol w:w="2880"/>
+        <w:gridCol w:w="3307"/>
+        <w:gridCol w:w="3307"/>
+        <w:gridCol w:w="3307"/>
       </w:tblGrid>
       <w:tr>
         <w:tc>
           <w:tcPr>
-            <w:tcW w:type="dxa" w:w="2880"/>
+            <w:tcW w:type="dxa" w:w="3307"/>
             <w:shd w:fill="D9E2F3"/>
           </w:tcPr>
           <w:p>
@@ -18924,7 +18924,7 @@
         </w:tc>
         <w:tc>
           <w:tcPr>
-            <w:tcW w:type="dxa" w:w="2880"/>
+            <w:tcW w:type="dxa" w:w="3307"/>
             <w:shd w:fill="D9E2F3"/>
           </w:tcPr>
           <w:p>
@@ -18946,7 +18946,7 @@
         </w:tc>
         <w:tc>
           <w:tcPr>
-            <w:tcW w:type="dxa" w:w="2880"/>
+            <w:tcW w:type="dxa" w:w="3307"/>
             <w:shd w:fill="D9E2F3"/>
           </w:tcPr>
           <w:p>
@@ -18970,7 +18970,7 @@
       <w:tr>
         <w:tc>
           <w:tcPr>
-            <w:tcW w:type="dxa" w:w="2880"/>
+            <w:tcW w:type="dxa" w:w="3307"/>
           </w:tcPr>
           <w:p>
             <w:r>
@@ -18989,7 +18989,7 @@
         </w:tc>
         <w:tc>
           <w:tcPr>
-            <w:tcW w:type="dxa" w:w="2880"/>
+            <w:tcW w:type="dxa" w:w="3307"/>
           </w:tcPr>
           <w:p>
             <w:r>
@@ -19015,7 +19015,7 @@
         </w:tc>
         <w:tc>
           <w:tcPr>
-            <w:tcW w:type="dxa" w:w="2880"/>
+            <w:tcW w:type="dxa" w:w="3307"/>
           </w:tcPr>
           <w:p>
             <w:r>
@@ -19036,7 +19036,7 @@
       <w:tr>
         <w:tc>
           <w:tcPr>
-            <w:tcW w:type="dxa" w:w="2880"/>
+            <w:tcW w:type="dxa" w:w="3307"/>
           </w:tcPr>
           <w:p>
             <w:r>
@@ -19055,7 +19055,7 @@
         </w:tc>
         <w:tc>
           <w:tcPr>
-            <w:tcW w:type="dxa" w:w="2880"/>
+            <w:tcW w:type="dxa" w:w="3307"/>
           </w:tcPr>
           <w:p>
             <w:r>
@@ -19109,7 +19109,7 @@
         </w:tc>
         <w:tc>
           <w:tcPr>
-            <w:tcW w:type="dxa" w:w="2880"/>
+            <w:tcW w:type="dxa" w:w="3307"/>
           </w:tcPr>
           <w:p>
             <w:r>
@@ -19130,7 +19130,7 @@
       <w:tr>
         <w:tc>
           <w:tcPr>
-            <w:tcW w:type="dxa" w:w="2880"/>
+            <w:tcW w:type="dxa" w:w="3307"/>
           </w:tcPr>
           <w:p>
             <w:r>
@@ -19149,7 +19149,7 @@
         </w:tc>
         <w:tc>
           <w:tcPr>
-            <w:tcW w:type="dxa" w:w="2880"/>
+            <w:tcW w:type="dxa" w:w="3307"/>
           </w:tcPr>
           <w:p>
             <w:r>
@@ -19182,7 +19182,7 @@
         </w:tc>
         <w:tc>
           <w:tcPr>
-            <w:tcW w:type="dxa" w:w="2880"/>
+            <w:tcW w:type="dxa" w:w="3307"/>
           </w:tcPr>
           <w:p>
             <w:r>
@@ -19210,7 +19210,7 @@
       <w:tr>
         <w:tc>
           <w:tcPr>
-            <w:tcW w:type="dxa" w:w="2880"/>
+            <w:tcW w:type="dxa" w:w="3307"/>
           </w:tcPr>
           <w:p>
             <w:r>
@@ -19229,7 +19229,7 @@
         </w:tc>
         <w:tc>
           <w:tcPr>
-            <w:tcW w:type="dxa" w:w="2880"/>
+            <w:tcW w:type="dxa" w:w="3307"/>
           </w:tcPr>
           <w:p>
             <w:r>
@@ -19304,7 +19304,7 @@
         </w:tc>
         <w:tc>
           <w:tcPr>
-            <w:tcW w:type="dxa" w:w="2880"/>
+            <w:tcW w:type="dxa" w:w="3307"/>
           </w:tcPr>
           <w:p>
             <w:r>
@@ -19332,7 +19332,7 @@
       <w:tr>
         <w:tc>
           <w:tcPr>
-            <w:tcW w:type="dxa" w:w="2880"/>
+            <w:tcW w:type="dxa" w:w="3307"/>
           </w:tcPr>
           <w:p>
             <w:r>
@@ -19351,7 +19351,7 @@
         </w:tc>
         <w:tc>
           <w:tcPr>
-            <w:tcW w:type="dxa" w:w="2880"/>
+            <w:tcW w:type="dxa" w:w="3307"/>
           </w:tcPr>
           <w:p>
             <w:r>
@@ -19370,7 +19370,7 @@
         </w:tc>
         <w:tc>
           <w:tcPr>
-            <w:tcW w:type="dxa" w:w="2880"/>
+            <w:tcW w:type="dxa" w:w="3307"/>
           </w:tcPr>
           <w:p>
             <w:r>
@@ -19440,18 +19440,18 @@
       <w:tblPr>
         <w:tblStyle w:val="TableGrid"/>
         <w:tblW w:type="auto" w:w="0"/>
-        <w:tblLayout w:type="autofit"/>
+        <w:tblLayout w:type="fixed"/>
         <w:tblLook w:firstColumn="1" w:firstRow="1" w:lastColumn="0" w:lastRow="0" w:noHBand="0" w:noVBand="1" w:val="04A0"/>
       </w:tblPr>
       <w:tblGrid>
-        <w:gridCol w:w="2880"/>
-        <w:gridCol w:w="2880"/>
-        <w:gridCol w:w="2880"/>
+        <w:gridCol w:w="3307"/>
+        <w:gridCol w:w="3307"/>
+        <w:gridCol w:w="3307"/>
       </w:tblGrid>
       <w:tr>
         <w:tc>
           <w:tcPr>
-            <w:tcW w:type="dxa" w:w="2880"/>
+            <w:tcW w:type="dxa" w:w="3307"/>
             <w:shd w:fill="D9E2F3"/>
           </w:tcPr>
           <w:p>
@@ -19473,7 +19473,7 @@
         </w:tc>
         <w:tc>
           <w:tcPr>
-            <w:tcW w:type="dxa" w:w="2880"/>
+            <w:tcW w:type="dxa" w:w="3307"/>
             <w:shd w:fill="D9E2F3"/>
           </w:tcPr>
           <w:p>
@@ -19495,7 +19495,7 @@
         </w:tc>
         <w:tc>
           <w:tcPr>
-            <w:tcW w:type="dxa" w:w="2880"/>
+            <w:tcW w:type="dxa" w:w="3307"/>
             <w:shd w:fill="D9E2F3"/>
           </w:tcPr>
           <w:p>
@@ -19519,7 +19519,7 @@
       <w:tr>
         <w:tc>
           <w:tcPr>
-            <w:tcW w:type="dxa" w:w="2880"/>
+            <w:tcW w:type="dxa" w:w="3307"/>
           </w:tcPr>
           <w:p>
             <w:r>
@@ -19538,7 +19538,7 @@
         </w:tc>
         <w:tc>
           <w:tcPr>
-            <w:tcW w:type="dxa" w:w="2880"/>
+            <w:tcW w:type="dxa" w:w="3307"/>
           </w:tcPr>
           <w:p>
             <w:r>
@@ -19558,7 +19558,7 @@
         </w:tc>
         <w:tc>
           <w:tcPr>
-            <w:tcW w:type="dxa" w:w="2880"/>
+            <w:tcW w:type="dxa" w:w="3307"/>
           </w:tcPr>
           <w:p>
             <w:r>
@@ -19579,7 +19579,7 @@
       <w:tr>
         <w:tc>
           <w:tcPr>
-            <w:tcW w:type="dxa" w:w="2880"/>
+            <w:tcW w:type="dxa" w:w="3307"/>
           </w:tcPr>
           <w:p>
             <w:r>
@@ -19612,7 +19612,7 @@
         </w:tc>
         <w:tc>
           <w:tcPr>
-            <w:tcW w:type="dxa" w:w="2880"/>
+            <w:tcW w:type="dxa" w:w="3307"/>
           </w:tcPr>
           <w:p>
             <w:r>
@@ -19632,7 +19632,7 @@
         </w:tc>
         <w:tc>
           <w:tcPr>
-            <w:tcW w:type="dxa" w:w="2880"/>
+            <w:tcW w:type="dxa" w:w="3307"/>
           </w:tcPr>
           <w:p>
             <w:r>
@@ -19653,7 +19653,7 @@
       <w:tr>
         <w:tc>
           <w:tcPr>
-            <w:tcW w:type="dxa" w:w="2880"/>
+            <w:tcW w:type="dxa" w:w="3307"/>
           </w:tcPr>
           <w:p>
             <w:r>
@@ -19672,7 +19672,7 @@
         </w:tc>
         <w:tc>
           <w:tcPr>
-            <w:tcW w:type="dxa" w:w="2880"/>
+            <w:tcW w:type="dxa" w:w="3307"/>
           </w:tcPr>
           <w:p>
             <w:r>
@@ -19692,7 +19692,7 @@
         </w:tc>
         <w:tc>
           <w:tcPr>
-            <w:tcW w:type="dxa" w:w="2880"/>
+            <w:tcW w:type="dxa" w:w="3307"/>
           </w:tcPr>
           <w:p>
             <w:r>
@@ -19713,7 +19713,7 @@
       <w:tr>
         <w:tc>
           <w:tcPr>
-            <w:tcW w:type="dxa" w:w="2880"/>
+            <w:tcW w:type="dxa" w:w="3307"/>
           </w:tcPr>
           <w:p>
             <w:r>
@@ -19774,7 +19774,7 @@
         </w:tc>
         <w:tc>
           <w:tcPr>
-            <w:tcW w:type="dxa" w:w="2880"/>
+            <w:tcW w:type="dxa" w:w="3307"/>
           </w:tcPr>
           <w:p>
             <w:r>
@@ -19794,7 +19794,7 @@
         </w:tc>
         <w:tc>
           <w:tcPr>
-            <w:tcW w:type="dxa" w:w="2880"/>
+            <w:tcW w:type="dxa" w:w="3307"/>
           </w:tcPr>
           <w:p>
             <w:r>
@@ -19815,7 +19815,7 @@
       <w:tr>
         <w:tc>
           <w:tcPr>
-            <w:tcW w:type="dxa" w:w="2880"/>
+            <w:tcW w:type="dxa" w:w="3307"/>
           </w:tcPr>
           <w:p>
             <w:r>
@@ -19834,7 +19834,7 @@
         </w:tc>
         <w:tc>
           <w:tcPr>
-            <w:tcW w:type="dxa" w:w="2880"/>
+            <w:tcW w:type="dxa" w:w="3307"/>
           </w:tcPr>
           <w:p>
             <w:r>
@@ -19854,7 +19854,7 @@
         </w:tc>
         <w:tc>
           <w:tcPr>
-            <w:tcW w:type="dxa" w:w="2880"/>
+            <w:tcW w:type="dxa" w:w="3307"/>
           </w:tcPr>
           <w:p>
             <w:r>
@@ -19875,7 +19875,7 @@
       <w:tr>
         <w:tc>
           <w:tcPr>
-            <w:tcW w:type="dxa" w:w="2880"/>
+            <w:tcW w:type="dxa" w:w="3307"/>
           </w:tcPr>
           <w:p>
             <w:r>
@@ -19908,7 +19908,7 @@
         </w:tc>
         <w:tc>
           <w:tcPr>
-            <w:tcW w:type="dxa" w:w="2880"/>
+            <w:tcW w:type="dxa" w:w="3307"/>
           </w:tcPr>
           <w:p>
             <w:r>
@@ -19928,7 +19928,7 @@
         </w:tc>
         <w:tc>
           <w:tcPr>
-            <w:tcW w:type="dxa" w:w="2880"/>
+            <w:tcW w:type="dxa" w:w="3307"/>
           </w:tcPr>
           <w:p>
             <w:r>
@@ -19949,7 +19949,7 @@
       <w:tr>
         <w:tc>
           <w:tcPr>
-            <w:tcW w:type="dxa" w:w="2880"/>
+            <w:tcW w:type="dxa" w:w="3307"/>
           </w:tcPr>
           <w:p>
             <w:r>
@@ -19968,7 +19968,7 @@
         </w:tc>
         <w:tc>
           <w:tcPr>
-            <w:tcW w:type="dxa" w:w="2880"/>
+            <w:tcW w:type="dxa" w:w="3307"/>
           </w:tcPr>
           <w:p>
             <w:r>
@@ -19988,7 +19988,7 @@
         </w:tc>
         <w:tc>
           <w:tcPr>
-            <w:tcW w:type="dxa" w:w="2880"/>
+            <w:tcW w:type="dxa" w:w="3307"/>
           </w:tcPr>
           <w:p>
             <w:r>
@@ -20009,7 +20009,7 @@
       <w:tr>
         <w:tc>
           <w:tcPr>
-            <w:tcW w:type="dxa" w:w="2880"/>
+            <w:tcW w:type="dxa" w:w="3307"/>
           </w:tcPr>
           <w:p>
             <w:r>
@@ -20035,7 +20035,7 @@
         </w:tc>
         <w:tc>
           <w:tcPr>
-            <w:tcW w:type="dxa" w:w="2880"/>
+            <w:tcW w:type="dxa" w:w="3307"/>
           </w:tcPr>
           <w:p>
             <w:r>
@@ -20055,7 +20055,7 @@
         </w:tc>
         <w:tc>
           <w:tcPr>
-            <w:tcW w:type="dxa" w:w="2880"/>
+            <w:tcW w:type="dxa" w:w="3307"/>
           </w:tcPr>
           <w:p>
             <w:r>
@@ -20076,7 +20076,7 @@
       <w:tr>
         <w:tc>
           <w:tcPr>
-            <w:tcW w:type="dxa" w:w="2880"/>
+            <w:tcW w:type="dxa" w:w="3307"/>
           </w:tcPr>
           <w:p>
             <w:r>
@@ -20095,7 +20095,7 @@
         </w:tc>
         <w:tc>
           <w:tcPr>
-            <w:tcW w:type="dxa" w:w="2880"/>
+            <w:tcW w:type="dxa" w:w="3307"/>
           </w:tcPr>
           <w:p>
             <w:r>
@@ -20115,7 +20115,7 @@
         </w:tc>
         <w:tc>
           <w:tcPr>
-            <w:tcW w:type="dxa" w:w="2880"/>
+            <w:tcW w:type="dxa" w:w="3307"/>
           </w:tcPr>
           <w:p>
             <w:r>
@@ -20293,18 +20293,18 @@
       <w:tblPr>
         <w:tblStyle w:val="TableGrid"/>
         <w:tblW w:type="auto" w:w="0"/>
-        <w:tblLayout w:type="autofit"/>
+        <w:tblLayout w:type="fixed"/>
         <w:tblLook w:firstColumn="1" w:firstRow="1" w:lastColumn="0" w:lastRow="0" w:noHBand="0" w:noVBand="1" w:val="04A0"/>
       </w:tblPr>
       <w:tblGrid>
-        <w:gridCol w:w="2880"/>
-        <w:gridCol w:w="2880"/>
-        <w:gridCol w:w="2880"/>
+        <w:gridCol w:w="3307"/>
+        <w:gridCol w:w="3307"/>
+        <w:gridCol w:w="3307"/>
       </w:tblGrid>
       <w:tr>
         <w:tc>
           <w:tcPr>
-            <w:tcW w:type="dxa" w:w="2880"/>
+            <w:tcW w:type="dxa" w:w="3307"/>
             <w:shd w:fill="D9E2F3"/>
           </w:tcPr>
           <w:p>
@@ -20326,7 +20326,7 @@
         </w:tc>
         <w:tc>
           <w:tcPr>
-            <w:tcW w:type="dxa" w:w="2880"/>
+            <w:tcW w:type="dxa" w:w="3307"/>
             <w:shd w:fill="D9E2F3"/>
           </w:tcPr>
           <w:p>
@@ -20348,7 +20348,7 @@
         </w:tc>
         <w:tc>
           <w:tcPr>
-            <w:tcW w:type="dxa" w:w="2880"/>
+            <w:tcW w:type="dxa" w:w="3307"/>
             <w:shd w:fill="D9E2F3"/>
           </w:tcPr>
           <w:p>
@@ -20372,7 +20372,7 @@
       <w:tr>
         <w:tc>
           <w:tcPr>
-            <w:tcW w:type="dxa" w:w="2880"/>
+            <w:tcW w:type="dxa" w:w="3307"/>
           </w:tcPr>
           <w:p>
             <w:r>
@@ -20419,7 +20419,7 @@
         </w:tc>
         <w:tc>
           <w:tcPr>
-            <w:tcW w:type="dxa" w:w="2880"/>
+            <w:tcW w:type="dxa" w:w="3307"/>
           </w:tcPr>
           <w:p>
             <w:r>
@@ -20446,7 +20446,7 @@
         </w:tc>
         <w:tc>
           <w:tcPr>
-            <w:tcW w:type="dxa" w:w="2880"/>
+            <w:tcW w:type="dxa" w:w="3307"/>
           </w:tcPr>
           <w:p>
             <w:r>
@@ -20586,18 +20586,18 @@
       <w:tblPr>
         <w:tblStyle w:val="TableGrid"/>
         <w:tblW w:type="auto" w:w="0"/>
-        <w:tblLayout w:type="autofit"/>
+        <w:tblLayout w:type="fixed"/>
         <w:tblLook w:firstColumn="1" w:firstRow="1" w:lastColumn="0" w:lastRow="0" w:noHBand="0" w:noVBand="1" w:val="04A0"/>
       </w:tblPr>
       <w:tblGrid>
-        <w:gridCol w:w="2880"/>
-        <w:gridCol w:w="2880"/>
-        <w:gridCol w:w="2880"/>
+        <w:gridCol w:w="3307"/>
+        <w:gridCol w:w="3307"/>
+        <w:gridCol w:w="3307"/>
       </w:tblGrid>
       <w:tr>
         <w:tc>
           <w:tcPr>
-            <w:tcW w:type="dxa" w:w="2880"/>
+            <w:tcW w:type="dxa" w:w="3307"/>
             <w:shd w:fill="D9E2F3"/>
           </w:tcPr>
           <w:p>
@@ -20619,7 +20619,7 @@
         </w:tc>
         <w:tc>
           <w:tcPr>
-            <w:tcW w:type="dxa" w:w="2880"/>
+            <w:tcW w:type="dxa" w:w="3307"/>
             <w:shd w:fill="D9E2F3"/>
           </w:tcPr>
           <w:p>
@@ -20641,7 +20641,7 @@
         </w:tc>
         <w:tc>
           <w:tcPr>
-            <w:tcW w:type="dxa" w:w="2880"/>
+            <w:tcW w:type="dxa" w:w="3307"/>
             <w:shd w:fill="D9E2F3"/>
           </w:tcPr>
           <w:p>
@@ -20665,7 +20665,7 @@
       <w:tr>
         <w:tc>
           <w:tcPr>
-            <w:tcW w:type="dxa" w:w="2880"/>
+            <w:tcW w:type="dxa" w:w="3307"/>
           </w:tcPr>
           <w:p>
             <w:r>
@@ -20684,7 +20684,7 @@
         </w:tc>
         <w:tc>
           <w:tcPr>
-            <w:tcW w:type="dxa" w:w="2880"/>
+            <w:tcW w:type="dxa" w:w="3307"/>
           </w:tcPr>
           <w:p>
             <w:r>
@@ -20710,7 +20710,7 @@
         </w:tc>
         <w:tc>
           <w:tcPr>
-            <w:tcW w:type="dxa" w:w="2880"/>
+            <w:tcW w:type="dxa" w:w="3307"/>
           </w:tcPr>
           <w:p>
             <w:r>
@@ -20731,7 +20731,7 @@
       <w:tr>
         <w:tc>
           <w:tcPr>
-            <w:tcW w:type="dxa" w:w="2880"/>
+            <w:tcW w:type="dxa" w:w="3307"/>
           </w:tcPr>
           <w:p>
             <w:r>
@@ -20750,7 +20750,7 @@
         </w:tc>
         <w:tc>
           <w:tcPr>
-            <w:tcW w:type="dxa" w:w="2880"/>
+            <w:tcW w:type="dxa" w:w="3307"/>
           </w:tcPr>
           <w:p>
             <w:r>
@@ -20769,7 +20769,7 @@
         </w:tc>
         <w:tc>
           <w:tcPr>
-            <w:tcW w:type="dxa" w:w="2880"/>
+            <w:tcW w:type="dxa" w:w="3307"/>
           </w:tcPr>
           <w:p>
             <w:r>
@@ -20790,7 +20790,7 @@
       <w:tr>
         <w:tc>
           <w:tcPr>
-            <w:tcW w:type="dxa" w:w="2880"/>
+            <w:tcW w:type="dxa" w:w="3307"/>
           </w:tcPr>
           <w:p>
             <w:r>
@@ -20809,7 +20809,7 @@
         </w:tc>
         <w:tc>
           <w:tcPr>
-            <w:tcW w:type="dxa" w:w="2880"/>
+            <w:tcW w:type="dxa" w:w="3307"/>
           </w:tcPr>
           <w:p>
             <w:r>
@@ -20835,7 +20835,7 @@
         </w:tc>
         <w:tc>
           <w:tcPr>
-            <w:tcW w:type="dxa" w:w="2880"/>
+            <w:tcW w:type="dxa" w:w="3307"/>
           </w:tcPr>
           <w:p>
             <w:r>
@@ -20856,7 +20856,7 @@
       <w:tr>
         <w:tc>
           <w:tcPr>
-            <w:tcW w:type="dxa" w:w="2880"/>
+            <w:tcW w:type="dxa" w:w="3307"/>
           </w:tcPr>
           <w:p>
             <w:r>
@@ -20875,7 +20875,7 @@
         </w:tc>
         <w:tc>
           <w:tcPr>
-            <w:tcW w:type="dxa" w:w="2880"/>
+            <w:tcW w:type="dxa" w:w="3307"/>
           </w:tcPr>
           <w:p>
             <w:r>
@@ -20894,7 +20894,7 @@
         </w:tc>
         <w:tc>
           <w:tcPr>
-            <w:tcW w:type="dxa" w:w="2880"/>
+            <w:tcW w:type="dxa" w:w="3307"/>
           </w:tcPr>
           <w:p>
             <w:r>
@@ -20915,7 +20915,7 @@
       <w:tr>
         <w:tc>
           <w:tcPr>
-            <w:tcW w:type="dxa" w:w="2880"/>
+            <w:tcW w:type="dxa" w:w="3307"/>
           </w:tcPr>
           <w:p>
             <w:r>
@@ -20934,7 +20934,7 @@
         </w:tc>
         <w:tc>
           <w:tcPr>
-            <w:tcW w:type="dxa" w:w="2880"/>
+            <w:tcW w:type="dxa" w:w="3307"/>
           </w:tcPr>
           <w:p>
             <w:r>
@@ -20960,7 +20960,7 @@
         </w:tc>
         <w:tc>
           <w:tcPr>
-            <w:tcW w:type="dxa" w:w="2880"/>
+            <w:tcW w:type="dxa" w:w="3307"/>
           </w:tcPr>
           <w:p>
             <w:r>
@@ -20981,7 +20981,7 @@
       <w:tr>
         <w:tc>
           <w:tcPr>
-            <w:tcW w:type="dxa" w:w="2880"/>
+            <w:tcW w:type="dxa" w:w="3307"/>
           </w:tcPr>
           <w:p>
             <w:r>
@@ -21000,7 +21000,7 @@
         </w:tc>
         <w:tc>
           <w:tcPr>
-            <w:tcW w:type="dxa" w:w="2880"/>
+            <w:tcW w:type="dxa" w:w="3307"/>
           </w:tcPr>
           <w:p>
             <w:r>
@@ -21033,7 +21033,7 @@
         </w:tc>
         <w:tc>
           <w:tcPr>
-            <w:tcW w:type="dxa" w:w="2880"/>
+            <w:tcW w:type="dxa" w:w="3307"/>
           </w:tcPr>
           <w:p>
             <w:r>
@@ -21118,19 +21118,19 @@
       <w:tblPr>
         <w:tblStyle w:val="TableGrid"/>
         <w:tblW w:type="auto" w:w="0"/>
-        <w:tblLayout w:type="autofit"/>
+        <w:tblLayout w:type="fixed"/>
         <w:tblLook w:firstColumn="1" w:firstRow="1" w:lastColumn="0" w:lastRow="0" w:noHBand="0" w:noVBand="1" w:val="04A0"/>
       </w:tblPr>
       <w:tblGrid>
-        <w:gridCol w:w="2160"/>
-        <w:gridCol w:w="2160"/>
-        <w:gridCol w:w="2160"/>
-        <w:gridCol w:w="2160"/>
+        <w:gridCol w:w="2480"/>
+        <w:gridCol w:w="2480"/>
+        <w:gridCol w:w="2480"/>
+        <w:gridCol w:w="2480"/>
       </w:tblGrid>
       <w:tr>
         <w:tc>
           <w:tcPr>
-            <w:tcW w:type="dxa" w:w="2160"/>
+            <w:tcW w:type="dxa" w:w="2480"/>
             <w:shd w:fill="D9E2F3"/>
           </w:tcPr>
           <w:p>
@@ -21152,7 +21152,7 @@
         </w:tc>
         <w:tc>
           <w:tcPr>
-            <w:tcW w:type="dxa" w:w="2160"/>
+            <w:tcW w:type="dxa" w:w="2480"/>
             <w:shd w:fill="D9E2F3"/>
           </w:tcPr>
           <w:p>
@@ -21174,7 +21174,7 @@
         </w:tc>
         <w:tc>
           <w:tcPr>
-            <w:tcW w:type="dxa" w:w="2160"/>
+            <w:tcW w:type="dxa" w:w="2480"/>
             <w:shd w:fill="D9E2F3"/>
           </w:tcPr>
           <w:p>
@@ -21196,7 +21196,7 @@
         </w:tc>
         <w:tc>
           <w:tcPr>
-            <w:tcW w:type="dxa" w:w="2160"/>
+            <w:tcW w:type="dxa" w:w="2480"/>
             <w:shd w:fill="D9E2F3"/>
           </w:tcPr>
           <w:p>
@@ -21220,7 +21220,7 @@
       <w:tr>
         <w:tc>
           <w:tcPr>
-            <w:tcW w:type="dxa" w:w="2160"/>
+            <w:tcW w:type="dxa" w:w="2480"/>
           </w:tcPr>
           <w:p>
             <w:r>
@@ -21239,7 +21239,7 @@
         </w:tc>
         <w:tc>
           <w:tcPr>
-            <w:tcW w:type="dxa" w:w="2160"/>
+            <w:tcW w:type="dxa" w:w="2480"/>
           </w:tcPr>
           <w:p>
             <w:r>
@@ -21258,7 +21258,7 @@
         </w:tc>
         <w:tc>
           <w:tcPr>
-            <w:tcW w:type="dxa" w:w="2160"/>
+            <w:tcW w:type="dxa" w:w="2480"/>
           </w:tcPr>
           <w:p>
             <w:r>
@@ -21292,7 +21292,7 @@
         </w:tc>
         <w:tc>
           <w:tcPr>
-            <w:tcW w:type="dxa" w:w="2160"/>
+            <w:tcW w:type="dxa" w:w="2480"/>
           </w:tcPr>
           <w:p>
             <w:r>
@@ -21314,7 +21314,7 @@
       <w:tr>
         <w:tc>
           <w:tcPr>
-            <w:tcW w:type="dxa" w:w="2160"/>
+            <w:tcW w:type="dxa" w:w="2480"/>
           </w:tcPr>
           <w:p>
             <w:r>
@@ -21333,7 +21333,7 @@
         </w:tc>
         <w:tc>
           <w:tcPr>
-            <w:tcW w:type="dxa" w:w="2160"/>
+            <w:tcW w:type="dxa" w:w="2480"/>
           </w:tcPr>
           <w:p>
             <w:r>
@@ -21352,7 +21352,7 @@
         </w:tc>
         <w:tc>
           <w:tcPr>
-            <w:tcW w:type="dxa" w:w="2160"/>
+            <w:tcW w:type="dxa" w:w="2480"/>
           </w:tcPr>
           <w:p>
             <w:r>
@@ -21371,7 +21371,7 @@
         </w:tc>
         <w:tc>
           <w:tcPr>
-            <w:tcW w:type="dxa" w:w="2160"/>
+            <w:tcW w:type="dxa" w:w="2480"/>
           </w:tcPr>
           <w:p>
             <w:r>
@@ -21400,7 +21400,7 @@
       <w:tr>
         <w:tc>
           <w:tcPr>
-            <w:tcW w:type="dxa" w:w="2160"/>
+            <w:tcW w:type="dxa" w:w="2480"/>
           </w:tcPr>
           <w:p>
             <w:r>
@@ -21433,7 +21433,7 @@
         </w:tc>
         <w:tc>
           <w:tcPr>
-            <w:tcW w:type="dxa" w:w="2160"/>
+            <w:tcW w:type="dxa" w:w="2480"/>
           </w:tcPr>
           <w:p>
             <w:r>
@@ -21452,7 +21452,7 @@
         </w:tc>
         <w:tc>
           <w:tcPr>
-            <w:tcW w:type="dxa" w:w="2160"/>
+            <w:tcW w:type="dxa" w:w="2480"/>
           </w:tcPr>
           <w:p>
             <w:r>
@@ -21471,7 +21471,7 @@
         </w:tc>
         <w:tc>
           <w:tcPr>
-            <w:tcW w:type="dxa" w:w="2160"/>
+            <w:tcW w:type="dxa" w:w="2480"/>
           </w:tcPr>
           <w:p>
             <w:r>
@@ -21500,7 +21500,7 @@
       <w:tr>
         <w:tc>
           <w:tcPr>
-            <w:tcW w:type="dxa" w:w="2160"/>
+            <w:tcW w:type="dxa" w:w="2480"/>
           </w:tcPr>
           <w:p>
             <w:r>
@@ -21519,7 +21519,7 @@
         </w:tc>
         <w:tc>
           <w:tcPr>
-            <w:tcW w:type="dxa" w:w="2160"/>
+            <w:tcW w:type="dxa" w:w="2480"/>
           </w:tcPr>
           <w:p>
             <w:r>
@@ -21538,7 +21538,7 @@
         </w:tc>
         <w:tc>
           <w:tcPr>
-            <w:tcW w:type="dxa" w:w="2160"/>
+            <w:tcW w:type="dxa" w:w="2480"/>
           </w:tcPr>
           <w:p>
             <w:r>
@@ -21564,7 +21564,7 @@
         </w:tc>
         <w:tc>
           <w:tcPr>
-            <w:tcW w:type="dxa" w:w="2160"/>
+            <w:tcW w:type="dxa" w:w="2480"/>
           </w:tcPr>
           <w:p>
             <w:r>
@@ -21701,19 +21701,19 @@
       <w:tblPr>
         <w:tblStyle w:val="TableGrid"/>
         <w:tblW w:type="auto" w:w="0"/>
-        <w:tblLayout w:type="autofit"/>
+        <w:tblLayout w:type="fixed"/>
         <w:tblLook w:firstColumn="1" w:firstRow="1" w:lastColumn="0" w:lastRow="0" w:noHBand="0" w:noVBand="1" w:val="04A0"/>
       </w:tblPr>
       <w:tblGrid>
-        <w:gridCol w:w="2160"/>
-        <w:gridCol w:w="2160"/>
-        <w:gridCol w:w="2160"/>
-        <w:gridCol w:w="2160"/>
+        <w:gridCol w:w="2480"/>
+        <w:gridCol w:w="2480"/>
+        <w:gridCol w:w="2480"/>
+        <w:gridCol w:w="2480"/>
       </w:tblGrid>
       <w:tr>
         <w:tc>
           <w:tcPr>
-            <w:tcW w:type="dxa" w:w="2160"/>
+            <w:tcW w:type="dxa" w:w="2480"/>
             <w:shd w:fill="D9E2F3"/>
           </w:tcPr>
           <w:p>
@@ -21735,7 +21735,7 @@
         </w:tc>
         <w:tc>
           <w:tcPr>
-            <w:tcW w:type="dxa" w:w="2160"/>
+            <w:tcW w:type="dxa" w:w="2480"/>
             <w:shd w:fill="D9E2F3"/>
           </w:tcPr>
           <w:p>
@@ -21757,7 +21757,7 @@
         </w:tc>
         <w:tc>
           <w:tcPr>
-            <w:tcW w:type="dxa" w:w="2160"/>
+            <w:tcW w:type="dxa" w:w="2480"/>
             <w:shd w:fill="D9E2F3"/>
           </w:tcPr>
           <w:p>
@@ -21779,7 +21779,7 @@
         </w:tc>
         <w:tc>
           <w:tcPr>
-            <w:tcW w:type="dxa" w:w="2160"/>
+            <w:tcW w:type="dxa" w:w="2480"/>
             <w:shd w:fill="D9E2F3"/>
           </w:tcPr>
           <w:p>
@@ -21803,7 +21803,7 @@
       <w:tr>
         <w:tc>
           <w:tcPr>
-            <w:tcW w:type="dxa" w:w="2160"/>
+            <w:tcW w:type="dxa" w:w="2480"/>
           </w:tcPr>
           <w:p>
             <w:r>
@@ -21822,7 +21822,7 @@
         </w:tc>
         <w:tc>
           <w:tcPr>
-            <w:tcW w:type="dxa" w:w="2160"/>
+            <w:tcW w:type="dxa" w:w="2480"/>
           </w:tcPr>
           <w:p>
             <w:r>
@@ -21841,7 +21841,7 @@
         </w:tc>
         <w:tc>
           <w:tcPr>
-            <w:tcW w:type="dxa" w:w="2160"/>
+            <w:tcW w:type="dxa" w:w="2480"/>
           </w:tcPr>
           <w:p>
             <w:r>
@@ -21860,7 +21860,7 @@
         </w:tc>
         <w:tc>
           <w:tcPr>
-            <w:tcW w:type="dxa" w:w="2160"/>
+            <w:tcW w:type="dxa" w:w="2480"/>
           </w:tcPr>
           <w:p>
             <w:r>
@@ -21881,7 +21881,7 @@
       <w:tr>
         <w:tc>
           <w:tcPr>
-            <w:tcW w:type="dxa" w:w="2160"/>
+            <w:tcW w:type="dxa" w:w="2480"/>
           </w:tcPr>
           <w:p>
             <w:r>
@@ -21900,7 +21900,7 @@
         </w:tc>
         <w:tc>
           <w:tcPr>
-            <w:tcW w:type="dxa" w:w="2160"/>
+            <w:tcW w:type="dxa" w:w="2480"/>
           </w:tcPr>
           <w:p>
             <w:r>
@@ -21919,7 +21919,7 @@
         </w:tc>
         <w:tc>
           <w:tcPr>
-            <w:tcW w:type="dxa" w:w="2160"/>
+            <w:tcW w:type="dxa" w:w="2480"/>
           </w:tcPr>
           <w:p>
             <w:r>
@@ -21952,7 +21952,7 @@
         </w:tc>
         <w:tc>
           <w:tcPr>
-            <w:tcW w:type="dxa" w:w="2160"/>
+            <w:tcW w:type="dxa" w:w="2480"/>
           </w:tcPr>
           <w:p>
             <w:r>
@@ -21973,7 +21973,7 @@
       <w:tr>
         <w:tc>
           <w:tcPr>
-            <w:tcW w:type="dxa" w:w="2160"/>
+            <w:tcW w:type="dxa" w:w="2480"/>
           </w:tcPr>
           <w:p>
             <w:r>
@@ -21992,7 +21992,7 @@
         </w:tc>
         <w:tc>
           <w:tcPr>
-            <w:tcW w:type="dxa" w:w="2160"/>
+            <w:tcW w:type="dxa" w:w="2480"/>
           </w:tcPr>
           <w:p>
             <w:r>
@@ -22011,7 +22011,7 @@
         </w:tc>
         <w:tc>
           <w:tcPr>
-            <w:tcW w:type="dxa" w:w="2160"/>
+            <w:tcW w:type="dxa" w:w="2480"/>
           </w:tcPr>
           <w:p>
             <w:r>
@@ -22030,7 +22030,7 @@
         </w:tc>
         <w:tc>
           <w:tcPr>
-            <w:tcW w:type="dxa" w:w="2160"/>
+            <w:tcW w:type="dxa" w:w="2480"/>
           </w:tcPr>
           <w:p>
             <w:r>
@@ -22053,8 +22053,8 @@
     <w:sectPr>
       <w:footerReference w:type="default" r:id="rId9"/>
       <w:headerReference w:type="default" r:id="rId10"/>
-      <w:pgSz w:w="12240" w:h="15840"/>
-      <w:pgMar w:top="1440" w:right="1800" w:bottom="1440" w:left="1800" w:header="720" w:footer="720" w:gutter="0"/>
+      <w:pgSz w:w="11906" w:h="16838"/>
+      <w:pgMar w:top="1417" w:right="850" w:bottom="1134" w:left="1134" w:header="720" w:footer="720" w:gutter="0"/>
       <w:cols w:space="720"/>
       <w:docGrid w:linePitch="360"/>
     </w:sectPr>
